--- a/Barrancabermeja_RBI/Informe_RBI_Barrancabermeja_5p.docx
+++ b/Barrancabermeja_RBI/Informe_RBI_Barrancabermeja_5p.docx
@@ -7,7 +7,7 @@
         <w:rPr>
           <w:b/>
           <w:color w:val="1F3864"/>
-          <w:sz w:val="32"/>
+          <w:sz w:val="30"/>
         </w:rPr>
         <w:t>DSS de beneficios económicos por RBI – Barrancabermeja</w:t>
       </w:r>
@@ -18,7 +18,7 @@
           <w:b w:val="0"/>
           <w:i/>
         </w:rPr>
-        <w:t>Metodología auditable basada en Oropallo et al., Safety Science 177 (2024) 106570, DOI 10.1016/j.ssci.2024.106570 · API RP 581 · API 580 · API 579-1/ASME FFS-1 · ASME PCC-2/PCC-3 · API 571 · ISO 14224 · ISO 15663 · ISO/TS 55010 · Fecha: 30-09-2026</w:t>
+        <w:t>Oropallo et al., Safety Science 177 (2024) 106570, DOI 10.1016/j.ssci.2024.106570 · API 581 · API 580 · PCC-3/PCC-2 · API 579-1 · API 571 · ISO 14224 · ISO 15663 · ISO/TS 55010 · 30-09-2026</w:t>
       </w:r>
     </w:p>
     <w:p>
@@ -28,69 +28,80 @@
           <w:i w:val="0"/>
           <w:color w:val="C00000"/>
         </w:rPr>
-        <w:t>AVISO DE HONESTIDAD: (1) Todo lo de Barrancabermeja (U-200, V-220) son cifras ILUSTRATIVAS para que el modelo corra; no hay datos de Ecopetrol. (2) Las normas API/ASME/ISO no estaban disponibles: la ubicación exacta de ecuaciones en la edición aplicable queda PENDIENTE; solo se da por verificado lo que cita el PDF de Oropallo (leído completo, 15 pp.). (3) Un intento propio de reconstruir el Df (Eqs. 4–7 con tablas recordadas) NO reprodujo la categoría 1C del paper y fue descartado.</w:t>
+        <w:t>AVISO. Las cifras de Barrancabermeja son ILUSTRATIVAS. Las normas no estaban disponibles: la ubicación exacta de ecuaciones, secciones y tablas en la edición aplicable es PENDIENTE; solo se da por verificado lo que cita el PDF de Oropallo, leído completo. Un motor propio de Df (Eqs. 4–7 con tablas recordadas) no reprodujo la categoría 1C del paper y se descartó.</w:t>
       </w:r>
     </w:p>
     <w:p>
       <w:pPr>
-        <w:spacing w:before="100" w:after="40"/>
+        <w:keepNext/>
+        <w:spacing w:before="80" w:after="30"/>
       </w:pPr>
       <w:r>
         <w:rPr>
           <w:b/>
           <w:color w:val="1F3864"/>
-          <w:sz w:val="24"/>
+          <w:sz w:val="23"/>
         </w:rPr>
-        <w:t>1. Hallazgos principales</w:t>
+        <w:t>1. Hallazgos y correcciones al encargo</w:t>
       </w:r>
     </w:p>
     <w:p>
       <w:pPr>
         <w:pStyle w:val="ListBullet"/>
-        <w:spacing w:after="20"/>
+        <w:spacing w:after="10"/>
       </w:pPr>
       <w:r>
-        <w:t>Oropallo demuestra, con datos reales de un intercambiador, que RBI cuesta menos que TBI (inspección + paro planificado) y que la NDE no intrusiva ahorra paro. Pero NO calcula EMV, ni descuenta, ni da VAN/SIR/ROI/payback.</w:t>
+        <w:t>RBI cuesta menos que TBI en el paper, pero sus totales fallan: Tabla 7 (RBI-2) suma 1.410 $ y no 1.170 $; Tabla 8 (RBI-1) suma 2.010 $ y no 1.080 $; la tasa de corrosión suma 0,202 y no 0,132 mm/a. Con esto las estrategias 2 y 4 empatan en 1.410 $ y la "mejor" del paper no se sostiene. Ajuste propuesto (modelo propio): Tabla 8, RBI-2, 2050 = 600 $ (CUIF-B), +240 $.</w:t>
       </w:r>
     </w:p>
     <w:p>
       <w:pPr>
         <w:pStyle w:val="ListBullet"/>
-        <w:spacing w:after="20"/>
+        <w:spacing w:after="10"/>
       </w:pPr>
       <w:r>
-        <w:t>Auditoría aritmética: Tabla 7 (estrategia 2) suma 1.410 $, no 1.170 $; Tabla 8 (estrategia 1) suma 2.010 $, no 1.080 $; la tasa de corrosión suma 0,202 mm/a, no 0,132. Con los totales corregidos, las estrategias 2 y 4 empatan (1.410 $) en modo intrusivo y no intrusivo: la "mejor" del paper (2 intrusiva; 1 no intrusiva) no se sostiene. La ventaja de RBI sobre TBI sí.</w:t>
+        <w:t>El paper no calcula EMV, VAN, SIR, ROI ni payback; sus ahorros son nominales. Este DSS los añade como modelo propio.</w:t>
       </w:r>
     </w:p>
     <w:p>
       <w:pPr>
         <w:pStyle w:val="ListBullet"/>
-        <w:spacing w:after="20"/>
+        <w:spacing w:after="10"/>
       </w:pPr>
       <w:r>
-        <w:t>Modelo ilustrativo Barrancabermeja: VAN(BEE) a 1 año = -314.883 $; a 10 años = 4.106.476 $; SIR = 3.09; ROI = 209 %; payback = 2029. Solo 16 % del VAN viene de riesgo evitado; el resto es flujo de caja (sobre todo paro planificado evitado al diferir el reemplazo de V-220). Es estructura, no resultado.</w:t>
+        <w:t>Constantes: 4.000 $/m² es el reemplazo, 10.000 $/persona la lesión, 0,1 persona/m² la densidad y 40.000 $ es la PRODUCCIÓN DIARIA (no un costo por metro de reemplazo). "LSE" y "DPN" no son términos de API 581; "VSL" de 10.000 $ es un costo de lesión, no un valor estadístico de la vida.</w:t>
       </w:r>
     </w:p>
     <w:p>
       <w:pPr>
         <w:pStyle w:val="ListBullet"/>
-        <w:spacing w:after="20"/>
+        <w:spacing w:after="10"/>
       </w:pPr>
       <w:r>
-        <w:t>En un riesgo 1C el beneficio no proviene de riesgo evitado (POF≈gff·FMS): proviene de inspeccionar menos y sin paro. El caso económico de Barrancabermeja debe buscarse en equipos de alta consecuencia y paros evitados grandes.</w:t>
+        <w:t>Ubicación en API 581: las tablas 15.2M y 16.2M que cita el paper indican Parte 2 §15 (corrosión externa) y §16 (CUI); el encargo dice §16 y §17. Verificar. ASME PCC-3 es planificación de inspección; la reparación es PCC-2. El paper no enumera "12 pasos" de COF.</w:t>
       </w:r>
     </w:p>
     <w:p>
       <w:pPr>
-        <w:spacing w:before="100" w:after="40"/>
+        <w:pStyle w:val="ListBullet"/>
+        <w:spacing w:after="10"/>
+      </w:pPr>
+      <w:r>
+        <w:t>Resultado del ejemplo del paper: VAN a 10 años del beneficio esperado = 5.789 $; 10.000 $ vienen de la parada interna TBI evitada, 270 $ de menor inspección y -290 $ es el ΔEMV (RBI acepta algo más de riesgo). En 1C no hay riesgo que cobrar.</w:t>
+      </w:r>
+    </w:p>
+    <w:p>
+      <w:pPr>
+        <w:keepNext/>
+        <w:spacing w:before="80" w:after="30"/>
       </w:pPr>
       <w:r>
         <w:rPr>
           <w:b/>
           <w:color w:val="1F3864"/>
-          <w:sz w:val="24"/>
+          <w:sz w:val="23"/>
         </w:rPr>
-        <w:t>2. Qué partes de Oropallo sirven para cuantificar beneficios económicos</w:t>
+        <w:t>2. Qué sirve de Oropallo para cuantificar beneficios</w:t>
       </w:r>
     </w:p>
     <w:tbl>
@@ -100,41 +111,39 @@
         <w:tblLook w:firstColumn="1" w:firstRow="1" w:lastColumn="0" w:lastRow="0" w:noHBand="0" w:noVBand="1" w:val="04A0"/>
       </w:tblPr>
       <w:tblGrid>
-        <w:gridCol w:w="3437"/>
-        <w:gridCol w:w="3437"/>
-        <w:gridCol w:w="3437"/>
+        <w:gridCol w:w="3513"/>
+        <w:gridCol w:w="3513"/>
+        <w:gridCol w:w="3513"/>
       </w:tblGrid>
       <w:tr>
         <w:tc>
           <w:tcPr>
-            <w:tcW w:type="dxa" w:w="3572"/>
+            <w:tcW w:type="dxa" w:w="3175"/>
             <w:shd w:val="clear" w:color="auto" w:fill="1F3864"/>
           </w:tcPr>
           <w:p>
             <w:pPr>
               <w:spacing w:after="0"/>
             </w:pPr>
-            <w:r/>
             <w:r>
               <w:rPr>
                 <w:b/>
                 <w:color w:val="FFFFFF"/>
                 <w:sz w:val="16"/>
               </w:rPr>
-              <w:t>Elemento (nº, pág.)</w:t>
-            </w:r>
-          </w:p>
-        </w:tc>
-        <w:tc>
-          <w:tcPr>
-            <w:tcW w:type="dxa" w:w="5499"/>
+              <w:t>Elemento (pág.)</w:t>
+            </w:r>
+          </w:p>
+        </w:tc>
+        <w:tc>
+          <w:tcPr>
+            <w:tcW w:type="dxa" w:w="5839"/>
             <w:shd w:val="clear" w:color="auto" w:fill="1F3864"/>
           </w:tcPr>
           <w:p>
             <w:pPr>
               <w:spacing w:after="0"/>
             </w:pPr>
-            <w:r/>
             <w:r>
               <w:rPr>
                 <w:b/>
@@ -147,14 +156,13 @@
         </w:tc>
         <w:tc>
           <w:tcPr>
-            <w:tcW w:type="dxa" w:w="1757"/>
+            <w:tcW w:type="dxa" w:w="1474"/>
             <w:shd w:val="clear" w:color="auto" w:fill="1F3864"/>
           </w:tcPr>
           <w:p>
             <w:pPr>
               <w:spacing w:after="0"/>
             </w:pPr>
-            <w:r/>
             <w:r>
               <w:rPr>
                 <w:b/>
@@ -169,13 +177,12 @@
       <w:tr>
         <w:tc>
           <w:tcPr>
-            <w:tcW w:type="dxa" w:w="3572"/>
-          </w:tcPr>
-          <w:p>
-            <w:pPr>
-              <w:spacing w:after="0"/>
-            </w:pPr>
-            <w:r/>
+            <w:tcW w:type="dxa" w:w="3175"/>
+          </w:tcPr>
+          <w:p>
+            <w:pPr>
+              <w:spacing w:after="0"/>
+            </w:pPr>
             <w:r>
               <w:rPr>
                 <w:sz w:val="16"/>
@@ -186,30 +193,28 @@
         </w:tc>
         <w:tc>
           <w:tcPr>
-            <w:tcW w:type="dxa" w:w="5499"/>
-          </w:tcPr>
-          <w:p>
-            <w:pPr>
-              <w:spacing w:after="0"/>
-            </w:pPr>
-            <w:r/>
+            <w:tcW w:type="dxa" w:w="5839"/>
+          </w:tcPr>
+          <w:p>
+            <w:pPr>
+              <w:spacing w:after="0"/>
+            </w:pPr>
             <w:r>
               <w:rPr>
                 <w:sz w:val="16"/>
               </w:rPr>
-              <w:t>Núcleo de POF; base de EMV</w:t>
-            </w:r>
-          </w:p>
-        </w:tc>
-        <w:tc>
-          <w:tcPr>
-            <w:tcW w:type="dxa" w:w="1757"/>
-          </w:tcPr>
-          <w:p>
-            <w:pPr>
-              <w:spacing w:after="0"/>
-            </w:pPr>
-            <w:r/>
+              <w:t>Núcleo de POF y EMV</w:t>
+            </w:r>
+          </w:p>
+        </w:tc>
+        <w:tc>
+          <w:tcPr>
+            <w:tcW w:type="dxa" w:w="1474"/>
+          </w:tcPr>
+          <w:p>
+            <w:pPr>
+              <w:spacing w:after="0"/>
+            </w:pPr>
             <w:r>
               <w:rPr>
                 <w:sz w:val="16"/>
@@ -222,47 +227,44 @@
       <w:tr>
         <w:tc>
           <w:tcPr>
-            <w:tcW w:type="dxa" w:w="3572"/>
-          </w:tcPr>
-          <w:p>
-            <w:pPr>
-              <w:spacing w:after="0"/>
-            </w:pPr>
-            <w:r/>
+            <w:tcW w:type="dxa" w:w="3175"/>
+          </w:tcPr>
+          <w:p>
+            <w:pPr>
+              <w:spacing w:after="0"/>
+            </w:pPr>
             <w:r>
               <w:rPr>
                 <w:sz w:val="16"/>
               </w:rPr>
-              <w:t>Eq. 7 (p.5–6) + Tabla 1 (p.5)</w:t>
-            </w:r>
-          </w:p>
-        </w:tc>
-        <w:tc>
-          <w:tcPr>
-            <w:tcW w:type="dxa" w:w="5499"/>
-          </w:tcPr>
-          <w:p>
-            <w:pPr>
-              <w:spacing w:after="0"/>
-            </w:pPr>
-            <w:r/>
+              <w:t>Eq. 7 + Tabla 1 (p.5–6)</w:t>
+            </w:r>
+          </w:p>
+        </w:tc>
+        <w:tc>
+          <w:tcPr>
+            <w:tcW w:type="dxa" w:w="5839"/>
+          </w:tcPr>
+          <w:p>
+            <w:pPr>
+              <w:spacing w:after="0"/>
+            </w:pPr>
             <w:r>
               <w:rPr>
                 <w:sz w:val="16"/>
               </w:rPr>
-              <w:t>Actualización bayesiana del Df por NDE (efectividad A–E)</w:t>
-            </w:r>
-          </w:p>
-        </w:tc>
-        <w:tc>
-          <w:tcPr>
-            <w:tcW w:type="dxa" w:w="1757"/>
-          </w:tcPr>
-          <w:p>
-            <w:pPr>
-              <w:spacing w:after="0"/>
-            </w:pPr>
-            <w:r/>
+              <w:t>Actualización bayesiana del Df por NDE (A–E)</w:t>
+            </w:r>
+          </w:p>
+        </w:tc>
+        <w:tc>
+          <w:tcPr>
+            <w:tcW w:type="dxa" w:w="1474"/>
+          </w:tcPr>
+          <w:p>
+            <w:pPr>
+              <w:spacing w:after="0"/>
+            </w:pPr>
             <w:r>
               <w:rPr>
                 <w:sz w:val="16"/>
@@ -275,47 +277,44 @@
       <w:tr>
         <w:tc>
           <w:tcPr>
-            <w:tcW w:type="dxa" w:w="3572"/>
-          </w:tcPr>
-          <w:p>
-            <w:pPr>
-              <w:spacing w:after="0"/>
-            </w:pPr>
-            <w:r/>
+            <w:tcW w:type="dxa" w:w="3175"/>
+          </w:tcPr>
+          <w:p>
+            <w:pPr>
+              <w:spacing w:after="0"/>
+            </w:pPr>
             <w:r>
               <w:rPr>
                 <w:sz w:val="16"/>
               </w:rPr>
-              <w:t>Eq. 13 (p.6–7) FC=Σ5 componentes</w:t>
-            </w:r>
-          </w:p>
-        </w:tc>
-        <w:tc>
-          <w:tcPr>
-            <w:tcW w:type="dxa" w:w="5499"/>
-          </w:tcPr>
-          <w:p>
-            <w:pPr>
-              <w:spacing w:after="0"/>
-            </w:pPr>
-            <w:r/>
+              <w:t>Eq. 13 (p.6–7) FC</w:t>
+            </w:r>
+          </w:p>
+        </w:tc>
+        <w:tc>
+          <w:tcPr>
+            <w:tcW w:type="dxa" w:w="5839"/>
+          </w:tcPr>
+          <w:p>
+            <w:pPr>
+              <w:spacing w:after="0"/>
+            </w:pPr>
             <w:r>
               <w:rPr>
                 <w:sz w:val="16"/>
               </w:rPr>
-              <w:t>COF en $; contiene el paro NO planificado (anti doble conteo)</w:t>
-            </w:r>
-          </w:p>
-        </w:tc>
-        <w:tc>
-          <w:tcPr>
-            <w:tcW w:type="dxa" w:w="1757"/>
-          </w:tcPr>
-          <w:p>
-            <w:pPr>
-              <w:spacing w:after="0"/>
-            </w:pPr>
-            <w:r/>
+              <w:t>COF en $; incluye paro NO planificado</w:t>
+            </w:r>
+          </w:p>
+        </w:tc>
+        <w:tc>
+          <w:tcPr>
+            <w:tcW w:type="dxa" w:w="1474"/>
+          </w:tcPr>
+          <w:p>
+            <w:pPr>
+              <w:spacing w:after="0"/>
+            </w:pPr>
             <w:r>
               <w:rPr>
                 <w:sz w:val="16"/>
@@ -328,52 +327,49 @@
       <w:tr>
         <w:tc>
           <w:tcPr>
-            <w:tcW w:type="dxa" w:w="3572"/>
-          </w:tcPr>
-          <w:p>
-            <w:pPr>
-              <w:spacing w:after="0"/>
-            </w:pPr>
-            <w:r/>
+            <w:tcW w:type="dxa" w:w="3175"/>
+          </w:tcPr>
+          <w:p>
+            <w:pPr>
+              <w:spacing w:after="0"/>
+            </w:pPr>
             <w:r>
               <w:rPr>
                 <w:sz w:val="16"/>
               </w:rPr>
-              <w:t>Tablas 4–5 (p.9–10); 6 (p.10); 7–10 (p.12)</w:t>
-            </w:r>
-          </w:p>
-        </w:tc>
-        <w:tc>
-          <w:tcPr>
-            <w:tcW w:type="dxa" w:w="5499"/>
-          </w:tcPr>
-          <w:p>
-            <w:pPr>
-              <w:spacing w:after="0"/>
-            </w:pPr>
-            <w:r/>
+              <w:t>Tablas 4–10 (p.9–12)</w:t>
+            </w:r>
+          </w:p>
+        </w:tc>
+        <w:tc>
+          <w:tcPr>
+            <w:tcW w:type="dxa" w:w="5839"/>
+          </w:tcPr>
+          <w:p>
+            <w:pPr>
+              <w:spacing w:after="0"/>
+            </w:pPr>
             <w:r>
               <w:rPr>
                 <w:sz w:val="16"/>
               </w:rPr>
-              <w:t>Costos, horas de paro, plan por año y totales TBI vs RBI</w:t>
-            </w:r>
-          </w:p>
-        </w:tc>
-        <w:tc>
-          <w:tcPr>
-            <w:tcW w:type="dxa" w:w="1757"/>
-          </w:tcPr>
-          <w:p>
-            <w:pPr>
-              <w:spacing w:after="0"/>
-            </w:pPr>
-            <w:r/>
+              <w:t>Costos, horas de paro, plan y totales TBI vs RBI</w:t>
+            </w:r>
+          </w:p>
+        </w:tc>
+        <w:tc>
+          <w:tcPr>
+            <w:tcW w:type="dxa" w:w="1474"/>
+          </w:tcPr>
+          <w:p>
+            <w:pPr>
+              <w:spacing w:after="0"/>
+            </w:pPr>
             <w:r>
               <w:rPr>
                 <w:sz w:val="16"/>
               </w:rPr>
-              <w:t>Alta (único dato de costo real)</w:t>
+              <w:t>Alta</w:t>
             </w:r>
           </w:p>
         </w:tc>
@@ -381,52 +377,49 @@
       <w:tr>
         <w:tc>
           <w:tcPr>
-            <w:tcW w:type="dxa" w:w="3572"/>
-          </w:tcPr>
-          <w:p>
-            <w:pPr>
-              <w:spacing w:after="0"/>
-            </w:pPr>
-            <w:r/>
+            <w:tcW w:type="dxa" w:w="3175"/>
+          </w:tcPr>
+          <w:p>
+            <w:pPr>
+              <w:spacing w:after="0"/>
+            </w:pPr>
             <w:r>
               <w:rPr>
                 <w:sz w:val="16"/>
               </w:rPr>
-              <w:t>Fig. 5 (p.10) / Fig. 6 (p.11)</w:t>
-            </w:r>
-          </w:p>
-        </w:tc>
-        <w:tc>
-          <w:tcPr>
-            <w:tcW w:type="dxa" w:w="5499"/>
-          </w:tcPr>
-          <w:p>
-            <w:pPr>
-              <w:spacing w:after="0"/>
-            </w:pPr>
-            <w:r/>
+              <w:t>Fig. 5–6 (p.10–11) · Fig. 7–8 (p.13)</w:t>
+            </w:r>
+          </w:p>
+        </w:tc>
+        <w:tc>
+          <w:tcPr>
+            <w:tcW w:type="dxa" w:w="5839"/>
+          </w:tcPr>
+          <w:p>
+            <w:pPr>
+              <w:spacing w:after="0"/>
+            </w:pPr>
             <w:r>
               <w:rPr>
                 <w:sz w:val="16"/>
               </w:rPr>
-              <w:t>Matriz 5×5 (1C, target medio, PoF máx. 3) y riesgo vs tiempo</w:t>
-            </w:r>
-          </w:p>
-        </w:tc>
-        <w:tc>
-          <w:tcPr>
-            <w:tcW w:type="dxa" w:w="1757"/>
-          </w:tcPr>
-          <w:p>
-            <w:pPr>
-              <w:spacing w:after="0"/>
-            </w:pPr>
-            <w:r/>
+              <w:t>Matriz 1C/target medio/PoF máx. 3 · costo acumulado</w:t>
+            </w:r>
+          </w:p>
+        </w:tc>
+        <w:tc>
+          <w:tcPr>
+            <w:tcW w:type="dxa" w:w="1474"/>
+          </w:tcPr>
+          <w:p>
+            <w:pPr>
+              <w:spacing w:after="0"/>
+            </w:pPr>
             <w:r>
               <w:rPr>
                 <w:sz w:val="16"/>
               </w:rPr>
-              <w:t>Media</w:t>
+              <w:t>Media · Alta</w:t>
             </w:r>
           </w:p>
         </w:tc>
@@ -434,105 +427,49 @@
       <w:tr>
         <w:tc>
           <w:tcPr>
-            <w:tcW w:type="dxa" w:w="3572"/>
-          </w:tcPr>
-          <w:p>
-            <w:pPr>
-              <w:spacing w:after="0"/>
-            </w:pPr>
-            <w:r/>
+            <w:tcW w:type="dxa" w:w="3175"/>
+          </w:tcPr>
+          <w:p>
+            <w:pPr>
+              <w:spacing w:after="0"/>
+            </w:pPr>
             <w:r>
               <w:rPr>
                 <w:sz w:val="16"/>
               </w:rPr>
-              <w:t>Fig. 7–8 (p.13)</w:t>
-            </w:r>
-          </w:p>
-        </w:tc>
-        <w:tc>
-          <w:tcPr>
-            <w:tcW w:type="dxa" w:w="5499"/>
-          </w:tcPr>
-          <w:p>
-            <w:pPr>
-              <w:spacing w:after="0"/>
-            </w:pPr>
-            <w:r/>
+              <w:t>Eqs. 2–6, 8–12; Tablas 2–3</w:t>
+            </w:r>
+          </w:p>
+        </w:tc>
+        <w:tc>
+          <w:tcPr>
+            <w:tcW w:type="dxa" w:w="5839"/>
+          </w:tcPr>
+          <w:p>
+            <w:pPr>
+              <w:spacing w:after="0"/>
+            </w:pPr>
             <w:r>
               <w:rPr>
                 <w:sz w:val="16"/>
               </w:rPr>
-              <w:t>Costo acumulado TBI vs RBI (replicado en la hoja)</w:t>
-            </w:r>
-          </w:p>
-        </w:tc>
-        <w:tc>
-          <w:tcPr>
-            <w:tcW w:type="dxa" w:w="1757"/>
-          </w:tcPr>
-          <w:p>
-            <w:pPr>
-              <w:spacing w:after="0"/>
-            </w:pPr>
-            <w:r/>
+              <w:t>Insumos técnicos y de área</w:t>
+            </w:r>
+          </w:p>
+        </w:tc>
+        <w:tc>
+          <w:tcPr>
+            <w:tcW w:type="dxa" w:w="1474"/>
+          </w:tcPr>
+          <w:p>
+            <w:pPr>
+              <w:spacing w:after="0"/>
+            </w:pPr>
             <w:r>
               <w:rPr>
                 <w:sz w:val="16"/>
               </w:rPr>
-              <w:t>Alta</w:t>
-            </w:r>
-          </w:p>
-        </w:tc>
-      </w:tr>
-      <w:tr>
-        <w:tc>
-          <w:tcPr>
-            <w:tcW w:type="dxa" w:w="3572"/>
-          </w:tcPr>
-          <w:p>
-            <w:pPr>
-              <w:spacing w:after="0"/>
-            </w:pPr>
-            <w:r/>
-            <w:r>
-              <w:rPr>
-                <w:sz w:val="16"/>
-              </w:rPr>
-              <w:t>Eqs. 2–6, 8–12; Tablas 2–3; Fig. 1–4</w:t>
-            </w:r>
-          </w:p>
-        </w:tc>
-        <w:tc>
-          <w:tcPr>
-            <w:tcW w:type="dxa" w:w="5499"/>
-          </w:tcPr>
-          <w:p>
-            <w:pPr>
-              <w:spacing w:after="0"/>
-            </w:pPr>
-            <w:r/>
-            <w:r>
-              <w:rPr>
-                <w:sz w:val="16"/>
-              </w:rPr>
-              <w:t>Insumos técnicos (corrosión, resistencia, CA) y arquitectura</w:t>
-            </w:r>
-          </w:p>
-        </w:tc>
-        <w:tc>
-          <w:tcPr>
-            <w:tcW w:type="dxa" w:w="1757"/>
-          </w:tcPr>
-          <w:p>
-            <w:pPr>
-              <w:spacing w:after="0"/>
-            </w:pPr>
-            <w:r/>
-            <w:r>
-              <w:rPr>
-                <w:sz w:val="16"/>
-              </w:rPr>
-              <w:t>Baja/Media</w:t>
+              <w:t>Baja</w:t>
             </w:r>
           </w:p>
         </w:tc>
@@ -540,110 +477,98 @@
     </w:tbl>
     <w:p>
       <w:pPr>
-        <w:spacing w:after="20"/>
+        <w:spacing w:after="0"/>
       </w:pPr>
     </w:p>
     <w:p>
+      <w:r>
+        <w:br w:type="page"/>
+      </w:r>
+    </w:p>
+    <w:p>
       <w:pPr>
-        <w:spacing w:before="100" w:after="40"/>
+        <w:keepNext/>
+        <w:spacing w:before="80" w:after="30"/>
       </w:pPr>
       <w:r>
         <w:rPr>
           <w:b/>
           <w:color w:val="1F3864"/>
-          <w:sz w:val="24"/>
+          <w:sz w:val="23"/>
         </w:rPr>
-        <w:t>3. Metodología integrada VAN ↔ Oropallo ↔ API 581 (paso a paso)</w:t>
+        <w:t>3. Metodología paso a paso (lista para planta)</w:t>
       </w:r>
     </w:p>
     <w:p>
       <w:pPr>
         <w:pStyle w:val="ListBullet"/>
-        <w:spacing w:after="20"/>
+        <w:spacing w:after="10"/>
       </w:pPr>
       <w:r>
-        <w:t>Paso 1 · Fronteras: equipo/circuito, mecanismos de daño (API 571), horizonte económico (aquí 10 años; Oropallo planifica 2023–2056) y alternativas: 0 = TBI/actual, 1 = RBI(+NDE+FFS+reparación).</w:t>
+        <w:t>1. Configurar (API 580/581 P1, PCC-3): circuitos, mecanismos (API 571), matriz RAM y risk target corporativos.</w:t>
       </w:r>
     </w:p>
     <w:p>
       <w:pPr>
         <w:pStyle w:val="ListBullet"/>
-        <w:spacing w:after="20"/>
+        <w:spacing w:after="10"/>
       </w:pPr>
       <w:r>
-        <w:t>Paso 2 · Riesgo técnico por año: POF(t)=gff·Df(t)·FMS (Oropallo Eq.1 p.4; API 581 Parte 2, ecuación PENDIENTE de ubicar). Df(t) de Eqs. 4–8 (p.5–6) o del software RBI; categoría 1–5 (Fig. 5).</w:t>
+        <w:t>2. Línea base (API 581 P2/P3): gff, FMS, Df por mecanismo; COF=ΣFC; EMV₀=POF₀·COF₀.</w:t>
       </w:r>
     </w:p>
     <w:p>
       <w:pPr>
         <w:pStyle w:val="ListBullet"/>
-        <w:spacing w:after="20"/>
+        <w:spacing w:after="10"/>
       </w:pPr>
       <w:r>
-        <w:t>Paso 3 · COF financiera en $: FC=FC_cmd+FC_affa+FC_prod+FC_inj+FC_environ (Eq.13 p.6–7). El paro NO planificado vive aquí.</w:t>
+        <w:t>3. Posicionar en la matriz (Df × FC); si el nivel supera el target en el horizonte, programar intervención.</w:t>
       </w:r>
     </w:p>
     <w:p>
       <w:pPr>
         <w:pStyle w:val="ListBullet"/>
-        <w:spacing w:after="20"/>
+        <w:spacing w:after="10"/>
       </w:pPr>
       <w:r>
-        <w:t>Paso 4 · EMV_j(t)=POF_j(t)×COF(t) para cada alternativa j=0,1 (Oropallo no lo calcula: es el aporte de este DSS); ΔEMV=EMV₀−EMV₁. Es valor esperado, no caja.</w:t>
+        <w:t>4. Inspeccionar antes de cruzar el target (regla de Oropallo); elegir técnica y efectividad A–E.</w:t>
       </w:r>
     </w:p>
     <w:p>
       <w:pPr>
         <w:pStyle w:val="ListBullet"/>
-        <w:spacing w:after="20"/>
+        <w:spacing w:after="10"/>
       </w:pPr>
       <w:r>
-        <w:t>Paso 5 · Regla de planificación de Oropallo (p.7–9): inspeccionar justo antes de que el riesgo alcance el risk target (Fig. 5–6); fija años y efectividad (Tabla 6). Verificar con la matriz RAM antes/después.</w:t>
+        <w:t>5. Actualizar Df con la efectividad (Bayes, Eq. 7) → POF₁ y nueva posición; reevaluar tras cada inspección.</w:t>
       </w:r>
     </w:p>
     <w:p>
       <w:pPr>
         <w:pStyle w:val="ListBullet"/>
-        <w:spacing w:after="20"/>
+        <w:spacing w:after="10"/>
       </w:pPr>
       <w:r>
-        <w:t>Paso 6 · Flujos ciertos por alternativa: inspección/NDE (Tablas 4–5), sistema RBI (210 $/activo), paro planificado = horas/24×producción diaria (Tablas 9–10), FFS, reparación/reemplazo, OPEX.</w:t>
+        <w:t>6. Si persiste el exceso o hay daño: FFS Nivel 1→2→3 (API 579-1). Apto: recalcular Df con el nuevo estado y vida remanente. No apto: costo de reparación o reemplazo (PCC-2) y nuevo Df.</w:t>
       </w:r>
     </w:p>
     <w:p>
       <w:pPr>
         <w:pStyle w:val="ListBullet"/>
-        <w:spacing w:after="20"/>
+        <w:spacing w:after="10"/>
       </w:pPr>
       <w:r>
-        <w:t>Paso 7 · Costo esperado total de cada alternativa: C_j=Σ_t (Caja_jt+EMV_jt)/(1+r)^t (criterio de Khan &amp; Haddara 2004; Straub &amp; Faber 2005; Kallen &amp; van Noortwijk 2005; estructura LCC de ISO 15663).</w:t>
+        <w:t>7. Flujos ciertos: inspección, FFS, reparación (+diferimiento), OPEX, paro planificado. El paro no planificado solo dentro de EMV.</w:t>
       </w:r>
     </w:p>
     <w:p>
       <w:pPr>
         <w:pStyle w:val="ListBullet"/>
-        <w:spacing w:after="20"/>
+        <w:spacing w:after="10"/>
       </w:pPr>
       <w:r>
-        <w:t>Paso 8 · Beneficio de RBI: VAN=C₀−C₁ = Σ[ΔCaja_t+ΔEMV_t]/(1+r)^t, a 1 y 10 años. SIR, ROI y payback se calculan sobre los mismos flujos (definiciones propias, no normativas).</w:t>
-      </w:r>
-    </w:p>
-    <w:p>
-      <w:pPr>
-        <w:pStyle w:val="ListBullet"/>
-        <w:spacing w:after="20"/>
-      </w:pPr>
-      <w:r>
-        <w:t>Paso 9 · Anti doble conteo: (a) paro no planificado solo en COF; (b) inspección reduce POF por información, la reparación por reset de Df: cada reducción se cuenta una vez; (c) FC_cmd (falla) ≠ costo de reparación planificada; (d) lesiones aparte (no caja).</w:t>
-      </w:r>
-    </w:p>
-    <w:p>
-      <w:pPr>
-        <w:pStyle w:val="ListBullet"/>
-        <w:spacing w:after="20"/>
-      </w:pPr>
-      <w:r>
-        <w:t>Paso 10 · Sensibilidad y control: bajo/base/alto en precio, margen, downtime, inspección, reparación (ISO 15663); comprobar que el camino RBI cumple el risk target y que Δcosto esperado = ΔCaja + ΔEMV (identidad de control).</w:t>
+        <w:t>8. Indicadores y sensibilidad (ISO 15663); 9. Validar contra Oropallo y etiquetar dato/supuesto/pendiente (ISO/TS 55010).</w:t>
       </w:r>
     </w:p>
     <w:p>
@@ -652,20 +577,21 @@
           <w:b/>
           <w:i w:val="0"/>
         </w:rPr>
-        <w:t>Ecuaciones clave (modelo propio sobre Eq. 1 y Eq. 13 de Oropallo): EMV_j(t)=gff·Df_j(t)·FMS·ΣFC ; ΔEMV=EMV₀−EMV₁ ; BEE_t=ΔEMV_caja-eq+ΔCaja_t ; VAN_n=Σ_{t≤n}BEE_t/(1+r)^t ; SIR=VP beneficios brutos/VP costos brutos ; ROI=(VP ben−VP cost)/VP cost ; FMS=10^(−0,02·pscore+1) (API 581 Anexo 2.A, fórmula recordada, por verificar; 750 pts ⇒ 0,316).</w:t>
+        <w:t>Fórmulas (modelo propio sobre Eq. 1 y 13): FC=FC_cmd+FC_affa+FC_prod+FC_inj+FC_env · FC_cmd=CA_cmd·4.000 · LSE=FC_inj=CA_inj·ρ·C_inj · FC_inj general=CA_inj·ρ·(P_les·C_les+P_fatal·VSL) · DPN=FC−recuperaciones · EMV_j=gff·Df_j·FMS·FC · ΔEMV=EMV₀−EMV₁ · Beneficio_t=ΔEMV+ahorro inspección+ahorro pérdida de producción planificada · VAN_n=Σ_{t≤n}Beneficio_t/(1+r)^t · SIR=VP ben./VP costos · ROI=(VP ben−VP costos)/VP costos · CEA=VAN·r/(1−(1+r)^−n) (y promedio nominal de Δproducción+Δinspección+ΔEMV) · FMS=10^(−0,02·pscore+1) (recordada).</w:t>
       </w:r>
     </w:p>
     <w:p>
       <w:pPr>
-        <w:spacing w:before="100" w:after="40"/>
+        <w:keepNext/>
+        <w:spacing w:before="80" w:after="30"/>
       </w:pPr>
       <w:r>
         <w:rPr>
           <w:b/>
           <w:color w:val="1F3864"/>
-          <w:sz w:val="20"/>
+          <w:sz w:val="19"/>
         </w:rPr>
-        <w:t>4. Literatura para integrar el VAN (DOI)</w:t>
+        <w:t>4. Qué parte de cada norma aplica a cada paso</w:t>
       </w:r>
     </w:p>
     <w:tbl>
@@ -675,28 +601,48 @@
         <w:tblLook w:firstColumn="1" w:firstRow="1" w:lastColumn="0" w:lastRow="0" w:noHBand="0" w:noVBand="1" w:val="04A0"/>
       </w:tblPr>
       <w:tblGrid>
-        <w:gridCol w:w="3437"/>
-        <w:gridCol w:w="3437"/>
-        <w:gridCol w:w="3437"/>
+        <w:gridCol w:w="2108"/>
+        <w:gridCol w:w="2108"/>
+        <w:gridCol w:w="2108"/>
+        <w:gridCol w:w="2108"/>
+        <w:gridCol w:w="2108"/>
       </w:tblGrid>
       <w:tr>
         <w:tc>
           <w:tcPr>
-            <w:tcW w:type="dxa" w:w="2835"/>
+            <w:tcW w:type="dxa" w:w="1361"/>
             <w:shd w:val="clear" w:color="auto" w:fill="1F3864"/>
           </w:tcPr>
           <w:p>
             <w:pPr>
               <w:spacing w:after="0"/>
             </w:pPr>
-            <w:r/>
             <w:r>
               <w:rPr>
                 <w:b/>
                 <w:color w:val="FFFFFF"/>
-                <w:sz w:val="15"/>
-              </w:rPr>
-              <w:t>Referencia</w:t>
+                <w:sz w:val="16"/>
+              </w:rPr>
+              <w:t>Paso</w:t>
+            </w:r>
+          </w:p>
+        </w:tc>
+        <w:tc>
+          <w:tcPr>
+            <w:tcW w:type="dxa" w:w="2948"/>
+            <w:shd w:val="clear" w:color="auto" w:fill="1F3864"/>
+          </w:tcPr>
+          <w:p>
+            <w:pPr>
+              <w:spacing w:after="0"/>
+            </w:pPr>
+            <w:r>
+              <w:rPr>
+                <w:b/>
+                <w:color w:val="FFFFFF"/>
+                <w:sz w:val="16"/>
+              </w:rPr>
+              <w:t>API 581 / 580</w:t>
             </w:r>
           </w:p>
         </w:tc>
@@ -709,34 +655,51 @@
             <w:pPr>
               <w:spacing w:after="0"/>
             </w:pPr>
-            <w:r/>
             <w:r>
               <w:rPr>
                 <w:b/>
                 <w:color w:val="FFFFFF"/>
-                <w:sz w:val="15"/>
-              </w:rPr>
-              <w:t>DOI / enlace</w:t>
-            </w:r>
-          </w:p>
-        </w:tc>
-        <w:tc>
-          <w:tcPr>
-            <w:tcW w:type="dxa" w:w="5386"/>
+                <w:sz w:val="16"/>
+              </w:rPr>
+              <w:t>PCC-3 (§7–10 según el encargo)</w:t>
+            </w:r>
+          </w:p>
+        </w:tc>
+        <w:tc>
+          <w:tcPr>
+            <w:tcW w:type="dxa" w:w="1928"/>
             <w:shd w:val="clear" w:color="auto" w:fill="1F3864"/>
           </w:tcPr>
           <w:p>
             <w:pPr>
               <w:spacing w:after="0"/>
             </w:pPr>
-            <w:r/>
             <w:r>
               <w:rPr>
                 <w:b/>
                 <w:color w:val="FFFFFF"/>
-                <w:sz w:val="15"/>
-              </w:rPr>
-              <w:t>Aporta</w:t>
+                <w:sz w:val="16"/>
+              </w:rPr>
+              <w:t>API 579-1 / otras</w:t>
+            </w:r>
+          </w:p>
+        </w:tc>
+        <w:tc>
+          <w:tcPr>
+            <w:tcW w:type="dxa" w:w="1644"/>
+            <w:shd w:val="clear" w:color="auto" w:fill="1F3864"/>
+          </w:tcPr>
+          <w:p>
+            <w:pPr>
+              <w:spacing w:after="0"/>
+            </w:pPr>
+            <w:r>
+              <w:rPr>
+                <w:b/>
+                <w:color w:val="FFFFFF"/>
+                <w:sz w:val="16"/>
+              </w:rPr>
+              <w:t>Estado</w:t>
             </w:r>
           </w:p>
         </w:tc>
@@ -744,18 +707,33 @@
       <w:tr>
         <w:tc>
           <w:tcPr>
-            <w:tcW w:type="dxa" w:w="2835"/>
-          </w:tcPr>
-          <w:p>
-            <w:pPr>
-              <w:spacing w:after="0"/>
-            </w:pPr>
-            <w:r/>
-            <w:r>
-              <w:rPr>
-                <w:sz w:val="15"/>
-              </w:rPr>
-              <w:t>Khan &amp; Haddara (2004) Process Saf. Prog. 23(4):252–265</w:t>
+            <w:tcW w:type="dxa" w:w="1361"/>
+          </w:tcPr>
+          <w:p>
+            <w:pPr>
+              <w:spacing w:after="0"/>
+            </w:pPr>
+            <w:r>
+              <w:rPr>
+                <w:sz w:val="16"/>
+              </w:rPr>
+              <w:t>Objetivo y plan</w:t>
+            </w:r>
+          </w:p>
+        </w:tc>
+        <w:tc>
+          <w:tcPr>
+            <w:tcW w:type="dxa" w:w="2948"/>
+          </w:tcPr>
+          <w:p>
+            <w:pPr>
+              <w:spacing w:after="0"/>
+            </w:pPr>
+            <w:r>
+              <w:rPr>
+                <w:sz w:val="16"/>
+              </w:rPr>
+              <w:t>Parte 1; risk target (Oropallo p.7)</w:t>
             </w:r>
           </w:p>
         </w:tc>
@@ -767,29 +745,43 @@
             <w:pPr>
               <w:spacing w:after="0"/>
             </w:pPr>
-            <w:r/>
-            <w:r>
-              <w:rPr>
-                <w:sz w:val="15"/>
-              </w:rPr>
-              <w:t>https://doi.org/10.1002/prs.10010</w:t>
-            </w:r>
-          </w:p>
-        </w:tc>
-        <w:tc>
-          <w:tcPr>
-            <w:tcW w:type="dxa" w:w="5386"/>
-          </w:tcPr>
-          <w:p>
-            <w:pPr>
-              <w:spacing w:after="0"/>
-            </w:pPr>
-            <w:r/>
-            <w:r>
-              <w:rPr>
-                <w:sz w:val="15"/>
-              </w:rPr>
-              <w:t>Riesgo = PoF×CoF como costo esperado; intervalo de inspección que minimiza costo total (inspección + riesgo). Sustenta C_total = Σ(caja + EMV).</w:t>
+            <w:r>
+              <w:rPr>
+                <w:sz w:val="16"/>
+              </w:rPr>
+              <w:t>Planificación y gestión del riesgo con inspección</w:t>
+            </w:r>
+          </w:p>
+        </w:tc>
+        <w:tc>
+          <w:tcPr>
+            <w:tcW w:type="dxa" w:w="1928"/>
+          </w:tcPr>
+          <w:p>
+            <w:pPr>
+              <w:spacing w:after="0"/>
+            </w:pPr>
+            <w:r>
+              <w:rPr>
+                <w:sz w:val="16"/>
+              </w:rPr>
+              <w:t>API 571, ISO 14224</w:t>
+            </w:r>
+          </w:p>
+        </w:tc>
+        <w:tc>
+          <w:tcPr>
+            <w:tcW w:type="dxa" w:w="1644"/>
+          </w:tcPr>
+          <w:p>
+            <w:pPr>
+              <w:spacing w:after="0"/>
+            </w:pPr>
+            <w:r>
+              <w:rPr>
+                <w:sz w:val="16"/>
+              </w:rPr>
+              <w:t>Secciones PENDIENTE</w:t>
             </w:r>
           </w:p>
         </w:tc>
@@ -797,18 +789,33 @@
       <w:tr>
         <w:tc>
           <w:tcPr>
-            <w:tcW w:type="dxa" w:w="2835"/>
-          </w:tcPr>
-          <w:p>
-            <w:pPr>
-              <w:spacing w:after="0"/>
-            </w:pPr>
-            <w:r/>
-            <w:r>
-              <w:rPr>
-                <w:sz w:val="15"/>
-              </w:rPr>
-              <w:t>Straub &amp; Faber (2005) Struct. Saf. 27(4):335–355</w:t>
+            <w:tcW w:type="dxa" w:w="1361"/>
+          </w:tcPr>
+          <w:p>
+            <w:pPr>
+              <w:spacing w:after="0"/>
+            </w:pPr>
+            <w:r>
+              <w:rPr>
+                <w:sz w:val="16"/>
+              </w:rPr>
+              <w:t>POF</w:t>
+            </w:r>
+          </w:p>
+        </w:tc>
+        <w:tc>
+          <w:tcPr>
+            <w:tcW w:type="dxa" w:w="2948"/>
+          </w:tcPr>
+          <w:p>
+            <w:pPr>
+              <w:spacing w:after="0"/>
+            </w:pPr>
+            <w:r>
+              <w:rPr>
+                <w:sz w:val="16"/>
+              </w:rPr>
+              <w:t>Parte 2, POF=gff·Df·FMS; Tabla 3.1; Anexo 2.A</w:t>
             </w:r>
           </w:p>
         </w:tc>
@@ -820,29 +827,43 @@
             <w:pPr>
               <w:spacing w:after="0"/>
             </w:pPr>
-            <w:r/>
-            <w:r>
-              <w:rPr>
-                <w:sz w:val="15"/>
-              </w:rPr>
-              <w:t>https://doi.org/10.1016/j.strusafe.2005.04.001</w:t>
-            </w:r>
-          </w:p>
-        </w:tc>
-        <w:tc>
-          <w:tcPr>
-            <w:tcW w:type="dxa" w:w="5386"/>
-          </w:tcPr>
-          <w:p>
-            <w:pPr>
-              <w:spacing w:after="0"/>
-            </w:pPr>
-            <w:r/>
-            <w:r>
-              <w:rPr>
-                <w:sz w:val="15"/>
-              </w:rPr>
-              <w:t>Teoría de decisión bayesiana: valor de la inspección = reducción del costo esperado al actualizar la probabilidad. Sustenta ΔEMV como 'valor de la inf…</w:t>
+            <w:r>
+              <w:rPr>
+                <w:sz w:val="16"/>
+              </w:rPr>
+              <w:t>—</w:t>
+            </w:r>
+          </w:p>
+        </w:tc>
+        <w:tc>
+          <w:tcPr>
+            <w:tcW w:type="dxa" w:w="1928"/>
+          </w:tcPr>
+          <w:p>
+            <w:pPr>
+              <w:spacing w:after="0"/>
+            </w:pPr>
+            <w:r>
+              <w:rPr>
+                <w:sz w:val="16"/>
+              </w:rPr>
+              <w:t>ISO 14224 (gff)</w:t>
+            </w:r>
+          </w:p>
+        </w:tc>
+        <w:tc>
+          <w:tcPr>
+            <w:tcW w:type="dxa" w:w="1644"/>
+          </w:tcPr>
+          <w:p>
+            <w:pPr>
+              <w:spacing w:after="0"/>
+            </w:pPr>
+            <w:r>
+              <w:rPr>
+                <w:sz w:val="16"/>
+              </w:rPr>
+              <w:t>Eq. 1 verificada en paper</w:t>
             </w:r>
           </w:p>
         </w:tc>
@@ -850,18 +871,33 @@
       <w:tr>
         <w:tc>
           <w:tcPr>
-            <w:tcW w:type="dxa" w:w="2835"/>
-          </w:tcPr>
-          <w:p>
-            <w:pPr>
-              <w:spacing w:after="0"/>
-            </w:pPr>
-            <w:r/>
-            <w:r>
-              <w:rPr>
-                <w:sz w:val="15"/>
-              </w:rPr>
-              <w:t>Kallen &amp; van Noortwijk (2005) Reliab. Eng. Syst. Saf. 90(2–3):177–185</w:t>
+            <w:tcW w:type="dxa" w:w="1361"/>
+          </w:tcPr>
+          <w:p>
+            <w:pPr>
+              <w:spacing w:after="0"/>
+            </w:pPr>
+            <w:r>
+              <w:rPr>
+                <w:sz w:val="16"/>
+              </w:rPr>
+              <w:t>Df</w:t>
+            </w:r>
+          </w:p>
+        </w:tc>
+        <w:tc>
+          <w:tcPr>
+            <w:tcW w:type="dxa" w:w="2948"/>
+          </w:tcPr>
+          <w:p>
+            <w:pPr>
+              <w:spacing w:after="0"/>
+            </w:pPr>
+            <w:r>
+              <w:rPr>
+                <w:sz w:val="16"/>
+              </w:rPr>
+              <w:t>§4 adelgazamiento; §15–16 externa/CUI (por tablas del paper)</w:t>
             </w:r>
           </w:p>
         </w:tc>
@@ -873,29 +909,43 @@
             <w:pPr>
               <w:spacing w:after="0"/>
             </w:pPr>
-            <w:r/>
-            <w:r>
-              <w:rPr>
-                <w:sz w:val="15"/>
-              </w:rPr>
-              <w:t>https://doi.org/10.1016/j.ress.2004.10.004</w:t>
-            </w:r>
-          </w:p>
-        </w:tc>
-        <w:tc>
-          <w:tcPr>
-            <w:tcW w:type="dxa" w:w="5386"/>
-          </w:tcPr>
-          <w:p>
-            <w:pPr>
-              <w:spacing w:after="0"/>
-            </w:pPr>
-            <w:r/>
-            <w:r>
-              <w:rPr>
-                <w:sz w:val="15"/>
-              </w:rPr>
-              <w:t>Decisiones óptimas de mantenimiento con inspección imperfecta: corrosión como proceso gamma, actualización bayesiana de la tasa con medidas de espesor…</w:t>
+            <w:r>
+              <w:rPr>
+                <w:sz w:val="16"/>
+              </w:rPr>
+              <w:t>Idoneidad de NDE por mecanismo</w:t>
+            </w:r>
+          </w:p>
+        </w:tc>
+        <w:tc>
+          <w:tcPr>
+            <w:tcW w:type="dxa" w:w="1928"/>
+          </w:tcPr>
+          <w:p>
+            <w:pPr>
+              <w:spacing w:after="0"/>
+            </w:pPr>
+            <w:r>
+              <w:rPr>
+                <w:sz w:val="16"/>
+              </w:rPr>
+              <w:t>API 571</w:t>
+            </w:r>
+          </w:p>
+        </w:tc>
+        <w:tc>
+          <w:tcPr>
+            <w:tcW w:type="dxa" w:w="1644"/>
+          </w:tcPr>
+          <w:p>
+            <w:pPr>
+              <w:spacing w:after="0"/>
+            </w:pPr>
+            <w:r>
+              <w:rPr>
+                <w:sz w:val="16"/>
+              </w:rPr>
+              <w:t>Numeración: verificar</w:t>
             </w:r>
           </w:p>
         </w:tc>
@@ -903,18 +953,33 @@
       <w:tr>
         <w:tc>
           <w:tcPr>
-            <w:tcW w:type="dxa" w:w="2835"/>
-          </w:tcPr>
-          <w:p>
-            <w:pPr>
-              <w:spacing w:after="0"/>
-            </w:pPr>
-            <w:r/>
-            <w:r>
-              <w:rPr>
-                <w:sz w:val="15"/>
-              </w:rPr>
-              <w:t>Inspection Value Method (ECNDT 1998)</w:t>
+            <w:tcW w:type="dxa" w:w="1361"/>
+          </w:tcPr>
+          <w:p>
+            <w:pPr>
+              <w:spacing w:after="0"/>
+            </w:pPr>
+            <w:r>
+              <w:rPr>
+                <w:sz w:val="16"/>
+              </w:rPr>
+              <w:t>Efectividad NDE</w:t>
+            </w:r>
+          </w:p>
+        </w:tc>
+        <w:tc>
+          <w:tcPr>
+            <w:tcW w:type="dxa" w:w="2948"/>
+          </w:tcPr>
+          <w:p>
+            <w:pPr>
+              <w:spacing w:after="0"/>
+            </w:pPr>
+            <w:r>
+              <w:rPr>
+                <w:sz w:val="16"/>
+              </w:rPr>
+              <w:t>Tablas A–E por mecanismo (Oropallo Tabla 1, Eq. 7)</w:t>
             </w:r>
           </w:p>
         </w:tc>
@@ -926,29 +991,43 @@
             <w:pPr>
               <w:spacing w:after="0"/>
             </w:pPr>
-            <w:r/>
-            <w:r>
-              <w:rPr>
-                <w:sz w:val="15"/>
-              </w:rPr>
-              <w:t>https://www.ndt.net/article/ecndt98/reliabil/318/318.htm</w:t>
-            </w:r>
-          </w:p>
-        </w:tc>
-        <w:tc>
-          <w:tcPr>
-            <w:tcW w:type="dxa" w:w="5386"/>
-          </w:tcPr>
-          <w:p>
-            <w:pPr>
-              <w:spacing w:after="0"/>
-            </w:pPr>
-            <w:r/>
-            <w:r>
-              <w:rPr>
-                <w:sz w:val="15"/>
-              </w:rPr>
-              <w:t>Cuantifica costos y beneficios de inspección en términos monetarios con fórmulas financieras estándar (VAN). Respaldo para VAN de planes de inspección…</w:t>
+            <w:r>
+              <w:rPr>
+                <w:sz w:val="16"/>
+              </w:rPr>
+              <w:t>Actividades de inspección</w:t>
+            </w:r>
+          </w:p>
+        </w:tc>
+        <w:tc>
+          <w:tcPr>
+            <w:tcW w:type="dxa" w:w="1928"/>
+          </w:tcPr>
+          <w:p>
+            <w:pPr>
+              <w:spacing w:after="0"/>
+            </w:pPr>
+            <w:r>
+              <w:rPr>
+                <w:sz w:val="16"/>
+              </w:rPr>
+              <w:t>—</w:t>
+            </w:r>
+          </w:p>
+        </w:tc>
+        <w:tc>
+          <w:tcPr>
+            <w:tcW w:type="dxa" w:w="1644"/>
+          </w:tcPr>
+          <w:p>
+            <w:pPr>
+              <w:spacing w:after="0"/>
+            </w:pPr>
+            <w:r>
+              <w:rPr>
+                <w:sz w:val="16"/>
+              </w:rPr>
+              <w:t>Tablas PENDIENTE</w:t>
             </w:r>
           </w:p>
         </w:tc>
@@ -956,18 +1035,33 @@
       <w:tr>
         <w:tc>
           <w:tcPr>
-            <w:tcW w:type="dxa" w:w="2835"/>
-          </w:tcPr>
-          <w:p>
-            <w:pPr>
-              <w:spacing w:after="0"/>
-            </w:pPr>
-            <w:r/>
-            <w:r>
-              <w:rPr>
-                <w:sz w:val="15"/>
-              </w:rPr>
-              <w:t>ISO 15663 (Partes 1–3) – Life cycle costing</w:t>
+            <w:tcW w:type="dxa" w:w="1361"/>
+          </w:tcPr>
+          <w:p>
+            <w:pPr>
+              <w:spacing w:after="0"/>
+            </w:pPr>
+            <w:r>
+              <w:rPr>
+                <w:sz w:val="16"/>
+              </w:rPr>
+              <w:t>COF y matriz</w:t>
+            </w:r>
+          </w:p>
+        </w:tc>
+        <w:tc>
+          <w:tcPr>
+            <w:tcW w:type="dxa" w:w="2948"/>
+          </w:tcPr>
+          <w:p>
+            <w:pPr>
+              <w:spacing w:after="0"/>
+            </w:pPr>
+            <w:r>
+              <w:rPr>
+                <w:sz w:val="16"/>
+              </w:rPr>
+              <w:t>Parte 3; Eqs. 9–13; matriz Parte 1</w:t>
             </w:r>
           </w:p>
         </w:tc>
@@ -979,29 +1073,207 @@
             <w:pPr>
               <w:spacing w:after="0"/>
             </w:pPr>
-            <w:r/>
-            <w:r>
-              <w:rPr>
-                <w:sz w:val="15"/>
-              </w:rPr>
-              <w:t>(norma de pago)</w:t>
-            </w:r>
-          </w:p>
-        </w:tc>
-        <w:tc>
-          <w:tcPr>
-            <w:tcW w:type="dxa" w:w="5386"/>
-          </w:tcPr>
-          <w:p>
-            <w:pPr>
-              <w:spacing w:after="0"/>
-            </w:pPr>
-            <w:r/>
-            <w:r>
-              <w:rPr>
-                <w:sz w:val="15"/>
-              </w:rPr>
-              <w:t>Marco de LCC: periodo de estudio, estructura de costos, descuento, sensibilidad. Define el VAN; no define SIR/ROI/payback.</w:t>
+            <w:r>
+              <w:rPr>
+                <w:sz w:val="16"/>
+              </w:rPr>
+              <w:t>Matriz de ejemplo</w:t>
+            </w:r>
+          </w:p>
+        </w:tc>
+        <w:tc>
+          <w:tcPr>
+            <w:tcW w:type="dxa" w:w="1928"/>
+          </w:tcPr>
+          <w:p>
+            <w:pPr>
+              <w:spacing w:after="0"/>
+            </w:pPr>
+            <w:r>
+              <w:rPr>
+                <w:sz w:val="16"/>
+              </w:rPr>
+              <w:t>—</w:t>
+            </w:r>
+          </w:p>
+        </w:tc>
+        <w:tc>
+          <w:tcPr>
+            <w:tcW w:type="dxa" w:w="1644"/>
+          </w:tcPr>
+          <w:p>
+            <w:pPr>
+              <w:spacing w:after="0"/>
+            </w:pPr>
+            <w:r>
+              <w:rPr>
+                <w:sz w:val="16"/>
+              </w:rPr>
+              <w:t>Fig. 5 verificada</w:t>
+            </w:r>
+          </w:p>
+        </w:tc>
+      </w:tr>
+      <w:tr>
+        <w:tc>
+          <w:tcPr>
+            <w:tcW w:type="dxa" w:w="1361"/>
+          </w:tcPr>
+          <w:p>
+            <w:pPr>
+              <w:spacing w:after="0"/>
+            </w:pPr>
+            <w:r>
+              <w:rPr>
+                <w:sz w:val="16"/>
+              </w:rPr>
+              <w:t>Exceso de riesgo</w:t>
+            </w:r>
+          </w:p>
+        </w:tc>
+        <w:tc>
+          <w:tcPr>
+            <w:tcW w:type="dxa" w:w="2948"/>
+          </w:tcPr>
+          <w:p>
+            <w:pPr>
+              <w:spacing w:after="0"/>
+            </w:pPr>
+            <w:r>
+              <w:rPr>
+                <w:sz w:val="16"/>
+              </w:rPr>
+              <w:t>—</w:t>
+            </w:r>
+          </w:p>
+        </w:tc>
+        <w:tc>
+          <w:tcPr>
+            <w:tcW w:type="dxa" w:w="2608"/>
+          </w:tcPr>
+          <w:p>
+            <w:pPr>
+              <w:spacing w:after="0"/>
+            </w:pPr>
+            <w:r>
+              <w:rPr>
+                <w:sz w:val="16"/>
+              </w:rPr>
+              <w:t>Reparación: PCC-2</w:t>
+            </w:r>
+          </w:p>
+        </w:tc>
+        <w:tc>
+          <w:tcPr>
+            <w:tcW w:type="dxa" w:w="1928"/>
+          </w:tcPr>
+          <w:p>
+            <w:pPr>
+              <w:spacing w:after="0"/>
+            </w:pPr>
+            <w:r>
+              <w:rPr>
+                <w:sz w:val="16"/>
+              </w:rPr>
+              <w:t>FFS Niveles 1–3</w:t>
+            </w:r>
+          </w:p>
+        </w:tc>
+        <w:tc>
+          <w:tcPr>
+            <w:tcW w:type="dxa" w:w="1644"/>
+          </w:tcPr>
+          <w:p>
+            <w:pPr>
+              <w:spacing w:after="0"/>
+            </w:pPr>
+            <w:r>
+              <w:rPr>
+                <w:sz w:val="16"/>
+              </w:rPr>
+              <w:t>PENDIENTE</w:t>
+            </w:r>
+          </w:p>
+        </w:tc>
+      </w:tr>
+      <w:tr>
+        <w:tc>
+          <w:tcPr>
+            <w:tcW w:type="dxa" w:w="1361"/>
+          </w:tcPr>
+          <w:p>
+            <w:pPr>
+              <w:spacing w:after="0"/>
+            </w:pPr>
+            <w:r>
+              <w:rPr>
+                <w:sz w:val="16"/>
+              </w:rPr>
+              <w:t>Economía</w:t>
+            </w:r>
+          </w:p>
+        </w:tc>
+        <w:tc>
+          <w:tcPr>
+            <w:tcW w:type="dxa" w:w="2948"/>
+          </w:tcPr>
+          <w:p>
+            <w:pPr>
+              <w:spacing w:after="0"/>
+            </w:pPr>
+            <w:r>
+              <w:rPr>
+                <w:sz w:val="16"/>
+              </w:rPr>
+              <w:t>—</w:t>
+            </w:r>
+          </w:p>
+        </w:tc>
+        <w:tc>
+          <w:tcPr>
+            <w:tcW w:type="dxa" w:w="2608"/>
+          </w:tcPr>
+          <w:p>
+            <w:pPr>
+              <w:spacing w:after="0"/>
+            </w:pPr>
+            <w:r>
+              <w:rPr>
+                <w:sz w:val="16"/>
+              </w:rPr>
+              <w:t>—</w:t>
+            </w:r>
+          </w:p>
+        </w:tc>
+        <w:tc>
+          <w:tcPr>
+            <w:tcW w:type="dxa" w:w="1928"/>
+          </w:tcPr>
+          <w:p>
+            <w:pPr>
+              <w:spacing w:after="0"/>
+            </w:pPr>
+            <w:r>
+              <w:rPr>
+                <w:sz w:val="16"/>
+              </w:rPr>
+              <w:t>ISO 15663, ISO/TS 55010</w:t>
+            </w:r>
+          </w:p>
+        </w:tc>
+        <w:tc>
+          <w:tcPr>
+            <w:tcW w:type="dxa" w:w="1644"/>
+          </w:tcPr>
+          <w:p>
+            <w:pPr>
+              <w:spacing w:after="0"/>
+            </w:pPr>
+            <w:r>
+              <w:rPr>
+                <w:sz w:val="16"/>
+              </w:rPr>
+              <w:t>Modelo propio</w:t>
             </w:r>
           </w:p>
         </w:tc>
@@ -1009,20 +1281,35 @@
     </w:tbl>
     <w:p>
       <w:pPr>
-        <w:spacing w:after="20"/>
+        <w:spacing w:after="0"/>
       </w:pPr>
     </w:p>
     <w:p>
+      <w:r>
+        <w:rPr>
+          <w:b w:val="0"/>
+          <w:i/>
+        </w:rPr>
+        <w:t>Riesgo cualitativo (matriz RAM) vs cuantitativo (API 581): la matriz ordena en categorías para comunicar y fijar el target; API 581 da POF y COF en 1/año y $, que permiten EMV y VAN. El valor cuantitativo fija la celda y la celda dispara inspección y FFS. Dos equipos en una misma celda pueden tener EMV muy distintos.</w:t>
+      </w:r>
+    </w:p>
+    <w:p>
+      <w:r>
+        <w:br w:type="page"/>
+      </w:r>
+    </w:p>
+    <w:p>
       <w:pPr>
-        <w:spacing w:before="100" w:after="40"/>
+        <w:keepNext/>
+        <w:spacing w:before="80" w:after="30"/>
       </w:pPr>
       <w:r>
         <w:rPr>
           <w:b/>
           <w:color w:val="1F3864"/>
-          <w:sz w:val="24"/>
+          <w:sz w:val="23"/>
         </w:rPr>
-        <w:t>5. Verificación aritmética de Oropallo y economía descontada</w:t>
+        <w:t>5. Ejemplo numérico (caso del paper, TBI vs RBI-2 intrusiva)</w:t>
       </w:r>
     </w:p>
     <w:tbl>
@@ -1032,130 +1319,64 @@
         <w:tblLook w:firstColumn="1" w:firstRow="1" w:lastColumn="0" w:lastRow="0" w:noHBand="0" w:noVBand="1" w:val="04A0"/>
       </w:tblPr>
       <w:tblGrid>
-        <w:gridCol w:w="1719"/>
-        <w:gridCol w:w="1719"/>
-        <w:gridCol w:w="1719"/>
-        <w:gridCol w:w="1719"/>
-        <w:gridCol w:w="1719"/>
-        <w:gridCol w:w="1719"/>
+        <w:gridCol w:w="3513"/>
+        <w:gridCol w:w="3513"/>
+        <w:gridCol w:w="3513"/>
       </w:tblGrid>
       <w:tr>
         <w:tc>
           <w:tcPr>
-            <w:tcW w:type="dxa" w:w="1474"/>
+            <w:tcW w:type="dxa" w:w="4082"/>
             <w:shd w:val="clear" w:color="auto" w:fill="1F3864"/>
           </w:tcPr>
           <w:p>
             <w:pPr>
               <w:spacing w:after="0"/>
             </w:pPr>
-            <w:r/>
             <w:r>
               <w:rPr>
                 <w:b/>
                 <w:color w:val="FFFFFF"/>
                 <w:sz w:val="16"/>
               </w:rPr>
-              <w:t>Estrategia</w:t>
-            </w:r>
-          </w:p>
-        </w:tc>
-        <w:tc>
-          <w:tcPr>
-            <w:tcW w:type="dxa" w:w="1701"/>
+              <w:t>Dato / ecuación</w:t>
+            </w:r>
+          </w:p>
+        </w:tc>
+        <w:tc>
+          <w:tcPr>
+            <w:tcW w:type="dxa" w:w="2494"/>
             <w:shd w:val="clear" w:color="auto" w:fill="1F3864"/>
           </w:tcPr>
           <w:p>
             <w:pPr>
               <w:spacing w:after="0"/>
             </w:pPr>
-            <w:r/>
             <w:r>
               <w:rPr>
                 <w:b/>
                 <w:color w:val="FFFFFF"/>
                 <w:sz w:val="16"/>
               </w:rPr>
-              <w:t>Intrusivo impreso</w:t>
-            </w:r>
-          </w:p>
-        </w:tc>
-        <w:tc>
-          <w:tcPr>
-            <w:tcW w:type="dxa" w:w="1701"/>
+              <w:t>Valor</w:t>
+            </w:r>
+          </w:p>
+        </w:tc>
+        <w:tc>
+          <w:tcPr>
+            <w:tcW w:type="dxa" w:w="3912"/>
             <w:shd w:val="clear" w:color="auto" w:fill="1F3864"/>
           </w:tcPr>
           <w:p>
             <w:pPr>
               <w:spacing w:after="0"/>
             </w:pPr>
-            <w:r/>
             <w:r>
               <w:rPr>
                 <w:b/>
                 <w:color w:val="FFFFFF"/>
                 <w:sz w:val="16"/>
               </w:rPr>
-              <w:t>Intrusivo recalc.</w:t>
-            </w:r>
-          </w:p>
-        </w:tc>
-        <w:tc>
-          <w:tcPr>
-            <w:tcW w:type="dxa" w:w="1871"/>
-            <w:shd w:val="clear" w:color="auto" w:fill="1F3864"/>
-          </w:tcPr>
-          <w:p>
-            <w:pPr>
-              <w:spacing w:after="0"/>
-            </w:pPr>
-            <w:r/>
-            <w:r>
-              <w:rPr>
-                <w:b/>
-                <w:color w:val="FFFFFF"/>
-                <w:sz w:val="16"/>
-              </w:rPr>
-              <w:t>No intrusivo impreso</w:t>
-            </w:r>
-          </w:p>
-        </w:tc>
-        <w:tc>
-          <w:tcPr>
-            <w:tcW w:type="dxa" w:w="1871"/>
-            <w:shd w:val="clear" w:color="auto" w:fill="1F3864"/>
-          </w:tcPr>
-          <w:p>
-            <w:pPr>
-              <w:spacing w:after="0"/>
-            </w:pPr>
-            <w:r/>
-            <w:r>
-              <w:rPr>
-                <w:b/>
-                <w:color w:val="FFFFFF"/>
-                <w:sz w:val="16"/>
-              </w:rPr>
-              <w:t>No intrusivo recalc.</w:t>
-            </w:r>
-          </w:p>
-        </w:tc>
-        <w:tc>
-          <w:tcPr>
-            <w:tcW w:type="dxa" w:w="2211"/>
-            <w:shd w:val="clear" w:color="auto" w:fill="1F3864"/>
-          </w:tcPr>
-          <w:p>
-            <w:pPr>
-              <w:spacing w:after="0"/>
-            </w:pPr>
-            <w:r/>
-            <w:r>
-              <w:rPr>
-                <w:b/>
-                <w:color w:val="FFFFFF"/>
-                <w:sz w:val="16"/>
-              </w:rPr>
               <w:t>Estado</w:t>
             </w:r>
           </w:p>
@@ -1164,103 +1385,49 @@
       <w:tr>
         <w:tc>
           <w:tcPr>
-            <w:tcW w:type="dxa" w:w="1474"/>
-          </w:tcPr>
-          <w:p>
-            <w:pPr>
-              <w:spacing w:after="0"/>
-            </w:pPr>
-            <w:r/>
+            <w:tcW w:type="dxa" w:w="4082"/>
+          </w:tcPr>
+          <w:p>
+            <w:pPr>
+              <w:spacing w:after="0"/>
+            </w:pPr>
             <w:r>
               <w:rPr>
                 <w:sz w:val="16"/>
               </w:rPr>
-              <w:t>RBI-1</w:t>
-            </w:r>
-          </w:p>
-        </w:tc>
-        <w:tc>
-          <w:tcPr>
-            <w:tcW w:type="dxa" w:w="1701"/>
-          </w:tcPr>
-          <w:p>
-            <w:pPr>
-              <w:spacing w:after="0"/>
-            </w:pPr>
-            <w:r/>
+              <w:t>FC_cmd=50 m²×4.000 $/m²</w:t>
+            </w:r>
+          </w:p>
+        </w:tc>
+        <w:tc>
+          <w:tcPr>
+            <w:tcW w:type="dxa" w:w="2494"/>
+          </w:tcPr>
+          <w:p>
+            <w:pPr>
+              <w:spacing w:after="0"/>
+            </w:pPr>
             <w:r>
               <w:rPr>
                 <w:sz w:val="16"/>
               </w:rPr>
-              <w:t>11.650</w:t>
-            </w:r>
-          </w:p>
-        </w:tc>
-        <w:tc>
-          <w:tcPr>
-            <w:tcW w:type="dxa" w:w="1701"/>
-          </w:tcPr>
-          <w:p>
-            <w:pPr>
-              <w:spacing w:after="0"/>
-            </w:pPr>
-            <w:r/>
+              <w:t>200.000</w:t>
+            </w:r>
+          </w:p>
+        </w:tc>
+        <w:tc>
+          <w:tcPr>
+            <w:tcW w:type="dxa" w:w="3912"/>
+          </w:tcPr>
+          <w:p>
+            <w:pPr>
+              <w:spacing w:after="0"/>
+            </w:pPr>
             <w:r>
               <w:rPr>
                 <w:sz w:val="16"/>
               </w:rPr>
-              <w:t>11.650</w:t>
-            </w:r>
-          </w:p>
-        </w:tc>
-        <w:tc>
-          <w:tcPr>
-            <w:tcW w:type="dxa" w:w="1871"/>
-          </w:tcPr>
-          <w:p>
-            <w:pPr>
-              <w:spacing w:after="0"/>
-            </w:pPr>
-            <w:r/>
-            <w:r>
-              <w:rPr>
-                <w:sz w:val="16"/>
-              </w:rPr>
-              <w:t>1.080</w:t>
-            </w:r>
-          </w:p>
-        </w:tc>
-        <w:tc>
-          <w:tcPr>
-            <w:tcW w:type="dxa" w:w="1871"/>
-          </w:tcPr>
-          <w:p>
-            <w:pPr>
-              <w:spacing w:after="0"/>
-            </w:pPr>
-            <w:r/>
-            <w:r>
-              <w:rPr>
-                <w:sz w:val="16"/>
-              </w:rPr>
-              <w:t>2.010</w:t>
-            </w:r>
-          </w:p>
-        </w:tc>
-        <w:tc>
-          <w:tcPr>
-            <w:tcW w:type="dxa" w:w="2211"/>
-          </w:tcPr>
-          <w:p>
-            <w:pPr>
-              <w:spacing w:after="0"/>
-            </w:pPr>
-            <w:r/>
-            <w:r>
-              <w:rPr>
-                <w:sz w:val="16"/>
-              </w:rPr>
-              <w:t>DISCREPANCIA (NI)</w:t>
+              <w:t>CA supuesta; 4.000 dato paper</w:t>
             </w:r>
           </w:p>
         </w:tc>
@@ -1268,103 +1435,49 @@
       <w:tr>
         <w:tc>
           <w:tcPr>
-            <w:tcW w:type="dxa" w:w="1474"/>
-          </w:tcPr>
-          <w:p>
-            <w:pPr>
-              <w:spacing w:after="0"/>
-            </w:pPr>
-            <w:r/>
+            <w:tcW w:type="dxa" w:w="4082"/>
+          </w:tcPr>
+          <w:p>
+            <w:pPr>
+              <w:spacing w:after="0"/>
+            </w:pPr>
             <w:r>
               <w:rPr>
                 <w:sz w:val="16"/>
               </w:rPr>
-              <w:t>RBI-2</w:t>
-            </w:r>
-          </w:p>
-        </w:tc>
-        <w:tc>
-          <w:tcPr>
-            <w:tcW w:type="dxa" w:w="1701"/>
-          </w:tcPr>
-          <w:p>
-            <w:pPr>
-              <w:spacing w:after="0"/>
-            </w:pPr>
-            <w:r/>
+              <w:t>LSE=FC_inj=80 m²×0,1×10.000 $</w:t>
+            </w:r>
+          </w:p>
+        </w:tc>
+        <w:tc>
+          <w:tcPr>
+            <w:tcW w:type="dxa" w:w="2494"/>
+          </w:tcPr>
+          <w:p>
+            <w:pPr>
+              <w:spacing w:after="0"/>
+            </w:pPr>
             <w:r>
               <w:rPr>
                 <w:sz w:val="16"/>
               </w:rPr>
-              <w:t>1.170</w:t>
-            </w:r>
-          </w:p>
-        </w:tc>
-        <w:tc>
-          <w:tcPr>
-            <w:tcW w:type="dxa" w:w="1701"/>
-          </w:tcPr>
-          <w:p>
-            <w:pPr>
-              <w:spacing w:after="0"/>
-            </w:pPr>
-            <w:r/>
+              <w:t>80.000</w:t>
+            </w:r>
+          </w:p>
+        </w:tc>
+        <w:tc>
+          <w:tcPr>
+            <w:tcW w:type="dxa" w:w="3912"/>
+          </w:tcPr>
+          <w:p>
+            <w:pPr>
+              <w:spacing w:after="0"/>
+            </w:pPr>
             <w:r>
               <w:rPr>
                 <w:sz w:val="16"/>
               </w:rPr>
-              <w:t>1.410</w:t>
-            </w:r>
-          </w:p>
-        </w:tc>
-        <w:tc>
-          <w:tcPr>
-            <w:tcW w:type="dxa" w:w="1871"/>
-          </w:tcPr>
-          <w:p>
-            <w:pPr>
-              <w:spacing w:after="0"/>
-            </w:pPr>
-            <w:r/>
-            <w:r>
-              <w:rPr>
-                <w:sz w:val="16"/>
-              </w:rPr>
-              <w:t>1.170</w:t>
-            </w:r>
-          </w:p>
-        </w:tc>
-        <w:tc>
-          <w:tcPr>
-            <w:tcW w:type="dxa" w:w="1871"/>
-          </w:tcPr>
-          <w:p>
-            <w:pPr>
-              <w:spacing w:after="0"/>
-            </w:pPr>
-            <w:r/>
-            <w:r>
-              <w:rPr>
-                <w:sz w:val="16"/>
-              </w:rPr>
-              <w:t>1.410</w:t>
-            </w:r>
-          </w:p>
-        </w:tc>
-        <w:tc>
-          <w:tcPr>
-            <w:tcW w:type="dxa" w:w="2211"/>
-          </w:tcPr>
-          <w:p>
-            <w:pPr>
-              <w:spacing w:after="0"/>
-            </w:pPr>
-            <w:r/>
-            <w:r>
-              <w:rPr>
-                <w:sz w:val="16"/>
-              </w:rPr>
-              <w:t>DISCREPANCIA</w:t>
+              <w:t>CA supuesta; 0,1 y 10.000 dato paper</w:t>
             </w:r>
           </w:p>
         </w:tc>
@@ -1372,103 +1485,49 @@
       <w:tr>
         <w:tc>
           <w:tcPr>
-            <w:tcW w:type="dxa" w:w="1474"/>
-          </w:tcPr>
-          <w:p>
-            <w:pPr>
-              <w:spacing w:after="0"/>
-            </w:pPr>
-            <w:r/>
+            <w:tcW w:type="dxa" w:w="4082"/>
+          </w:tcPr>
+          <w:p>
+            <w:pPr>
+              <w:spacing w:after="0"/>
+            </w:pPr>
             <w:r>
               <w:rPr>
                 <w:sz w:val="16"/>
               </w:rPr>
-              <w:t>RBI-3</w:t>
-            </w:r>
-          </w:p>
-        </w:tc>
-        <w:tc>
-          <w:tcPr>
-            <w:tcW w:type="dxa" w:w="1701"/>
-          </w:tcPr>
-          <w:p>
-            <w:pPr>
-              <w:spacing w:after="0"/>
-            </w:pPr>
-            <w:r/>
+              <w:t>FC_prod=10 d×40.000 $/d</w:t>
+            </w:r>
+          </w:p>
+        </w:tc>
+        <w:tc>
+          <w:tcPr>
+            <w:tcW w:type="dxa" w:w="2494"/>
+          </w:tcPr>
+          <w:p>
+            <w:pPr>
+              <w:spacing w:after="0"/>
+            </w:pPr>
             <w:r>
               <w:rPr>
                 <w:sz w:val="16"/>
               </w:rPr>
-              <w:t>1.770</w:t>
-            </w:r>
-          </w:p>
-        </w:tc>
-        <w:tc>
-          <w:tcPr>
-            <w:tcW w:type="dxa" w:w="1701"/>
-          </w:tcPr>
-          <w:p>
-            <w:pPr>
-              <w:spacing w:after="0"/>
-            </w:pPr>
-            <w:r/>
+              <w:t>400.000</w:t>
+            </w:r>
+          </w:p>
+        </w:tc>
+        <w:tc>
+          <w:tcPr>
+            <w:tcW w:type="dxa" w:w="3912"/>
+          </w:tcPr>
+          <w:p>
+            <w:pPr>
+              <w:spacing w:after="0"/>
+            </w:pPr>
             <w:r>
               <w:rPr>
                 <w:sz w:val="16"/>
               </w:rPr>
-              <w:t>1.770</w:t>
-            </w:r>
-          </w:p>
-        </w:tc>
-        <w:tc>
-          <w:tcPr>
-            <w:tcW w:type="dxa" w:w="1871"/>
-          </w:tcPr>
-          <w:p>
-            <w:pPr>
-              <w:spacing w:after="0"/>
-            </w:pPr>
-            <w:r/>
-            <w:r>
-              <w:rPr>
-                <w:sz w:val="16"/>
-              </w:rPr>
-              <w:t>1.770</w:t>
-            </w:r>
-          </w:p>
-        </w:tc>
-        <w:tc>
-          <w:tcPr>
-            <w:tcW w:type="dxa" w:w="1871"/>
-          </w:tcPr>
-          <w:p>
-            <w:pPr>
-              <w:spacing w:after="0"/>
-            </w:pPr>
-            <w:r/>
-            <w:r>
-              <w:rPr>
-                <w:sz w:val="16"/>
-              </w:rPr>
-              <w:t>1.770</w:t>
-            </w:r>
-          </w:p>
-        </w:tc>
-        <w:tc>
-          <w:tcPr>
-            <w:tcW w:type="dxa" w:w="2211"/>
-          </w:tcPr>
-          <w:p>
-            <w:pPr>
-              <w:spacing w:after="0"/>
-            </w:pPr>
-            <w:r/>
-            <w:r>
-              <w:rPr>
-                <w:sz w:val="16"/>
-              </w:rPr>
-              <w:t>Coincide</w:t>
+              <w:t>días supuestos; 40.000 dato paper</w:t>
             </w:r>
           </w:p>
         </w:tc>
@@ -1476,103 +1535,49 @@
       <w:tr>
         <w:tc>
           <w:tcPr>
-            <w:tcW w:type="dxa" w:w="1474"/>
-          </w:tcPr>
-          <w:p>
-            <w:pPr>
-              <w:spacing w:after="0"/>
-            </w:pPr>
-            <w:r/>
+            <w:tcW w:type="dxa" w:w="4082"/>
+          </w:tcPr>
+          <w:p>
+            <w:pPr>
+              <w:spacing w:after="0"/>
+            </w:pPr>
             <w:r>
               <w:rPr>
                 <w:sz w:val="16"/>
               </w:rPr>
-              <w:t>RBI-4</w:t>
-            </w:r>
-          </w:p>
-        </w:tc>
-        <w:tc>
-          <w:tcPr>
-            <w:tcW w:type="dxa" w:w="1701"/>
-          </w:tcPr>
-          <w:p>
-            <w:pPr>
-              <w:spacing w:after="0"/>
-            </w:pPr>
-            <w:r/>
+              <w:t>COF=DPN</w:t>
+            </w:r>
+          </w:p>
+        </w:tc>
+        <w:tc>
+          <w:tcPr>
+            <w:tcW w:type="dxa" w:w="2494"/>
+          </w:tcPr>
+          <w:p>
+            <w:pPr>
+              <w:spacing w:after="0"/>
+            </w:pPr>
             <w:r>
               <w:rPr>
                 <w:sz w:val="16"/>
               </w:rPr>
-              <w:t>1.410</w:t>
-            </w:r>
-          </w:p>
-        </w:tc>
-        <w:tc>
-          <w:tcPr>
-            <w:tcW w:type="dxa" w:w="1701"/>
-          </w:tcPr>
-          <w:p>
-            <w:pPr>
-              <w:spacing w:after="0"/>
-            </w:pPr>
-            <w:r/>
+              <w:t>680.000 → categoría C</w:t>
+            </w:r>
+          </w:p>
+        </w:tc>
+        <w:tc>
+          <w:tcPr>
+            <w:tcW w:type="dxa" w:w="3912"/>
+          </w:tcPr>
+          <w:p>
+            <w:pPr>
+              <w:spacing w:after="0"/>
+            </w:pPr>
             <w:r>
               <w:rPr>
                 <w:sz w:val="16"/>
               </w:rPr>
-              <w:t>1.410</w:t>
-            </w:r>
-          </w:p>
-        </w:tc>
-        <w:tc>
-          <w:tcPr>
-            <w:tcW w:type="dxa" w:w="1871"/>
-          </w:tcPr>
-          <w:p>
-            <w:pPr>
-              <w:spacing w:after="0"/>
-            </w:pPr>
-            <w:r/>
-            <w:r>
-              <w:rPr>
-                <w:sz w:val="16"/>
-              </w:rPr>
-              <w:t>1.410</w:t>
-            </w:r>
-          </w:p>
-        </w:tc>
-        <w:tc>
-          <w:tcPr>
-            <w:tcW w:type="dxa" w:w="1871"/>
-          </w:tcPr>
-          <w:p>
-            <w:pPr>
-              <w:spacing w:after="0"/>
-            </w:pPr>
-            <w:r/>
-            <w:r>
-              <w:rPr>
-                <w:sz w:val="16"/>
-              </w:rPr>
-              <w:t>1.410</w:t>
-            </w:r>
-          </w:p>
-        </w:tc>
-        <w:tc>
-          <w:tcPr>
-            <w:tcW w:type="dxa" w:w="2211"/>
-          </w:tcPr>
-          <w:p>
-            <w:pPr>
-              <w:spacing w:after="0"/>
-            </w:pPr>
-            <w:r/>
-            <w:r>
-              <w:rPr>
-                <w:sz w:val="16"/>
-              </w:rPr>
-              <w:t>Coincide</w:t>
+              <w:t>coherente con 1C del paper</w:t>
             </w:r>
           </w:p>
         </w:tc>
@@ -1580,103 +1585,149 @@
       <w:tr>
         <w:tc>
           <w:tcPr>
-            <w:tcW w:type="dxa" w:w="1474"/>
-          </w:tcPr>
-          <w:p>
-            <w:pPr>
-              <w:spacing w:after="0"/>
-            </w:pPr>
-            <w:r/>
+            <w:tcW w:type="dxa" w:w="4082"/>
+          </w:tcPr>
+          <w:p>
+            <w:pPr>
+              <w:spacing w:after="0"/>
+            </w:pPr>
             <w:r>
               <w:rPr>
                 <w:sz w:val="16"/>
               </w:rPr>
-              <w:t>TBI</w:t>
-            </w:r>
-          </w:p>
-        </w:tc>
-        <w:tc>
-          <w:tcPr>
-            <w:tcW w:type="dxa" w:w="1701"/>
-          </w:tcPr>
-          <w:p>
-            <w:pPr>
-              <w:spacing w:after="0"/>
-            </w:pPr>
-            <w:r/>
+              <w:t>gff · FMS(750 pts)</w:t>
+            </w:r>
+          </w:p>
+        </w:tc>
+        <w:tc>
+          <w:tcPr>
+            <w:tcW w:type="dxa" w:w="2494"/>
+          </w:tcPr>
+          <w:p>
+            <w:pPr>
+              <w:spacing w:after="0"/>
+            </w:pPr>
             <w:r>
               <w:rPr>
                 <w:sz w:val="16"/>
               </w:rPr>
-              <w:t>43.360</w:t>
-            </w:r>
-          </w:p>
-        </w:tc>
-        <w:tc>
-          <w:tcPr>
-            <w:tcW w:type="dxa" w:w="1701"/>
-          </w:tcPr>
-          <w:p>
-            <w:pPr>
-              <w:spacing w:after="0"/>
-            </w:pPr>
-            <w:r/>
+              <w:t>3,06E-5 · 0,316</w:t>
+            </w:r>
+          </w:p>
+        </w:tc>
+        <w:tc>
+          <w:tcPr>
+            <w:tcW w:type="dxa" w:w="3912"/>
+          </w:tcPr>
+          <w:p>
+            <w:pPr>
+              <w:spacing w:after="0"/>
+            </w:pPr>
             <w:r>
               <w:rPr>
                 <w:sz w:val="16"/>
               </w:rPr>
-              <w:t>43.360</w:t>
-            </w:r>
-          </w:p>
-        </w:tc>
-        <w:tc>
-          <w:tcPr>
-            <w:tcW w:type="dxa" w:w="1871"/>
-          </w:tcPr>
-          <w:p>
-            <w:pPr>
-              <w:spacing w:after="0"/>
-            </w:pPr>
-            <w:r/>
+              <w:t>recordados; 750 dato paper</w:t>
+            </w:r>
+          </w:p>
+        </w:tc>
+      </w:tr>
+      <w:tr>
+        <w:tc>
+          <w:tcPr>
+            <w:tcW w:type="dxa" w:w="4082"/>
+          </w:tcPr>
+          <w:p>
+            <w:pPr>
+              <w:spacing w:after="0"/>
+            </w:pPr>
             <w:r>
               <w:rPr>
                 <w:sz w:val="16"/>
               </w:rPr>
-              <w:t>3.840</w:t>
-            </w:r>
-          </w:p>
-        </w:tc>
-        <w:tc>
-          <w:tcPr>
-            <w:tcW w:type="dxa" w:w="1871"/>
-          </w:tcPr>
-          <w:p>
-            <w:pPr>
-              <w:spacing w:after="0"/>
-            </w:pPr>
-            <w:r/>
+              <w:t>g=(30/1)^(1/10)−1 (Df cruza 30 en 2033)</w:t>
+            </w:r>
+          </w:p>
+        </w:tc>
+        <w:tc>
+          <w:tcPr>
+            <w:tcW w:type="dxa" w:w="2494"/>
+          </w:tcPr>
+          <w:p>
+            <w:pPr>
+              <w:spacing w:after="0"/>
+            </w:pPr>
             <w:r>
               <w:rPr>
                 <w:sz w:val="16"/>
               </w:rPr>
-              <w:t>3.840</w:t>
-            </w:r>
-          </w:p>
-        </w:tc>
-        <w:tc>
-          <w:tcPr>
-            <w:tcW w:type="dxa" w:w="2211"/>
-          </w:tcPr>
-          <w:p>
-            <w:pPr>
-              <w:spacing w:after="0"/>
-            </w:pPr>
-            <w:r/>
+              <w:t>40,5 %/año</w:t>
+            </w:r>
+          </w:p>
+        </w:tc>
+        <w:tc>
+          <w:tcPr>
+            <w:tcW w:type="dxa" w:w="3912"/>
+          </w:tcPr>
+          <w:p>
+            <w:pPr>
+              <w:spacing w:after="0"/>
+            </w:pPr>
             <w:r>
               <w:rPr>
                 <w:sz w:val="16"/>
               </w:rPr>
-              <w:t>Coincide</w:t>
+              <w:t>modelo propio calibrado a la Tabla 6</w:t>
+            </w:r>
+          </w:p>
+        </w:tc>
+      </w:tr>
+      <w:tr>
+        <w:tc>
+          <w:tcPr>
+            <w:tcW w:type="dxa" w:w="4082"/>
+          </w:tcPr>
+          <w:p>
+            <w:pPr>
+              <w:spacing w:after="0"/>
+            </w:pPr>
+            <w:r>
+              <w:rPr>
+                <w:sz w:val="16"/>
+              </w:rPr>
+              <w:t>Df tras inspección B (17 años hasta 30)</w:t>
+            </w:r>
+          </w:p>
+        </w:tc>
+        <w:tc>
+          <w:tcPr>
+            <w:tcW w:type="dxa" w:w="2494"/>
+          </w:tcPr>
+          <w:p>
+            <w:pPr>
+              <w:spacing w:after="0"/>
+            </w:pPr>
+            <w:r>
+              <w:rPr>
+                <w:sz w:val="16"/>
+              </w:rPr>
+              <w:t>0,092</w:t>
+            </w:r>
+          </w:p>
+        </w:tc>
+        <w:tc>
+          <w:tcPr>
+            <w:tcW w:type="dxa" w:w="3912"/>
+          </w:tcPr>
+          <w:p>
+            <w:pPr>
+              <w:spacing w:after="0"/>
+            </w:pPr>
+            <w:r>
+              <w:rPr>
+                <w:sz w:val="16"/>
+              </w:rPr>
+              <w:t>implícito; ≈ piso 0,1 de la Eq. 8</w:t>
             </w:r>
           </w:p>
         </w:tc>
@@ -1684,30 +1735,8 @@
     </w:tbl>
     <w:p>
       <w:pPr>
-        <w:spacing w:after="20"/>
+        <w:spacing w:after="0"/>
       </w:pPr>
-    </w:p>
-    <w:p>
-      <w:r>
-        <w:rPr>
-          <w:b w:val="0"/>
-          <w:i w:val="0"/>
-        </w:rPr>
-        <w:t>Comparación TBI vs RBI-2 intrusiva con descuento 10 % (supuesto): ahorro VAN a 1 año = 30 $, a 10 años = 5.929 $ (nominal 10.270 $), plan completo 2023–2056 = 10.045 $; SIR a 10 años = 14.4; ROI = 1343 %. El paper muestra solo el ahorro nominal; aquí se descuenta. Escala: ~10⁴ $ por un intercambiador.</w:t>
-      </w:r>
-    </w:p>
-    <w:p>
-      <w:pPr>
-        <w:spacing w:before="100" w:after="40"/>
-      </w:pPr>
-      <w:r>
-        <w:rPr>
-          <w:b/>
-          <w:color w:val="1F3864"/>
-          <w:sz w:val="24"/>
-        </w:rPr>
-        <w:t>6. Modelo Barrancabermeja (ILUSTRATIVO): datos de entrada</w:t>
-      </w:r>
     </w:p>
     <w:tbl>
       <w:tblPr>
@@ -1716,89 +1745,245 @@
         <w:tblLook w:firstColumn="1" w:firstRow="1" w:lastColumn="0" w:lastRow="0" w:noHBand="0" w:noVBand="1" w:val="04A0"/>
       </w:tblPr>
       <w:tblGrid>
-        <w:gridCol w:w="2578"/>
-        <w:gridCol w:w="2578"/>
-        <w:gridCol w:w="2578"/>
-        <w:gridCol w:w="2578"/>
+        <w:gridCol w:w="878"/>
+        <w:gridCol w:w="878"/>
+        <w:gridCol w:w="878"/>
+        <w:gridCol w:w="878"/>
+        <w:gridCol w:w="878"/>
+        <w:gridCol w:w="878"/>
+        <w:gridCol w:w="878"/>
+        <w:gridCol w:w="878"/>
+        <w:gridCol w:w="878"/>
+        <w:gridCol w:w="878"/>
+        <w:gridCol w:w="878"/>
+        <w:gridCol w:w="878"/>
       </w:tblGrid>
       <w:tr>
         <w:tc>
           <w:tcPr>
-            <w:tcW w:type="dxa" w:w="2438"/>
+            <w:tcW w:type="dxa" w:w="567"/>
             <w:shd w:val="clear" w:color="auto" w:fill="1F3864"/>
           </w:tcPr>
           <w:p>
             <w:pPr>
               <w:spacing w:after="0"/>
             </w:pPr>
-            <w:r/>
             <w:r>
               <w:rPr>
                 <w:b/>
                 <w:color w:val="FFFFFF"/>
-                <w:sz w:val="16"/>
-              </w:rPr>
-              <w:t>Parámetro</w:t>
-            </w:r>
-          </w:p>
-        </w:tc>
-        <w:tc>
-          <w:tcPr>
-            <w:tcW w:type="dxa" w:w="3061"/>
+                <w:sz w:val="15"/>
+              </w:rPr>
+              <w:t>Año</w:t>
+            </w:r>
+          </w:p>
+        </w:tc>
+        <w:tc>
+          <w:tcPr>
+            <w:tcW w:type="dxa" w:w="680"/>
             <w:shd w:val="clear" w:color="auto" w:fill="1F3864"/>
           </w:tcPr>
           <w:p>
             <w:pPr>
               <w:spacing w:after="0"/>
             </w:pPr>
-            <w:r/>
             <w:r>
               <w:rPr>
                 <w:b/>
                 <w:color w:val="FFFFFF"/>
-                <w:sz w:val="16"/>
-              </w:rPr>
-              <w:t>U-200 (agregado 25 comp.)</w:t>
-            </w:r>
-          </w:p>
-        </w:tc>
-        <w:tc>
-          <w:tcPr>
-            <w:tcW w:type="dxa" w:w="2835"/>
+                <w:sz w:val="15"/>
+              </w:rPr>
+              <w:t>Df N</w:t>
+            </w:r>
+          </w:p>
+        </w:tc>
+        <w:tc>
+          <w:tcPr>
+            <w:tcW w:type="dxa" w:w="680"/>
             <w:shd w:val="clear" w:color="auto" w:fill="1F3864"/>
           </w:tcPr>
           <w:p>
             <w:pPr>
               <w:spacing w:after="0"/>
             </w:pPr>
-            <w:r/>
             <w:r>
               <w:rPr>
                 <w:b/>
                 <w:color w:val="FFFFFF"/>
-                <w:sz w:val="16"/>
-              </w:rPr>
-              <w:t>V-220</w:t>
-            </w:r>
-          </w:p>
-        </w:tc>
-        <w:tc>
-          <w:tcPr>
-            <w:tcW w:type="dxa" w:w="2494"/>
+                <w:sz w:val="15"/>
+              </w:rPr>
+              <w:t>Df TBI</w:t>
+            </w:r>
+          </w:p>
+        </w:tc>
+        <w:tc>
+          <w:tcPr>
+            <w:tcW w:type="dxa" w:w="794"/>
             <w:shd w:val="clear" w:color="auto" w:fill="1F3864"/>
           </w:tcPr>
           <w:p>
             <w:pPr>
               <w:spacing w:after="0"/>
             </w:pPr>
-            <w:r/>
             <w:r>
               <w:rPr>
                 <w:b/>
                 <w:color w:val="FFFFFF"/>
-                <w:sz w:val="16"/>
-              </w:rPr>
-              <w:t>Estado</w:t>
+                <w:sz w:val="15"/>
+              </w:rPr>
+              <w:t>Df RBI-2</w:t>
+            </w:r>
+          </w:p>
+        </w:tc>
+        <w:tc>
+          <w:tcPr>
+            <w:tcW w:type="dxa" w:w="794"/>
+            <w:shd w:val="clear" w:color="auto" w:fill="1F3864"/>
+          </w:tcPr>
+          <w:p>
+            <w:pPr>
+              <w:spacing w:after="0"/>
+            </w:pPr>
+            <w:r>
+              <w:rPr>
+                <w:b/>
+                <w:color w:val="FFFFFF"/>
+                <w:sz w:val="15"/>
+              </w:rPr>
+              <w:t>EMV N</w:t>
+            </w:r>
+          </w:p>
+        </w:tc>
+        <w:tc>
+          <w:tcPr>
+            <w:tcW w:type="dxa" w:w="794"/>
+            <w:shd w:val="clear" w:color="auto" w:fill="1F3864"/>
+          </w:tcPr>
+          <w:p>
+            <w:pPr>
+              <w:spacing w:after="0"/>
+            </w:pPr>
+            <w:r>
+              <w:rPr>
+                <w:b/>
+                <w:color w:val="FFFFFF"/>
+                <w:sz w:val="15"/>
+              </w:rPr>
+              <w:t>EMV TBI</w:t>
+            </w:r>
+          </w:p>
+        </w:tc>
+        <w:tc>
+          <w:tcPr>
+            <w:tcW w:type="dxa" w:w="794"/>
+            <w:shd w:val="clear" w:color="auto" w:fill="1F3864"/>
+          </w:tcPr>
+          <w:p>
+            <w:pPr>
+              <w:spacing w:after="0"/>
+            </w:pPr>
+            <w:r>
+              <w:rPr>
+                <w:b/>
+                <w:color w:val="FFFFFF"/>
+                <w:sz w:val="15"/>
+              </w:rPr>
+              <w:t>EMV RBI</w:t>
+            </w:r>
+          </w:p>
+        </w:tc>
+        <w:tc>
+          <w:tcPr>
+            <w:tcW w:type="dxa" w:w="794"/>
+            <w:shd w:val="clear" w:color="auto" w:fill="1F3864"/>
+          </w:tcPr>
+          <w:p>
+            <w:pPr>
+              <w:spacing w:after="0"/>
+            </w:pPr>
+            <w:r>
+              <w:rPr>
+                <w:b/>
+                <w:color w:val="FFFFFF"/>
+                <w:sz w:val="15"/>
+              </w:rPr>
+              <w:t>ΔEMV</w:t>
+            </w:r>
+          </w:p>
+        </w:tc>
+        <w:tc>
+          <w:tcPr>
+            <w:tcW w:type="dxa" w:w="964"/>
+            <w:shd w:val="clear" w:color="auto" w:fill="1F3864"/>
+          </w:tcPr>
+          <w:p>
+            <w:pPr>
+              <w:spacing w:after="0"/>
+            </w:pPr>
+            <w:r>
+              <w:rPr>
+                <w:b/>
+                <w:color w:val="FFFFFF"/>
+                <w:sz w:val="15"/>
+              </w:rPr>
+              <w:t>Ahorro insp.</w:t>
+            </w:r>
+          </w:p>
+        </w:tc>
+        <w:tc>
+          <w:tcPr>
+            <w:tcW w:type="dxa" w:w="964"/>
+            <w:shd w:val="clear" w:color="auto" w:fill="1F3864"/>
+          </w:tcPr>
+          <w:p>
+            <w:pPr>
+              <w:spacing w:after="0"/>
+            </w:pPr>
+            <w:r>
+              <w:rPr>
+                <w:b/>
+                <w:color w:val="FFFFFF"/>
+                <w:sz w:val="15"/>
+              </w:rPr>
+              <w:t>Ahorro prod.</w:t>
+            </w:r>
+          </w:p>
+        </w:tc>
+        <w:tc>
+          <w:tcPr>
+            <w:tcW w:type="dxa" w:w="1020"/>
+            <w:shd w:val="clear" w:color="auto" w:fill="1F3864"/>
+          </w:tcPr>
+          <w:p>
+            <w:pPr>
+              <w:spacing w:after="0"/>
+            </w:pPr>
+            <w:r>
+              <w:rPr>
+                <w:b/>
+                <w:color w:val="FFFFFF"/>
+                <w:sz w:val="15"/>
+              </w:rPr>
+              <w:t>Beneficio</w:t>
+            </w:r>
+          </w:p>
+        </w:tc>
+        <w:tc>
+          <w:tcPr>
+            <w:tcW w:type="dxa" w:w="907"/>
+            <w:shd w:val="clear" w:color="auto" w:fill="1F3864"/>
+          </w:tcPr>
+          <w:p>
+            <w:pPr>
+              <w:spacing w:after="0"/>
+            </w:pPr>
+            <w:r>
+              <w:rPr>
+                <w:b/>
+                <w:color w:val="FFFFFF"/>
+                <w:sz w:val="15"/>
+              </w:rPr>
+              <w:t>VP</w:t>
             </w:r>
           </w:p>
         </w:tc>
@@ -1806,69 +1991,193 @@
       <w:tr>
         <w:tc>
           <w:tcPr>
-            <w:tcW w:type="dxa" w:w="2438"/>
-          </w:tcPr>
-          <w:p>
-            <w:pPr>
-              <w:spacing w:after="0"/>
-            </w:pPr>
-            <w:r/>
-            <w:r>
-              <w:rPr>
-                <w:sz w:val="16"/>
-              </w:rPr>
-              <w:t>gff [1/a]</w:t>
-            </w:r>
-          </w:p>
-        </w:tc>
-        <w:tc>
-          <w:tcPr>
-            <w:tcW w:type="dxa" w:w="3061"/>
-          </w:tcPr>
-          <w:p>
-            <w:pPr>
-              <w:spacing w:after="0"/>
-            </w:pPr>
-            <w:r/>
-            <w:r>
-              <w:rPr>
-                <w:sz w:val="16"/>
-              </w:rPr>
-              <w:t>7,65E-5 (3,06E-5×25)</w:t>
-            </w:r>
-          </w:p>
-        </w:tc>
-        <w:tc>
-          <w:tcPr>
-            <w:tcW w:type="dxa" w:w="2835"/>
-          </w:tcPr>
-          <w:p>
-            <w:pPr>
-              <w:spacing w:after="0"/>
-            </w:pPr>
-            <w:r/>
-            <w:r>
-              <w:rPr>
-                <w:sz w:val="16"/>
-              </w:rPr>
-              <w:t>3,06E-5</w:t>
-            </w:r>
-          </w:p>
-        </w:tc>
-        <w:tc>
-          <w:tcPr>
-            <w:tcW w:type="dxa" w:w="2494"/>
-          </w:tcPr>
-          <w:p>
-            <w:pPr>
-              <w:spacing w:after="0"/>
-            </w:pPr>
-            <w:r/>
-            <w:r>
-              <w:rPr>
-                <w:sz w:val="16"/>
-              </w:rPr>
-              <w:t>Supuesto (Tabla 3.1 API 581, recordada)</w:t>
+            <w:tcW w:type="dxa" w:w="567"/>
+          </w:tcPr>
+          <w:p>
+            <w:pPr>
+              <w:spacing w:after="0"/>
+            </w:pPr>
+            <w:r>
+              <w:rPr>
+                <w:sz w:val="15"/>
+              </w:rPr>
+              <w:t>2023</w:t>
+            </w:r>
+          </w:p>
+        </w:tc>
+        <w:tc>
+          <w:tcPr>
+            <w:tcW w:type="dxa" w:w="680"/>
+          </w:tcPr>
+          <w:p>
+            <w:pPr>
+              <w:spacing w:after="0"/>
+            </w:pPr>
+            <w:r>
+              <w:rPr>
+                <w:sz w:val="15"/>
+              </w:rPr>
+              <w:t>1,0</w:t>
+            </w:r>
+          </w:p>
+        </w:tc>
+        <w:tc>
+          <w:tcPr>
+            <w:tcW w:type="dxa" w:w="680"/>
+          </w:tcPr>
+          <w:p>
+            <w:pPr>
+              <w:spacing w:after="0"/>
+            </w:pPr>
+            <w:r>
+              <w:rPr>
+                <w:sz w:val="15"/>
+              </w:rPr>
+              <w:t>1,0</w:t>
+            </w:r>
+          </w:p>
+        </w:tc>
+        <w:tc>
+          <w:tcPr>
+            <w:tcW w:type="dxa" w:w="794"/>
+          </w:tcPr>
+          <w:p>
+            <w:pPr>
+              <w:spacing w:after="0"/>
+            </w:pPr>
+            <w:r>
+              <w:rPr>
+                <w:sz w:val="15"/>
+              </w:rPr>
+              <w:t>1,00</w:t>
+            </w:r>
+          </w:p>
+        </w:tc>
+        <w:tc>
+          <w:tcPr>
+            <w:tcW w:type="dxa" w:w="794"/>
+          </w:tcPr>
+          <w:p>
+            <w:pPr>
+              <w:spacing w:after="0"/>
+            </w:pPr>
+            <w:r>
+              <w:rPr>
+                <w:sz w:val="15"/>
+              </w:rPr>
+              <w:t>7</w:t>
+            </w:r>
+          </w:p>
+        </w:tc>
+        <w:tc>
+          <w:tcPr>
+            <w:tcW w:type="dxa" w:w="794"/>
+          </w:tcPr>
+          <w:p>
+            <w:pPr>
+              <w:spacing w:after="0"/>
+            </w:pPr>
+            <w:r>
+              <w:rPr>
+                <w:sz w:val="15"/>
+              </w:rPr>
+              <w:t>7</w:t>
+            </w:r>
+          </w:p>
+        </w:tc>
+        <w:tc>
+          <w:tcPr>
+            <w:tcW w:type="dxa" w:w="794"/>
+          </w:tcPr>
+          <w:p>
+            <w:pPr>
+              <w:spacing w:after="0"/>
+            </w:pPr>
+            <w:r>
+              <w:rPr>
+                <w:sz w:val="15"/>
+              </w:rPr>
+              <w:t>7</w:t>
+            </w:r>
+          </w:p>
+        </w:tc>
+        <w:tc>
+          <w:tcPr>
+            <w:tcW w:type="dxa" w:w="794"/>
+          </w:tcPr>
+          <w:p>
+            <w:pPr>
+              <w:spacing w:after="0"/>
+            </w:pPr>
+            <w:r>
+              <w:rPr>
+                <w:sz w:val="15"/>
+              </w:rPr>
+              <w:t>0</w:t>
+            </w:r>
+          </w:p>
+        </w:tc>
+        <w:tc>
+          <w:tcPr>
+            <w:tcW w:type="dxa" w:w="964"/>
+          </w:tcPr>
+          <w:p>
+            <w:pPr>
+              <w:spacing w:after="0"/>
+            </w:pPr>
+            <w:r>
+              <w:rPr>
+                <w:sz w:val="15"/>
+              </w:rPr>
+              <w:t>30</w:t>
+            </w:r>
+          </w:p>
+        </w:tc>
+        <w:tc>
+          <w:tcPr>
+            <w:tcW w:type="dxa" w:w="964"/>
+          </w:tcPr>
+          <w:p>
+            <w:pPr>
+              <w:spacing w:after="0"/>
+            </w:pPr>
+            <w:r>
+              <w:rPr>
+                <w:sz w:val="15"/>
+              </w:rPr>
+              <w:t>0</w:t>
+            </w:r>
+          </w:p>
+        </w:tc>
+        <w:tc>
+          <w:tcPr>
+            <w:tcW w:type="dxa" w:w="1020"/>
+          </w:tcPr>
+          <w:p>
+            <w:pPr>
+              <w:spacing w:after="0"/>
+            </w:pPr>
+            <w:r>
+              <w:rPr>
+                <w:sz w:val="15"/>
+              </w:rPr>
+              <w:t>30</w:t>
+            </w:r>
+          </w:p>
+        </w:tc>
+        <w:tc>
+          <w:tcPr>
+            <w:tcW w:type="dxa" w:w="907"/>
+          </w:tcPr>
+          <w:p>
+            <w:pPr>
+              <w:spacing w:after="0"/>
+            </w:pPr>
+            <w:r>
+              <w:rPr>
+                <w:sz w:val="15"/>
+              </w:rPr>
+              <w:t>30</w:t>
             </w:r>
           </w:p>
         </w:tc>
@@ -1876,69 +2185,193 @@
       <w:tr>
         <w:tc>
           <w:tcPr>
-            <w:tcW w:type="dxa" w:w="2438"/>
-          </w:tcPr>
-          <w:p>
-            <w:pPr>
-              <w:spacing w:after="0"/>
-            </w:pPr>
-            <w:r/>
-            <w:r>
-              <w:rPr>
-                <w:sz w:val="16"/>
-              </w:rPr>
-              <w:t>Df inicial / crecimiento TBI</w:t>
-            </w:r>
-          </w:p>
-        </w:tc>
-        <w:tc>
-          <w:tcPr>
-            <w:tcW w:type="dxa" w:w="3061"/>
-          </w:tcPr>
-          <w:p>
-            <w:pPr>
-              <w:spacing w:after="0"/>
-            </w:pPr>
-            <w:r/>
-            <w:r>
-              <w:rPr>
-                <w:sz w:val="16"/>
-              </w:rPr>
-              <w:t>40 / 15 %/a</w:t>
-            </w:r>
-          </w:p>
-        </w:tc>
-        <w:tc>
-          <w:tcPr>
-            <w:tcW w:type="dxa" w:w="2835"/>
-          </w:tcPr>
-          <w:p>
-            <w:pPr>
-              <w:spacing w:after="0"/>
-            </w:pPr>
-            <w:r/>
-            <w:r>
-              <w:rPr>
-                <w:sz w:val="16"/>
-              </w:rPr>
-              <w:t>120 / 20 %/a</w:t>
-            </w:r>
-          </w:p>
-        </w:tc>
-        <w:tc>
-          <w:tcPr>
-            <w:tcW w:type="dxa" w:w="2494"/>
-          </w:tcPr>
-          <w:p>
-            <w:pPr>
-              <w:spacing w:after="0"/>
-            </w:pPr>
-            <w:r/>
-            <w:r>
-              <w:rPr>
-                <w:sz w:val="16"/>
-              </w:rPr>
-              <w:t>Supuesto</w:t>
+            <w:tcW w:type="dxa" w:w="567"/>
+          </w:tcPr>
+          <w:p>
+            <w:pPr>
+              <w:spacing w:after="0"/>
+            </w:pPr>
+            <w:r>
+              <w:rPr>
+                <w:sz w:val="15"/>
+              </w:rPr>
+              <w:t>2026</w:t>
+            </w:r>
+          </w:p>
+        </w:tc>
+        <w:tc>
+          <w:tcPr>
+            <w:tcW w:type="dxa" w:w="680"/>
+          </w:tcPr>
+          <w:p>
+            <w:pPr>
+              <w:spacing w:after="0"/>
+            </w:pPr>
+            <w:r>
+              <w:rPr>
+                <w:sz w:val="15"/>
+              </w:rPr>
+              <w:t>2,8</w:t>
+            </w:r>
+          </w:p>
+        </w:tc>
+        <w:tc>
+          <w:tcPr>
+            <w:tcW w:type="dxa" w:w="680"/>
+          </w:tcPr>
+          <w:p>
+            <w:pPr>
+              <w:spacing w:after="0"/>
+            </w:pPr>
+            <w:r>
+              <w:rPr>
+                <w:sz w:val="15"/>
+              </w:rPr>
+              <w:t>2,8</w:t>
+            </w:r>
+          </w:p>
+        </w:tc>
+        <w:tc>
+          <w:tcPr>
+            <w:tcW w:type="dxa" w:w="794"/>
+          </w:tcPr>
+          <w:p>
+            <w:pPr>
+              <w:spacing w:after="0"/>
+            </w:pPr>
+            <w:r>
+              <w:rPr>
+                <w:sz w:val="15"/>
+              </w:rPr>
+              <w:t>2,77</w:t>
+            </w:r>
+          </w:p>
+        </w:tc>
+        <w:tc>
+          <w:tcPr>
+            <w:tcW w:type="dxa" w:w="794"/>
+          </w:tcPr>
+          <w:p>
+            <w:pPr>
+              <w:spacing w:after="0"/>
+            </w:pPr>
+            <w:r>
+              <w:rPr>
+                <w:sz w:val="15"/>
+              </w:rPr>
+              <w:t>18</w:t>
+            </w:r>
+          </w:p>
+        </w:tc>
+        <w:tc>
+          <w:tcPr>
+            <w:tcW w:type="dxa" w:w="794"/>
+          </w:tcPr>
+          <w:p>
+            <w:pPr>
+              <w:spacing w:after="0"/>
+            </w:pPr>
+            <w:r>
+              <w:rPr>
+                <w:sz w:val="15"/>
+              </w:rPr>
+              <w:t>18</w:t>
+            </w:r>
+          </w:p>
+        </w:tc>
+        <w:tc>
+          <w:tcPr>
+            <w:tcW w:type="dxa" w:w="794"/>
+          </w:tcPr>
+          <w:p>
+            <w:pPr>
+              <w:spacing w:after="0"/>
+            </w:pPr>
+            <w:r>
+              <w:rPr>
+                <w:sz w:val="15"/>
+              </w:rPr>
+              <w:t>18</w:t>
+            </w:r>
+          </w:p>
+        </w:tc>
+        <w:tc>
+          <w:tcPr>
+            <w:tcW w:type="dxa" w:w="794"/>
+          </w:tcPr>
+          <w:p>
+            <w:pPr>
+              <w:spacing w:after="0"/>
+            </w:pPr>
+            <w:r>
+              <w:rPr>
+                <w:sz w:val="15"/>
+              </w:rPr>
+              <w:t>0</w:t>
+            </w:r>
+          </w:p>
+        </w:tc>
+        <w:tc>
+          <w:tcPr>
+            <w:tcW w:type="dxa" w:w="964"/>
+          </w:tcPr>
+          <w:p>
+            <w:pPr>
+              <w:spacing w:after="0"/>
+            </w:pPr>
+            <w:r>
+              <w:rPr>
+                <w:sz w:val="15"/>
+              </w:rPr>
+              <w:t>240</w:t>
+            </w:r>
+          </w:p>
+        </w:tc>
+        <w:tc>
+          <w:tcPr>
+            <w:tcW w:type="dxa" w:w="964"/>
+          </w:tcPr>
+          <w:p>
+            <w:pPr>
+              <w:spacing w:after="0"/>
+            </w:pPr>
+            <w:r>
+              <w:rPr>
+                <w:sz w:val="15"/>
+              </w:rPr>
+              <w:t>0</w:t>
+            </w:r>
+          </w:p>
+        </w:tc>
+        <w:tc>
+          <w:tcPr>
+            <w:tcW w:type="dxa" w:w="1020"/>
+          </w:tcPr>
+          <w:p>
+            <w:pPr>
+              <w:spacing w:after="0"/>
+            </w:pPr>
+            <w:r>
+              <w:rPr>
+                <w:sz w:val="15"/>
+              </w:rPr>
+              <w:t>240</w:t>
+            </w:r>
+          </w:p>
+        </w:tc>
+        <w:tc>
+          <w:tcPr>
+            <w:tcW w:type="dxa" w:w="907"/>
+          </w:tcPr>
+          <w:p>
+            <w:pPr>
+              <w:spacing w:after="0"/>
+            </w:pPr>
+            <w:r>
+              <w:rPr>
+                <w:sz w:val="15"/>
+              </w:rPr>
+              <w:t>180</w:t>
             </w:r>
           </w:p>
         </w:tc>
@@ -1946,69 +2379,193 @@
       <w:tr>
         <w:tc>
           <w:tcPr>
-            <w:tcW w:type="dxa" w:w="2438"/>
-          </w:tcPr>
-          <w:p>
-            <w:pPr>
-              <w:spacing w:after="0"/>
-            </w:pPr>
-            <w:r/>
-            <w:r>
-              <w:rPr>
-                <w:sz w:val="16"/>
-              </w:rPr>
-              <w:t>COF (FC_cmd+affa+prod+inj+env)</w:t>
-            </w:r>
-          </w:p>
-        </w:tc>
-        <w:tc>
-          <w:tcPr>
-            <w:tcW w:type="dxa" w:w="3061"/>
-          </w:tcPr>
-          <w:p>
-            <w:pPr>
-              <w:spacing w:after="0"/>
-            </w:pPr>
-            <w:r/>
-            <w:r>
-              <w:rPr>
-                <w:sz w:val="16"/>
-              </w:rPr>
-              <w:t>≈ 11 M$ (categoría E)</w:t>
-            </w:r>
-          </w:p>
-        </w:tc>
-        <w:tc>
-          <w:tcPr>
-            <w:tcW w:type="dxa" w:w="2835"/>
-          </w:tcPr>
-          <w:p>
-            <w:pPr>
-              <w:spacing w:after="0"/>
-            </w:pPr>
-            <w:r/>
-            <w:r>
-              <w:rPr>
-                <w:sz w:val="16"/>
-              </w:rPr>
-              <w:t>≈ 3,1 M$ (categoría D)</w:t>
-            </w:r>
-          </w:p>
-        </w:tc>
-        <w:tc>
-          <w:tcPr>
-            <w:tcW w:type="dxa" w:w="2494"/>
-          </w:tcPr>
-          <w:p>
-            <w:pPr>
-              <w:spacing w:after="0"/>
-            </w:pPr>
-            <w:r/>
-            <w:r>
-              <w:rPr>
-                <w:sz w:val="16"/>
-              </w:rPr>
-              <w:t>Supuesto</w:t>
+            <w:tcW w:type="dxa" w:w="567"/>
+          </w:tcPr>
+          <w:p>
+            <w:pPr>
+              <w:spacing w:after="0"/>
+            </w:pPr>
+            <w:r>
+              <w:rPr>
+                <w:sz w:val="15"/>
+              </w:rPr>
+              <w:t>2029</w:t>
+            </w:r>
+          </w:p>
+        </w:tc>
+        <w:tc>
+          <w:tcPr>
+            <w:tcW w:type="dxa" w:w="680"/>
+          </w:tcPr>
+          <w:p>
+            <w:pPr>
+              <w:spacing w:after="0"/>
+            </w:pPr>
+            <w:r>
+              <w:rPr>
+                <w:sz w:val="15"/>
+              </w:rPr>
+              <w:t>7,7</w:t>
+            </w:r>
+          </w:p>
+        </w:tc>
+        <w:tc>
+          <w:tcPr>
+            <w:tcW w:type="dxa" w:w="680"/>
+          </w:tcPr>
+          <w:p>
+            <w:pPr>
+              <w:spacing w:after="0"/>
+            </w:pPr>
+            <w:r>
+              <w:rPr>
+                <w:sz w:val="15"/>
+              </w:rPr>
+              <w:t>1,0</w:t>
+            </w:r>
+          </w:p>
+        </w:tc>
+        <w:tc>
+          <w:tcPr>
+            <w:tcW w:type="dxa" w:w="794"/>
+          </w:tcPr>
+          <w:p>
+            <w:pPr>
+              <w:spacing w:after="0"/>
+            </w:pPr>
+            <w:r>
+              <w:rPr>
+                <w:sz w:val="15"/>
+              </w:rPr>
+              <w:t>7,70</w:t>
+            </w:r>
+          </w:p>
+        </w:tc>
+        <w:tc>
+          <w:tcPr>
+            <w:tcW w:type="dxa" w:w="794"/>
+          </w:tcPr>
+          <w:p>
+            <w:pPr>
+              <w:spacing w:after="0"/>
+            </w:pPr>
+            <w:r>
+              <w:rPr>
+                <w:sz w:val="15"/>
+              </w:rPr>
+              <w:t>51</w:t>
+            </w:r>
+          </w:p>
+        </w:tc>
+        <w:tc>
+          <w:tcPr>
+            <w:tcW w:type="dxa" w:w="794"/>
+          </w:tcPr>
+          <w:p>
+            <w:pPr>
+              <w:spacing w:after="0"/>
+            </w:pPr>
+            <w:r>
+              <w:rPr>
+                <w:sz w:val="15"/>
+              </w:rPr>
+              <w:t>7</w:t>
+            </w:r>
+          </w:p>
+        </w:tc>
+        <w:tc>
+          <w:tcPr>
+            <w:tcW w:type="dxa" w:w="794"/>
+          </w:tcPr>
+          <w:p>
+            <w:pPr>
+              <w:spacing w:after="0"/>
+            </w:pPr>
+            <w:r>
+              <w:rPr>
+                <w:sz w:val="15"/>
+              </w:rPr>
+              <w:t>51</w:t>
+            </w:r>
+          </w:p>
+        </w:tc>
+        <w:tc>
+          <w:tcPr>
+            <w:tcW w:type="dxa" w:w="794"/>
+          </w:tcPr>
+          <w:p>
+            <w:pPr>
+              <w:spacing w:after="0"/>
+            </w:pPr>
+            <w:r>
+              <w:rPr>
+                <w:sz w:val="15"/>
+              </w:rPr>
+              <w:t>-44</w:t>
+            </w:r>
+          </w:p>
+        </w:tc>
+        <w:tc>
+          <w:tcPr>
+            <w:tcW w:type="dxa" w:w="964"/>
+          </w:tcPr>
+          <w:p>
+            <w:pPr>
+              <w:spacing w:after="0"/>
+            </w:pPr>
+            <w:r>
+              <w:rPr>
+                <w:sz w:val="15"/>
+              </w:rPr>
+              <w:t>360</w:t>
+            </w:r>
+          </w:p>
+        </w:tc>
+        <w:tc>
+          <w:tcPr>
+            <w:tcW w:type="dxa" w:w="964"/>
+          </w:tcPr>
+          <w:p>
+            <w:pPr>
+              <w:spacing w:after="0"/>
+            </w:pPr>
+            <w:r>
+              <w:rPr>
+                <w:sz w:val="15"/>
+              </w:rPr>
+              <w:t>10.000</w:t>
+            </w:r>
+          </w:p>
+        </w:tc>
+        <w:tc>
+          <w:tcPr>
+            <w:tcW w:type="dxa" w:w="1020"/>
+          </w:tcPr>
+          <w:p>
+            <w:pPr>
+              <w:spacing w:after="0"/>
+            </w:pPr>
+            <w:r>
+              <w:rPr>
+                <w:sz w:val="15"/>
+              </w:rPr>
+              <w:t>10.316</w:t>
+            </w:r>
+          </w:p>
+        </w:tc>
+        <w:tc>
+          <w:tcPr>
+            <w:tcW w:type="dxa" w:w="907"/>
+          </w:tcPr>
+          <w:p>
+            <w:pPr>
+              <w:spacing w:after="0"/>
+            </w:pPr>
+            <w:r>
+              <w:rPr>
+                <w:sz w:val="15"/>
+              </w:rPr>
+              <w:t>5.823</w:t>
             </w:r>
           </w:p>
         </w:tc>
@@ -2016,69 +2573,193 @@
       <w:tr>
         <w:tc>
           <w:tcPr>
-            <w:tcW w:type="dxa" w:w="2438"/>
-          </w:tcPr>
-          <w:p>
-            <w:pPr>
-              <w:spacing w:after="0"/>
-            </w:pPr>
-            <w:r/>
-            <w:r>
-              <w:rPr>
-                <w:sz w:val="16"/>
-              </w:rPr>
-              <w:t>Plan TBI (C0)</w:t>
-            </w:r>
-          </w:p>
-        </w:tc>
-        <w:tc>
-          <w:tcPr>
-            <w:tcW w:type="dxa" w:w="3061"/>
-          </w:tcPr>
-          <w:p>
-            <w:pPr>
-              <w:spacing w:after="0"/>
-            </w:pPr>
-            <w:r/>
-            <w:r>
-              <w:rPr>
-                <w:sz w:val="16"/>
-              </w:rPr>
-              <w:t>Ext. c/3 a; interna 2029 (120 h paro)</w:t>
-            </w:r>
-          </w:p>
-        </w:tc>
-        <w:tc>
-          <w:tcPr>
-            <w:tcW w:type="dxa" w:w="2835"/>
-          </w:tcPr>
-          <w:p>
-            <w:pPr>
-              <w:spacing w:after="0"/>
-            </w:pPr>
-            <w:r/>
-            <w:r>
-              <w:rPr>
-                <w:sz w:val="16"/>
-              </w:rPr>
-              <w:t>Reemplazo 2029 (1,8 M$, 30 d de paro)</w:t>
-            </w:r>
-          </w:p>
-        </w:tc>
-        <w:tc>
-          <w:tcPr>
-            <w:tcW w:type="dxa" w:w="2494"/>
-          </w:tcPr>
-          <w:p>
-            <w:pPr>
-              <w:spacing w:after="0"/>
-            </w:pPr>
-            <w:r/>
-            <w:r>
-              <w:rPr>
-                <w:sz w:val="16"/>
-              </w:rPr>
-              <w:t>Supuesto</w:t>
+            <w:tcW w:type="dxa" w:w="567"/>
+          </w:tcPr>
+          <w:p>
+            <w:pPr>
+              <w:spacing w:after="0"/>
+            </w:pPr>
+            <w:r>
+              <w:rPr>
+                <w:sz w:val="15"/>
+              </w:rPr>
+              <w:t>2030</w:t>
+            </w:r>
+          </w:p>
+        </w:tc>
+        <w:tc>
+          <w:tcPr>
+            <w:tcW w:type="dxa" w:w="680"/>
+          </w:tcPr>
+          <w:p>
+            <w:pPr>
+              <w:spacing w:after="0"/>
+            </w:pPr>
+            <w:r>
+              <w:rPr>
+                <w:sz w:val="15"/>
+              </w:rPr>
+              <w:t>10,8</w:t>
+            </w:r>
+          </w:p>
+        </w:tc>
+        <w:tc>
+          <w:tcPr>
+            <w:tcW w:type="dxa" w:w="680"/>
+          </w:tcPr>
+          <w:p>
+            <w:pPr>
+              <w:spacing w:after="0"/>
+            </w:pPr>
+            <w:r>
+              <w:rPr>
+                <w:sz w:val="15"/>
+              </w:rPr>
+              <w:t>1,4</w:t>
+            </w:r>
+          </w:p>
+        </w:tc>
+        <w:tc>
+          <w:tcPr>
+            <w:tcW w:type="dxa" w:w="794"/>
+          </w:tcPr>
+          <w:p>
+            <w:pPr>
+              <w:spacing w:after="0"/>
+            </w:pPr>
+            <w:r>
+              <w:rPr>
+                <w:sz w:val="15"/>
+              </w:rPr>
+              <w:t>10,81</w:t>
+            </w:r>
+          </w:p>
+        </w:tc>
+        <w:tc>
+          <w:tcPr>
+            <w:tcW w:type="dxa" w:w="794"/>
+          </w:tcPr>
+          <w:p>
+            <w:pPr>
+              <w:spacing w:after="0"/>
+            </w:pPr>
+            <w:r>
+              <w:rPr>
+                <w:sz w:val="15"/>
+              </w:rPr>
+              <w:t>71</w:t>
+            </w:r>
+          </w:p>
+        </w:tc>
+        <w:tc>
+          <w:tcPr>
+            <w:tcW w:type="dxa" w:w="794"/>
+          </w:tcPr>
+          <w:p>
+            <w:pPr>
+              <w:spacing w:after="0"/>
+            </w:pPr>
+            <w:r>
+              <w:rPr>
+                <w:sz w:val="15"/>
+              </w:rPr>
+              <w:t>9</w:t>
+            </w:r>
+          </w:p>
+        </w:tc>
+        <w:tc>
+          <w:tcPr>
+            <w:tcW w:type="dxa" w:w="794"/>
+          </w:tcPr>
+          <w:p>
+            <w:pPr>
+              <w:spacing w:after="0"/>
+            </w:pPr>
+            <w:r>
+              <w:rPr>
+                <w:sz w:val="15"/>
+              </w:rPr>
+              <w:t>71</w:t>
+            </w:r>
+          </w:p>
+        </w:tc>
+        <w:tc>
+          <w:tcPr>
+            <w:tcW w:type="dxa" w:w="794"/>
+          </w:tcPr>
+          <w:p>
+            <w:pPr>
+              <w:spacing w:after="0"/>
+            </w:pPr>
+            <w:r>
+              <w:rPr>
+                <w:sz w:val="15"/>
+              </w:rPr>
+              <w:t>-62</w:t>
+            </w:r>
+          </w:p>
+        </w:tc>
+        <w:tc>
+          <w:tcPr>
+            <w:tcW w:type="dxa" w:w="964"/>
+          </w:tcPr>
+          <w:p>
+            <w:pPr>
+              <w:spacing w:after="0"/>
+            </w:pPr>
+            <w:r>
+              <w:rPr>
+                <w:sz w:val="15"/>
+              </w:rPr>
+              <w:t>0</w:t>
+            </w:r>
+          </w:p>
+        </w:tc>
+        <w:tc>
+          <w:tcPr>
+            <w:tcW w:type="dxa" w:w="964"/>
+          </w:tcPr>
+          <w:p>
+            <w:pPr>
+              <w:spacing w:after="0"/>
+            </w:pPr>
+            <w:r>
+              <w:rPr>
+                <w:sz w:val="15"/>
+              </w:rPr>
+              <w:t>0</w:t>
+            </w:r>
+          </w:p>
+        </w:tc>
+        <w:tc>
+          <w:tcPr>
+            <w:tcW w:type="dxa" w:w="1020"/>
+          </w:tcPr>
+          <w:p>
+            <w:pPr>
+              <w:spacing w:after="0"/>
+            </w:pPr>
+            <w:r>
+              <w:rPr>
+                <w:sz w:val="15"/>
+              </w:rPr>
+              <w:t>-62</w:t>
+            </w:r>
+          </w:p>
+        </w:tc>
+        <w:tc>
+          <w:tcPr>
+            <w:tcW w:type="dxa" w:w="907"/>
+          </w:tcPr>
+          <w:p>
+            <w:pPr>
+              <w:spacing w:after="0"/>
+            </w:pPr>
+            <w:r>
+              <w:rPr>
+                <w:sz w:val="15"/>
+              </w:rPr>
+              <w:t>-32</w:t>
             </w:r>
           </w:p>
         </w:tc>
@@ -2086,69 +2767,193 @@
       <w:tr>
         <w:tc>
           <w:tcPr>
-            <w:tcW w:type="dxa" w:w="2438"/>
-          </w:tcPr>
-          <w:p>
-            <w:pPr>
-              <w:spacing w:after="0"/>
-            </w:pPr>
-            <w:r/>
-            <w:r>
-              <w:rPr>
-                <w:sz w:val="16"/>
-              </w:rPr>
-              <w:t>Plan RBI (C1)</w:t>
-            </w:r>
-          </w:p>
-        </w:tc>
-        <w:tc>
-          <w:tcPr>
-            <w:tcW w:type="dxa" w:w="3061"/>
-          </w:tcPr>
-          <w:p>
-            <w:pPr>
-              <w:spacing w:after="0"/>
-            </w:pPr>
-            <w:r/>
-            <w:r>
-              <w:rPr>
-                <w:sz w:val="16"/>
-              </w:rPr>
-              <w:t>RBI 2026; NDE 2027 y 2031; reparación dirigida 2030</w:t>
-            </w:r>
-          </w:p>
-        </w:tc>
-        <w:tc>
-          <w:tcPr>
-            <w:tcW w:type="dxa" w:w="2835"/>
-          </w:tcPr>
-          <w:p>
-            <w:pPr>
-              <w:spacing w:after="0"/>
-            </w:pPr>
-            <w:r/>
-            <w:r>
-              <w:rPr>
-                <w:sz w:val="16"/>
-              </w:rPr>
-              <w:t>RBI 2026; FFS Nivel 3 2027; reparación local 2028; NDE 2033</w:t>
-            </w:r>
-          </w:p>
-        </w:tc>
-        <w:tc>
-          <w:tcPr>
-            <w:tcW w:type="dxa" w:w="2494"/>
-          </w:tcPr>
-          <w:p>
-            <w:pPr>
-              <w:spacing w:after="0"/>
-            </w:pPr>
-            <w:r/>
-            <w:r>
-              <w:rPr>
-                <w:sz w:val="16"/>
-              </w:rPr>
-              <w:t>Supuesto</w:t>
+            <w:tcW w:type="dxa" w:w="567"/>
+          </w:tcPr>
+          <w:p>
+            <w:pPr>
+              <w:spacing w:after="0"/>
+            </w:pPr>
+            <w:r>
+              <w:rPr>
+                <w:sz w:val="15"/>
+              </w:rPr>
+              <w:t>2032</w:t>
+            </w:r>
+          </w:p>
+        </w:tc>
+        <w:tc>
+          <w:tcPr>
+            <w:tcW w:type="dxa" w:w="680"/>
+          </w:tcPr>
+          <w:p>
+            <w:pPr>
+              <w:spacing w:after="0"/>
+            </w:pPr>
+            <w:r>
+              <w:rPr>
+                <w:sz w:val="15"/>
+              </w:rPr>
+              <w:t>21,4</w:t>
+            </w:r>
+          </w:p>
+        </w:tc>
+        <w:tc>
+          <w:tcPr>
+            <w:tcW w:type="dxa" w:w="680"/>
+          </w:tcPr>
+          <w:p>
+            <w:pPr>
+              <w:spacing w:after="0"/>
+            </w:pPr>
+            <w:r>
+              <w:rPr>
+                <w:sz w:val="15"/>
+              </w:rPr>
+              <w:t>2,8</w:t>
+            </w:r>
+          </w:p>
+        </w:tc>
+        <w:tc>
+          <w:tcPr>
+            <w:tcW w:type="dxa" w:w="794"/>
+          </w:tcPr>
+          <w:p>
+            <w:pPr>
+              <w:spacing w:after="0"/>
+            </w:pPr>
+            <w:r>
+              <w:rPr>
+                <w:sz w:val="15"/>
+              </w:rPr>
+              <w:t>21,35</w:t>
+            </w:r>
+          </w:p>
+        </w:tc>
+        <w:tc>
+          <w:tcPr>
+            <w:tcW w:type="dxa" w:w="794"/>
+          </w:tcPr>
+          <w:p>
+            <w:pPr>
+              <w:spacing w:after="0"/>
+            </w:pPr>
+            <w:r>
+              <w:rPr>
+                <w:sz w:val="15"/>
+              </w:rPr>
+              <w:t>140</w:t>
+            </w:r>
+          </w:p>
+        </w:tc>
+        <w:tc>
+          <w:tcPr>
+            <w:tcW w:type="dxa" w:w="794"/>
+          </w:tcPr>
+          <w:p>
+            <w:pPr>
+              <w:spacing w:after="0"/>
+            </w:pPr>
+            <w:r>
+              <w:rPr>
+                <w:sz w:val="15"/>
+              </w:rPr>
+              <w:t>18</w:t>
+            </w:r>
+          </w:p>
+        </w:tc>
+        <w:tc>
+          <w:tcPr>
+            <w:tcW w:type="dxa" w:w="794"/>
+          </w:tcPr>
+          <w:p>
+            <w:pPr>
+              <w:spacing w:after="0"/>
+            </w:pPr>
+            <w:r>
+              <w:rPr>
+                <w:sz w:val="15"/>
+              </w:rPr>
+              <w:t>140</w:t>
+            </w:r>
+          </w:p>
+        </w:tc>
+        <w:tc>
+          <w:tcPr>
+            <w:tcW w:type="dxa" w:w="794"/>
+          </w:tcPr>
+          <w:p>
+            <w:pPr>
+              <w:spacing w:after="0"/>
+            </w:pPr>
+            <w:r>
+              <w:rPr>
+                <w:sz w:val="15"/>
+              </w:rPr>
+              <w:t>-122</w:t>
+            </w:r>
+          </w:p>
+        </w:tc>
+        <w:tc>
+          <w:tcPr>
+            <w:tcW w:type="dxa" w:w="964"/>
+          </w:tcPr>
+          <w:p>
+            <w:pPr>
+              <w:spacing w:after="0"/>
+            </w:pPr>
+            <w:r>
+              <w:rPr>
+                <w:sz w:val="15"/>
+              </w:rPr>
+              <w:t>240</w:t>
+            </w:r>
+          </w:p>
+        </w:tc>
+        <w:tc>
+          <w:tcPr>
+            <w:tcW w:type="dxa" w:w="964"/>
+          </w:tcPr>
+          <w:p>
+            <w:pPr>
+              <w:spacing w:after="0"/>
+            </w:pPr>
+            <w:r>
+              <w:rPr>
+                <w:sz w:val="15"/>
+              </w:rPr>
+              <w:t>0</w:t>
+            </w:r>
+          </w:p>
+        </w:tc>
+        <w:tc>
+          <w:tcPr>
+            <w:tcW w:type="dxa" w:w="1020"/>
+          </w:tcPr>
+          <w:p>
+            <w:pPr>
+              <w:spacing w:after="0"/>
+            </w:pPr>
+            <w:r>
+              <w:rPr>
+                <w:sz w:val="15"/>
+              </w:rPr>
+              <w:t>118</w:t>
+            </w:r>
+          </w:p>
+        </w:tc>
+        <w:tc>
+          <w:tcPr>
+            <w:tcW w:type="dxa" w:w="907"/>
+          </w:tcPr>
+          <w:p>
+            <w:pPr>
+              <w:spacing w:after="0"/>
+            </w:pPr>
+            <w:r>
+              <w:rPr>
+                <w:sz w:val="15"/>
+              </w:rPr>
+              <w:t>50</w:t>
             </w:r>
           </w:p>
         </w:tc>
@@ -2156,69 +2961,581 @@
       <w:tr>
         <w:tc>
           <w:tcPr>
-            <w:tcW w:type="dxa" w:w="2438"/>
-          </w:tcPr>
-          <w:p>
-            <w:pPr>
-              <w:spacing w:after="0"/>
-            </w:pPr>
-            <w:r/>
-            <w:r>
-              <w:rPr>
-                <w:sz w:val="16"/>
-              </w:rPr>
-              <w:t>FMS (700 pts) · r · crudo · margen</w:t>
-            </w:r>
-          </w:p>
-        </w:tc>
-        <w:tc>
-          <w:tcPr>
-            <w:tcW w:type="dxa" w:w="3061"/>
-          </w:tcPr>
-          <w:p>
-            <w:pPr>
-              <w:spacing w:after="0"/>
-            </w:pPr>
-            <w:r/>
-            <w:r>
-              <w:rPr>
-                <w:sz w:val="16"/>
-              </w:rPr>
-              <w:t>0,398 · 10 % · 70 $/bbl · 8 $/bbl</w:t>
-            </w:r>
-          </w:p>
-        </w:tc>
-        <w:tc>
-          <w:tcPr>
-            <w:tcW w:type="dxa" w:w="2835"/>
-          </w:tcPr>
-          <w:p>
-            <w:pPr>
-              <w:spacing w:after="0"/>
-            </w:pPr>
-            <w:r/>
-            <w:r>
-              <w:rPr>
-                <w:sz w:val="16"/>
-              </w:rPr>
-              <w:t>igual</w:t>
-            </w:r>
-          </w:p>
-        </w:tc>
-        <w:tc>
-          <w:tcPr>
-            <w:tcW w:type="dxa" w:w="2494"/>
-          </w:tcPr>
-          <w:p>
-            <w:pPr>
-              <w:spacing w:after="0"/>
-            </w:pPr>
-            <w:r/>
-            <w:r>
-              <w:rPr>
-                <w:sz w:val="16"/>
-              </w:rPr>
-              <w:t>Supuesto – PENDIENTE</w:t>
+            <w:tcW w:type="dxa" w:w="567"/>
+          </w:tcPr>
+          <w:p>
+            <w:pPr>
+              <w:spacing w:after="0"/>
+            </w:pPr>
+            <w:r>
+              <w:rPr>
+                <w:sz w:val="15"/>
+              </w:rPr>
+              <w:t>2033</w:t>
+            </w:r>
+          </w:p>
+        </w:tc>
+        <w:tc>
+          <w:tcPr>
+            <w:tcW w:type="dxa" w:w="680"/>
+          </w:tcPr>
+          <w:p>
+            <w:pPr>
+              <w:spacing w:after="0"/>
+            </w:pPr>
+            <w:r>
+              <w:rPr>
+                <w:sz w:val="15"/>
+              </w:rPr>
+              <w:t>30,0</w:t>
+            </w:r>
+          </w:p>
+        </w:tc>
+        <w:tc>
+          <w:tcPr>
+            <w:tcW w:type="dxa" w:w="680"/>
+          </w:tcPr>
+          <w:p>
+            <w:pPr>
+              <w:spacing w:after="0"/>
+            </w:pPr>
+            <w:r>
+              <w:rPr>
+                <w:sz w:val="15"/>
+              </w:rPr>
+              <w:t>3,9</w:t>
+            </w:r>
+          </w:p>
+        </w:tc>
+        <w:tc>
+          <w:tcPr>
+            <w:tcW w:type="dxa" w:w="794"/>
+          </w:tcPr>
+          <w:p>
+            <w:pPr>
+              <w:spacing w:after="0"/>
+            </w:pPr>
+            <w:r>
+              <w:rPr>
+                <w:sz w:val="15"/>
+              </w:rPr>
+              <w:t>0,09</w:t>
+            </w:r>
+          </w:p>
+        </w:tc>
+        <w:tc>
+          <w:tcPr>
+            <w:tcW w:type="dxa" w:w="794"/>
+          </w:tcPr>
+          <w:p>
+            <w:pPr>
+              <w:spacing w:after="0"/>
+            </w:pPr>
+            <w:r>
+              <w:rPr>
+                <w:sz w:val="15"/>
+              </w:rPr>
+              <w:t>197</w:t>
+            </w:r>
+          </w:p>
+        </w:tc>
+        <w:tc>
+          <w:tcPr>
+            <w:tcW w:type="dxa" w:w="794"/>
+          </w:tcPr>
+          <w:p>
+            <w:pPr>
+              <w:spacing w:after="0"/>
+            </w:pPr>
+            <w:r>
+              <w:rPr>
+                <w:sz w:val="15"/>
+              </w:rPr>
+              <w:t>26</w:t>
+            </w:r>
+          </w:p>
+        </w:tc>
+        <w:tc>
+          <w:tcPr>
+            <w:tcW w:type="dxa" w:w="794"/>
+          </w:tcPr>
+          <w:p>
+            <w:pPr>
+              <w:spacing w:after="0"/>
+            </w:pPr>
+            <w:r>
+              <w:rPr>
+                <w:sz w:val="15"/>
+              </w:rPr>
+              <w:t>1</w:t>
+            </w:r>
+          </w:p>
+        </w:tc>
+        <w:tc>
+          <w:tcPr>
+            <w:tcW w:type="dxa" w:w="794"/>
+          </w:tcPr>
+          <w:p>
+            <w:pPr>
+              <w:spacing w:after="0"/>
+            </w:pPr>
+            <w:r>
+              <w:rPr>
+                <w:sz w:val="15"/>
+              </w:rPr>
+              <w:t>25</w:t>
+            </w:r>
+          </w:p>
+        </w:tc>
+        <w:tc>
+          <w:tcPr>
+            <w:tcW w:type="dxa" w:w="964"/>
+          </w:tcPr>
+          <w:p>
+            <w:pPr>
+              <w:spacing w:after="0"/>
+            </w:pPr>
+            <w:r>
+              <w:rPr>
+                <w:sz w:val="15"/>
+              </w:rPr>
+              <w:t>-600</w:t>
+            </w:r>
+          </w:p>
+        </w:tc>
+        <w:tc>
+          <w:tcPr>
+            <w:tcW w:type="dxa" w:w="964"/>
+          </w:tcPr>
+          <w:p>
+            <w:pPr>
+              <w:spacing w:after="0"/>
+            </w:pPr>
+            <w:r>
+              <w:rPr>
+                <w:sz w:val="15"/>
+              </w:rPr>
+              <w:t>0</w:t>
+            </w:r>
+          </w:p>
+        </w:tc>
+        <w:tc>
+          <w:tcPr>
+            <w:tcW w:type="dxa" w:w="1020"/>
+          </w:tcPr>
+          <w:p>
+            <w:pPr>
+              <w:spacing w:after="0"/>
+            </w:pPr>
+            <w:r>
+              <w:rPr>
+                <w:sz w:val="15"/>
+              </w:rPr>
+              <w:t>-575</w:t>
+            </w:r>
+          </w:p>
+        </w:tc>
+        <w:tc>
+          <w:tcPr>
+            <w:tcW w:type="dxa" w:w="907"/>
+          </w:tcPr>
+          <w:p>
+            <w:pPr>
+              <w:spacing w:after="0"/>
+            </w:pPr>
+            <w:r>
+              <w:rPr>
+                <w:sz w:val="15"/>
+              </w:rPr>
+              <w:t>-222</w:t>
+            </w:r>
+          </w:p>
+        </w:tc>
+      </w:tr>
+      <w:tr>
+        <w:tc>
+          <w:tcPr>
+            <w:tcW w:type="dxa" w:w="567"/>
+          </w:tcPr>
+          <w:p>
+            <w:pPr>
+              <w:spacing w:after="0"/>
+            </w:pPr>
+            <w:r>
+              <w:rPr>
+                <w:sz w:val="15"/>
+              </w:rPr>
+              <w:t>2034</w:t>
+            </w:r>
+          </w:p>
+        </w:tc>
+        <w:tc>
+          <w:tcPr>
+            <w:tcW w:type="dxa" w:w="680"/>
+          </w:tcPr>
+          <w:p>
+            <w:pPr>
+              <w:spacing w:after="0"/>
+            </w:pPr>
+            <w:r>
+              <w:rPr>
+                <w:sz w:val="15"/>
+              </w:rPr>
+              <w:t>42,2</w:t>
+            </w:r>
+          </w:p>
+        </w:tc>
+        <w:tc>
+          <w:tcPr>
+            <w:tcW w:type="dxa" w:w="680"/>
+          </w:tcPr>
+          <w:p>
+            <w:pPr>
+              <w:spacing w:after="0"/>
+            </w:pPr>
+            <w:r>
+              <w:rPr>
+                <w:sz w:val="15"/>
+              </w:rPr>
+              <w:t>5,5</w:t>
+            </w:r>
+          </w:p>
+        </w:tc>
+        <w:tc>
+          <w:tcPr>
+            <w:tcW w:type="dxa" w:w="794"/>
+          </w:tcPr>
+          <w:p>
+            <w:pPr>
+              <w:spacing w:after="0"/>
+            </w:pPr>
+            <w:r>
+              <w:rPr>
+                <w:sz w:val="15"/>
+              </w:rPr>
+              <w:t>0,13</w:t>
+            </w:r>
+          </w:p>
+        </w:tc>
+        <w:tc>
+          <w:tcPr>
+            <w:tcW w:type="dxa" w:w="794"/>
+          </w:tcPr>
+          <w:p>
+            <w:pPr>
+              <w:spacing w:after="0"/>
+            </w:pPr>
+            <w:r>
+              <w:rPr>
+                <w:sz w:val="15"/>
+              </w:rPr>
+              <w:t>277</w:t>
+            </w:r>
+          </w:p>
+        </w:tc>
+        <w:tc>
+          <w:tcPr>
+            <w:tcW w:type="dxa" w:w="794"/>
+          </w:tcPr>
+          <w:p>
+            <w:pPr>
+              <w:spacing w:after="0"/>
+            </w:pPr>
+            <w:r>
+              <w:rPr>
+                <w:sz w:val="15"/>
+              </w:rPr>
+              <w:t>36</w:t>
+            </w:r>
+          </w:p>
+        </w:tc>
+        <w:tc>
+          <w:tcPr>
+            <w:tcW w:type="dxa" w:w="794"/>
+          </w:tcPr>
+          <w:p>
+            <w:pPr>
+              <w:spacing w:after="0"/>
+            </w:pPr>
+            <w:r>
+              <w:rPr>
+                <w:sz w:val="15"/>
+              </w:rPr>
+              <w:t>1</w:t>
+            </w:r>
+          </w:p>
+        </w:tc>
+        <w:tc>
+          <w:tcPr>
+            <w:tcW w:type="dxa" w:w="794"/>
+          </w:tcPr>
+          <w:p>
+            <w:pPr>
+              <w:spacing w:after="0"/>
+            </w:pPr>
+            <w:r>
+              <w:rPr>
+                <w:sz w:val="15"/>
+              </w:rPr>
+              <w:t>35</w:t>
+            </w:r>
+          </w:p>
+        </w:tc>
+        <w:tc>
+          <w:tcPr>
+            <w:tcW w:type="dxa" w:w="964"/>
+          </w:tcPr>
+          <w:p>
+            <w:pPr>
+              <w:spacing w:after="0"/>
+            </w:pPr>
+            <w:r>
+              <w:rPr>
+                <w:sz w:val="15"/>
+              </w:rPr>
+              <w:t>0</w:t>
+            </w:r>
+          </w:p>
+        </w:tc>
+        <w:tc>
+          <w:tcPr>
+            <w:tcW w:type="dxa" w:w="964"/>
+          </w:tcPr>
+          <w:p>
+            <w:pPr>
+              <w:spacing w:after="0"/>
+            </w:pPr>
+            <w:r>
+              <w:rPr>
+                <w:sz w:val="15"/>
+              </w:rPr>
+              <w:t>0</w:t>
+            </w:r>
+          </w:p>
+        </w:tc>
+        <w:tc>
+          <w:tcPr>
+            <w:tcW w:type="dxa" w:w="1020"/>
+          </w:tcPr>
+          <w:p>
+            <w:pPr>
+              <w:spacing w:after="0"/>
+            </w:pPr>
+            <w:r>
+              <w:rPr>
+                <w:sz w:val="15"/>
+              </w:rPr>
+              <w:t>35</w:t>
+            </w:r>
+          </w:p>
+        </w:tc>
+        <w:tc>
+          <w:tcPr>
+            <w:tcW w:type="dxa" w:w="907"/>
+          </w:tcPr>
+          <w:p>
+            <w:pPr>
+              <w:spacing w:after="0"/>
+            </w:pPr>
+            <w:r>
+              <w:rPr>
+                <w:sz w:val="15"/>
+              </w:rPr>
+              <w:t>12</w:t>
+            </w:r>
+          </w:p>
+        </w:tc>
+      </w:tr>
+      <w:tr>
+        <w:tc>
+          <w:tcPr>
+            <w:tcW w:type="dxa" w:w="567"/>
+          </w:tcPr>
+          <w:p>
+            <w:pPr>
+              <w:spacing w:after="0"/>
+            </w:pPr>
+            <w:r>
+              <w:rPr>
+                <w:sz w:val="15"/>
+              </w:rPr>
+              <w:t>2036</w:t>
+            </w:r>
+          </w:p>
+        </w:tc>
+        <w:tc>
+          <w:tcPr>
+            <w:tcW w:type="dxa" w:w="680"/>
+          </w:tcPr>
+          <w:p>
+            <w:pPr>
+              <w:spacing w:after="0"/>
+            </w:pPr>
+            <w:r>
+              <w:rPr>
+                <w:sz w:val="15"/>
+              </w:rPr>
+              <w:t>83,2</w:t>
+            </w:r>
+          </w:p>
+        </w:tc>
+        <w:tc>
+          <w:tcPr>
+            <w:tcW w:type="dxa" w:w="680"/>
+          </w:tcPr>
+          <w:p>
+            <w:pPr>
+              <w:spacing w:after="0"/>
+            </w:pPr>
+            <w:r>
+              <w:rPr>
+                <w:sz w:val="15"/>
+              </w:rPr>
+              <w:t>10,8</w:t>
+            </w:r>
+          </w:p>
+        </w:tc>
+        <w:tc>
+          <w:tcPr>
+            <w:tcW w:type="dxa" w:w="794"/>
+          </w:tcPr>
+          <w:p>
+            <w:pPr>
+              <w:spacing w:after="0"/>
+            </w:pPr>
+            <w:r>
+              <w:rPr>
+                <w:sz w:val="15"/>
+              </w:rPr>
+              <w:t>0,26</w:t>
+            </w:r>
+          </w:p>
+        </w:tc>
+        <w:tc>
+          <w:tcPr>
+            <w:tcW w:type="dxa" w:w="794"/>
+          </w:tcPr>
+          <w:p>
+            <w:pPr>
+              <w:spacing w:after="0"/>
+            </w:pPr>
+            <w:r>
+              <w:rPr>
+                <w:sz w:val="15"/>
+              </w:rPr>
+              <w:t>548</w:t>
+            </w:r>
+          </w:p>
+        </w:tc>
+        <w:tc>
+          <w:tcPr>
+            <w:tcW w:type="dxa" w:w="794"/>
+          </w:tcPr>
+          <w:p>
+            <w:pPr>
+              <w:spacing w:after="0"/>
+            </w:pPr>
+            <w:r>
+              <w:rPr>
+                <w:sz w:val="15"/>
+              </w:rPr>
+              <w:t>71</w:t>
+            </w:r>
+          </w:p>
+        </w:tc>
+        <w:tc>
+          <w:tcPr>
+            <w:tcW w:type="dxa" w:w="794"/>
+          </w:tcPr>
+          <w:p>
+            <w:pPr>
+              <w:spacing w:after="0"/>
+            </w:pPr>
+            <w:r>
+              <w:rPr>
+                <w:sz w:val="15"/>
+              </w:rPr>
+              <w:t>2</w:t>
+            </w:r>
+          </w:p>
+        </w:tc>
+        <w:tc>
+          <w:tcPr>
+            <w:tcW w:type="dxa" w:w="794"/>
+          </w:tcPr>
+          <w:p>
+            <w:pPr>
+              <w:spacing w:after="0"/>
+            </w:pPr>
+            <w:r>
+              <w:rPr>
+                <w:sz w:val="15"/>
+              </w:rPr>
+              <w:t>69</w:t>
+            </w:r>
+          </w:p>
+        </w:tc>
+        <w:tc>
+          <w:tcPr>
+            <w:tcW w:type="dxa" w:w="964"/>
+          </w:tcPr>
+          <w:p>
+            <w:pPr>
+              <w:spacing w:after="0"/>
+            </w:pPr>
+            <w:r>
+              <w:rPr>
+                <w:sz w:val="15"/>
+              </w:rPr>
+              <w:t>0</w:t>
+            </w:r>
+          </w:p>
+        </w:tc>
+        <w:tc>
+          <w:tcPr>
+            <w:tcW w:type="dxa" w:w="964"/>
+          </w:tcPr>
+          <w:p>
+            <w:pPr>
+              <w:spacing w:after="0"/>
+            </w:pPr>
+            <w:r>
+              <w:rPr>
+                <w:sz w:val="15"/>
+              </w:rPr>
+              <w:t>0</w:t>
+            </w:r>
+          </w:p>
+        </w:tc>
+        <w:tc>
+          <w:tcPr>
+            <w:tcW w:type="dxa" w:w="1020"/>
+          </w:tcPr>
+          <w:p>
+            <w:pPr>
+              <w:spacing w:after="0"/>
+            </w:pPr>
+            <w:r>
+              <w:rPr>
+                <w:sz w:val="15"/>
+              </w:rPr>
+              <w:t>69</w:t>
+            </w:r>
+          </w:p>
+        </w:tc>
+        <w:tc>
+          <w:tcPr>
+            <w:tcW w:type="dxa" w:w="907"/>
+          </w:tcPr>
+          <w:p>
+            <w:pPr>
+              <w:spacing w:after="0"/>
+            </w:pPr>
+            <w:r>
+              <w:rPr>
+                <w:sz w:val="15"/>
+              </w:rPr>
+              <w:t>20</w:t>
             </w:r>
           </w:p>
         </w:tc>
@@ -2226,477 +3543,23 @@
     </w:tbl>
     <w:p>
       <w:pPr>
-        <w:spacing w:after="20"/>
+        <w:spacing w:after="0"/>
       </w:pPr>
     </w:p>
     <w:p>
-      <w:pPr>
-        <w:spacing w:before="100" w:after="40"/>
-      </w:pPr>
       <w:r>
         <w:rPr>
           <w:b/>
-          <w:color w:val="1F3864"/>
-          <w:sz w:val="24"/>
+          <w:i w:val="0"/>
         </w:rPr>
-        <w:t>7. Resultados (Barrancabermeja ilustrativo) – tres lenguajes separados</w:t>
+        <w:t>Indicadores (r=10 %, supuesto): VAN 1 año=30 $ · VAN 10 años=5.789 $ · ahorro nominal 10 años=9.980 $ (10.270 $ en inspección+producción menos 290 $ de ΔEMV) · SIR=16,2 · ROI=1.522 % · payback 2023 (el ahorro TBI de 2023, 240 $, supera el costo RBI de 210 $) · CEA renta equivalente=942 $/año. Separación pedida: menor inspección 270 $ vs menor pérdida de producción 10.000 $ (nominal, 10 años).</w:t>
       </w:r>
-    </w:p>
-    <w:tbl>
-      <w:tblPr>
-        <w:tblStyle w:val="TableGrid"/>
-        <w:tblW w:type="auto" w:w="0"/>
-        <w:tblLook w:firstColumn="1" w:firstRow="1" w:lastColumn="0" w:lastRow="0" w:noHBand="0" w:noVBand="1" w:val="04A0"/>
-      </w:tblPr>
-      <w:tblGrid>
-        <w:gridCol w:w="2578"/>
-        <w:gridCol w:w="2578"/>
-        <w:gridCol w:w="2578"/>
-        <w:gridCol w:w="2578"/>
-      </w:tblGrid>
-      <w:tr>
-        <w:tc>
-          <w:tcPr>
-            <w:tcW w:type="dxa" w:w="4649"/>
-            <w:shd w:val="clear" w:color="auto" w:fill="1F3864"/>
-          </w:tcPr>
-          <w:p>
-            <w:pPr>
-              <w:spacing w:after="0"/>
-            </w:pPr>
-            <w:r/>
-            <w:r>
-              <w:rPr>
-                <w:b/>
-                <w:color w:val="FFFFFF"/>
-                <w:sz w:val="16"/>
-              </w:rPr>
-              <w:t>Indicador</w:t>
-            </w:r>
-          </w:p>
-        </w:tc>
-        <w:tc>
-          <w:tcPr>
-            <w:tcW w:type="dxa" w:w="1814"/>
-            <w:shd w:val="clear" w:color="auto" w:fill="1F3864"/>
-          </w:tcPr>
-          <w:p>
-            <w:pPr>
-              <w:spacing w:after="0"/>
-            </w:pPr>
-            <w:r/>
-            <w:r>
-              <w:rPr>
-                <w:b/>
-                <w:color w:val="FFFFFF"/>
-                <w:sz w:val="16"/>
-              </w:rPr>
-              <w:t>1 año</w:t>
-            </w:r>
-          </w:p>
-        </w:tc>
-        <w:tc>
-          <w:tcPr>
-            <w:tcW w:type="dxa" w:w="1814"/>
-            <w:shd w:val="clear" w:color="auto" w:fill="1F3864"/>
-          </w:tcPr>
-          <w:p>
-            <w:pPr>
-              <w:spacing w:after="0"/>
-            </w:pPr>
-            <w:r/>
-            <w:r>
-              <w:rPr>
-                <w:b/>
-                <w:color w:val="FFFFFF"/>
-                <w:sz w:val="16"/>
-              </w:rPr>
-              <w:t>10 años</w:t>
-            </w:r>
-          </w:p>
-        </w:tc>
-        <w:tc>
-          <w:tcPr>
-            <w:tcW w:type="dxa" w:w="2551"/>
-            <w:shd w:val="clear" w:color="auto" w:fill="1F3864"/>
-          </w:tcPr>
-          <w:p>
-            <w:pPr>
-              <w:spacing w:after="0"/>
-            </w:pPr>
-            <w:r/>
-            <w:r>
-              <w:rPr>
-                <w:b/>
-                <w:color w:val="FFFFFF"/>
-                <w:sz w:val="16"/>
-              </w:rPr>
-              <w:t>Naturaleza</w:t>
-            </w:r>
-          </w:p>
-        </w:tc>
-      </w:tr>
-      <w:tr>
-        <w:tc>
-          <w:tcPr>
-            <w:tcW w:type="dxa" w:w="4649"/>
-          </w:tcPr>
-          <w:p>
-            <w:pPr>
-              <w:spacing w:after="0"/>
-            </w:pPr>
-            <w:r/>
-            <w:r>
-              <w:rPr>
-                <w:sz w:val="16"/>
-              </w:rPr>
-              <w:t>VAN beneficio económico esperado (caja + riesgo)</w:t>
-            </w:r>
-          </w:p>
-        </w:tc>
-        <w:tc>
-          <w:tcPr>
-            <w:tcW w:type="dxa" w:w="1814"/>
-          </w:tcPr>
-          <w:p>
-            <w:pPr>
-              <w:spacing w:after="0"/>
-            </w:pPr>
-            <w:r/>
-            <w:r>
-              <w:rPr>
-                <w:sz w:val="16"/>
-              </w:rPr>
-              <w:t>-314.883</w:t>
-            </w:r>
-          </w:p>
-        </w:tc>
-        <w:tc>
-          <w:tcPr>
-            <w:tcW w:type="dxa" w:w="1814"/>
-          </w:tcPr>
-          <w:p>
-            <w:pPr>
-              <w:spacing w:after="0"/>
-            </w:pPr>
-            <w:r/>
-            <w:r>
-              <w:rPr>
-                <w:sz w:val="16"/>
-              </w:rPr>
-              <w:t>4.106.476</w:t>
-            </w:r>
-          </w:p>
-        </w:tc>
-        <w:tc>
-          <w:tcPr>
-            <w:tcW w:type="dxa" w:w="2551"/>
-          </w:tcPr>
-          <w:p>
-            <w:pPr>
-              <w:spacing w:after="0"/>
-            </w:pPr>
-            <w:r/>
-            <w:r>
-              <w:rPr>
-                <w:sz w:val="16"/>
-              </w:rPr>
-              <w:t>Valor esperado + caja</w:t>
-            </w:r>
-          </w:p>
-        </w:tc>
-      </w:tr>
-      <w:tr>
-        <w:tc>
-          <w:tcPr>
-            <w:tcW w:type="dxa" w:w="4649"/>
-          </w:tcPr>
-          <w:p>
-            <w:pPr>
-              <w:spacing w:after="0"/>
-            </w:pPr>
-            <w:r/>
-            <w:r>
-              <w:rPr>
-                <w:sz w:val="16"/>
-              </w:rPr>
-              <w:t>VAN flujo de caja incremental</w:t>
-            </w:r>
-          </w:p>
-        </w:tc>
-        <w:tc>
-          <w:tcPr>
-            <w:tcW w:type="dxa" w:w="1814"/>
-          </w:tcPr>
-          <w:p>
-            <w:pPr>
-              <w:spacing w:after="0"/>
-            </w:pPr>
-            <w:r/>
-            <w:r>
-              <w:rPr>
-                <w:sz w:val="16"/>
-              </w:rPr>
-              <w:t>-385.182</w:t>
-            </w:r>
-          </w:p>
-        </w:tc>
-        <w:tc>
-          <w:tcPr>
-            <w:tcW w:type="dxa" w:w="1814"/>
-          </w:tcPr>
-          <w:p>
-            <w:pPr>
-              <w:spacing w:after="0"/>
-            </w:pPr>
-            <w:r/>
-            <w:r>
-              <w:rPr>
-                <w:sz w:val="16"/>
-              </w:rPr>
-              <w:t>3.450.959</w:t>
-            </w:r>
-          </w:p>
-        </w:tc>
-        <w:tc>
-          <w:tcPr>
-            <w:tcW w:type="dxa" w:w="2551"/>
-          </w:tcPr>
-          <w:p>
-            <w:pPr>
-              <w:spacing w:after="0"/>
-            </w:pPr>
-            <w:r/>
-            <w:r>
-              <w:rPr>
-                <w:sz w:val="16"/>
-              </w:rPr>
-              <w:t>Caja</w:t>
-            </w:r>
-          </w:p>
-        </w:tc>
-      </w:tr>
-      <w:tr>
-        <w:tc>
-          <w:tcPr>
-            <w:tcW w:type="dxa" w:w="4649"/>
-          </w:tcPr>
-          <w:p>
-            <w:pPr>
-              <w:spacing w:after="0"/>
-            </w:pPr>
-            <w:r/>
-            <w:r>
-              <w:rPr>
-                <w:sz w:val="16"/>
-              </w:rPr>
-              <w:t>VAN riesgo evitado (ΔEMV caja-equiv.)</w:t>
-            </w:r>
-          </w:p>
-        </w:tc>
-        <w:tc>
-          <w:tcPr>
-            <w:tcW w:type="dxa" w:w="1814"/>
-          </w:tcPr>
-          <w:p>
-            <w:pPr>
-              <w:spacing w:after="0"/>
-            </w:pPr>
-            <w:r/>
-            <w:r>
-              <w:rPr>
-                <w:sz w:val="16"/>
-              </w:rPr>
-              <w:t>70.298</w:t>
-            </w:r>
-          </w:p>
-        </w:tc>
-        <w:tc>
-          <w:tcPr>
-            <w:tcW w:type="dxa" w:w="1814"/>
-          </w:tcPr>
-          <w:p>
-            <w:pPr>
-              <w:spacing w:after="0"/>
-            </w:pPr>
-            <w:r/>
-            <w:r>
-              <w:rPr>
-                <w:sz w:val="16"/>
-              </w:rPr>
-              <w:t>655.517</w:t>
-            </w:r>
-          </w:p>
-        </w:tc>
-        <w:tc>
-          <w:tcPr>
-            <w:tcW w:type="dxa" w:w="2551"/>
-          </w:tcPr>
-          <w:p>
-            <w:pPr>
-              <w:spacing w:after="0"/>
-            </w:pPr>
-            <w:r/>
-            <w:r>
-              <w:rPr>
-                <w:sz w:val="16"/>
-              </w:rPr>
-              <w:t>Valor esperado, NO caja</w:t>
-            </w:r>
-          </w:p>
-        </w:tc>
-      </w:tr>
-      <w:tr>
-        <w:tc>
-          <w:tcPr>
-            <w:tcW w:type="dxa" w:w="4649"/>
-          </w:tcPr>
-          <w:p>
-            <w:pPr>
-              <w:spacing w:after="0"/>
-            </w:pPr>
-            <w:r/>
-            <w:r>
-              <w:rPr>
-                <w:sz w:val="16"/>
-              </w:rPr>
-              <w:t>SIR / ROI</w:t>
-            </w:r>
-          </w:p>
-        </w:tc>
-        <w:tc>
-          <w:tcPr>
-            <w:tcW w:type="dxa" w:w="1814"/>
-          </w:tcPr>
-          <w:p>
-            <w:pPr>
-              <w:spacing w:after="0"/>
-            </w:pPr>
-            <w:r/>
-            <w:r>
-              <w:rPr>
-                <w:sz w:val="16"/>
-              </w:rPr>
-              <w:t>0.18 / -82 %</w:t>
-            </w:r>
-          </w:p>
-        </w:tc>
-        <w:tc>
-          <w:tcPr>
-            <w:tcW w:type="dxa" w:w="1814"/>
-          </w:tcPr>
-          <w:p>
-            <w:pPr>
-              <w:spacing w:after="0"/>
-            </w:pPr>
-            <w:r/>
-            <w:r>
-              <w:rPr>
-                <w:sz w:val="16"/>
-              </w:rPr>
-              <w:t>3.09 / 209 %</w:t>
-            </w:r>
-          </w:p>
-        </w:tc>
-        <w:tc>
-          <w:tcPr>
-            <w:tcW w:type="dxa" w:w="2551"/>
-          </w:tcPr>
-          <w:p>
-            <w:pPr>
-              <w:spacing w:after="0"/>
-            </w:pPr>
-            <w:r/>
-            <w:r>
-              <w:rPr>
-                <w:sz w:val="16"/>
-              </w:rPr>
-              <w:t>Definiciones propias</w:t>
-            </w:r>
-          </w:p>
-        </w:tc>
-      </w:tr>
-      <w:tr>
-        <w:tc>
-          <w:tcPr>
-            <w:tcW w:type="dxa" w:w="4649"/>
-          </w:tcPr>
-          <w:p>
-            <w:pPr>
-              <w:spacing w:after="0"/>
-            </w:pPr>
-            <w:r/>
-            <w:r>
-              <w:rPr>
-                <w:sz w:val="16"/>
-              </w:rPr>
-              <w:t>Payback descontado / simple</w:t>
-            </w:r>
-          </w:p>
-        </w:tc>
-        <w:tc>
-          <w:tcPr>
-            <w:tcW w:type="dxa" w:w="1814"/>
-          </w:tcPr>
-          <w:p>
-            <w:pPr>
-              <w:spacing w:after="0"/>
-            </w:pPr>
-            <w:r/>
-            <w:r>
-              <w:rPr>
-                <w:sz w:val="16"/>
-              </w:rPr>
-              <w:t>2029</w:t>
-            </w:r>
-          </w:p>
-        </w:tc>
-        <w:tc>
-          <w:tcPr>
-            <w:tcW w:type="dxa" w:w="1814"/>
-          </w:tcPr>
-          <w:p>
-            <w:pPr>
-              <w:spacing w:after="0"/>
-            </w:pPr>
-            <w:r/>
-            <w:r>
-              <w:rPr>
-                <w:sz w:val="16"/>
-              </w:rPr>
-              <w:t>2029</w:t>
-            </w:r>
-          </w:p>
-        </w:tc>
-        <w:tc>
-          <w:tcPr>
-            <w:tcW w:type="dxa" w:w="2551"/>
-          </w:tcPr>
-          <w:p>
-            <w:pPr>
-              <w:spacing w:after="0"/>
-            </w:pPr>
-            <w:r/>
-            <w:r>
-              <w:rPr>
-                <w:sz w:val="16"/>
-              </w:rPr>
-              <w:t>Propio</w:t>
-            </w:r>
-          </w:p>
-        </w:tc>
-      </w:tr>
-    </w:tbl>
-    <w:p>
-      <w:pPr>
-        <w:spacing w:after="20"/>
-      </w:pPr>
     </w:p>
     <w:p>
       <w:r>
         <w:drawing>
           <wp:inline xmlns:a="http://schemas.openxmlformats.org/drawingml/2006/main" xmlns:pic="http://schemas.openxmlformats.org/drawingml/2006/picture">
-            <wp:extent cx="6263999" cy="2116216"/>
+            <wp:extent cx="5940000" cy="2046892"/>
             <wp:docPr id="1" name="Picture 1"/>
             <wp:cNvGraphicFramePr>
               <a:graphicFrameLocks noChangeAspect="1"/>
@@ -2705,7 +3568,7 @@
               <a:graphicData uri="http://schemas.openxmlformats.org/drawingml/2006/picture">
                 <pic:pic>
                   <pic:nvPicPr>
-                    <pic:cNvPr id="0" name="fig.png"/>
+                    <pic:cNvPr id="0" name="fig_ram.png"/>
                     <pic:cNvPicPr/>
                   </pic:nvPicPr>
                   <pic:blipFill>
@@ -2717,7 +3580,7 @@
                   <pic:spPr>
                     <a:xfrm>
                       <a:off x="0" y="0"/>
-                      <a:ext cx="6263999" cy="2116216"/>
+                      <a:ext cx="5940000" cy="2046892"/>
                     </a:xfrm>
                     <a:prstGeom prst="rect"/>
                   </pic:spPr>
@@ -2728,455 +3591,24 @@
         </w:drawing>
       </w:r>
     </w:p>
-    <w:tbl>
-      <w:tblPr>
-        <w:tblStyle w:val="TableGrid"/>
-        <w:tblW w:type="auto" w:w="0"/>
-        <w:tblLook w:firstColumn="1" w:firstRow="1" w:lastColumn="0" w:lastRow="0" w:noHBand="0" w:noVBand="1" w:val="04A0"/>
-      </w:tblPr>
-      <w:tblGrid>
-        <w:gridCol w:w="2578"/>
-        <w:gridCol w:w="2578"/>
-        <w:gridCol w:w="2578"/>
-        <w:gridCol w:w="2578"/>
-      </w:tblGrid>
-      <w:tr>
-        <w:tc>
-          <w:tcPr>
-            <w:tcW w:type="dxa" w:w="3969"/>
-            <w:shd w:val="clear" w:color="auto" w:fill="1F3864"/>
-          </w:tcPr>
-          <w:p>
-            <w:pPr>
-              <w:spacing w:after="0"/>
-            </w:pPr>
-            <w:r/>
-            <w:r>
-              <w:rPr>
-                <w:b/>
-                <w:color w:val="FFFFFF"/>
-                <w:sz w:val="16"/>
-              </w:rPr>
-              <w:t>Palanca (factor bajo / alto)</w:t>
-            </w:r>
-          </w:p>
-        </w:tc>
-        <w:tc>
-          <w:tcPr>
-            <w:tcW w:type="dxa" w:w="1928"/>
-            <w:shd w:val="clear" w:color="auto" w:fill="1F3864"/>
-          </w:tcPr>
-          <w:p>
-            <w:pPr>
-              <w:spacing w:after="0"/>
-            </w:pPr>
-            <w:r/>
-            <w:r>
-              <w:rPr>
-                <w:b/>
-                <w:color w:val="FFFFFF"/>
-                <w:sz w:val="16"/>
-              </w:rPr>
-              <w:t>VAN10 bajo</w:t>
-            </w:r>
-          </w:p>
-        </w:tc>
-        <w:tc>
-          <w:tcPr>
-            <w:tcW w:type="dxa" w:w="1928"/>
-            <w:shd w:val="clear" w:color="auto" w:fill="1F3864"/>
-          </w:tcPr>
-          <w:p>
-            <w:pPr>
-              <w:spacing w:after="0"/>
-            </w:pPr>
-            <w:r/>
-            <w:r>
-              <w:rPr>
-                <w:b/>
-                <w:color w:val="FFFFFF"/>
-                <w:sz w:val="16"/>
-              </w:rPr>
-              <w:t>VAN10 base</w:t>
-            </w:r>
-          </w:p>
-        </w:tc>
-        <w:tc>
-          <w:tcPr>
-            <w:tcW w:type="dxa" w:w="1928"/>
-            <w:shd w:val="clear" w:color="auto" w:fill="1F3864"/>
-          </w:tcPr>
-          <w:p>
-            <w:pPr>
-              <w:spacing w:after="0"/>
-            </w:pPr>
-            <w:r/>
-            <w:r>
-              <w:rPr>
-                <w:b/>
-                <w:color w:val="FFFFFF"/>
-                <w:sz w:val="16"/>
-              </w:rPr>
-              <w:t>VAN10 alto</w:t>
-            </w:r>
-          </w:p>
-        </w:tc>
-      </w:tr>
-      <w:tr>
-        <w:tc>
-          <w:tcPr>
-            <w:tcW w:type="dxa" w:w="3969"/>
-          </w:tcPr>
-          <w:p>
-            <w:pPr>
-              <w:spacing w:after="0"/>
-            </w:pPr>
-            <w:r/>
-            <w:r>
-              <w:rPr>
-                <w:sz w:val="16"/>
-              </w:rPr>
-              <w:t>Downtime (0.5 / 1.5)</w:t>
-            </w:r>
-          </w:p>
-        </w:tc>
-        <w:tc>
-          <w:tcPr>
-            <w:tcW w:type="dxa" w:w="1928"/>
-          </w:tcPr>
-          <w:p>
-            <w:pPr>
-              <w:spacing w:after="0"/>
-            </w:pPr>
-            <w:r/>
-            <w:r>
-              <w:rPr>
-                <w:sz w:val="16"/>
-              </w:rPr>
-              <w:t>2.420.209</w:t>
-            </w:r>
-          </w:p>
-        </w:tc>
-        <w:tc>
-          <w:tcPr>
-            <w:tcW w:type="dxa" w:w="1928"/>
-          </w:tcPr>
-          <w:p>
-            <w:pPr>
-              <w:spacing w:after="0"/>
-            </w:pPr>
-            <w:r/>
-            <w:r>
-              <w:rPr>
-                <w:sz w:val="16"/>
-              </w:rPr>
-              <w:t>4.106.476</w:t>
-            </w:r>
-          </w:p>
-        </w:tc>
-        <w:tc>
-          <w:tcPr>
-            <w:tcW w:type="dxa" w:w="1928"/>
-          </w:tcPr>
-          <w:p>
-            <w:pPr>
-              <w:spacing w:after="0"/>
-            </w:pPr>
-            <w:r/>
-            <w:r>
-              <w:rPr>
-                <w:sz w:val="16"/>
-              </w:rPr>
-              <w:t>5.792.743</w:t>
-            </w:r>
-          </w:p>
-        </w:tc>
-      </w:tr>
-      <w:tr>
-        <w:tc>
-          <w:tcPr>
-            <w:tcW w:type="dxa" w:w="3969"/>
-          </w:tcPr>
-          <w:p>
-            <w:pPr>
-              <w:spacing w:after="0"/>
-            </w:pPr>
-            <w:r/>
-            <w:r>
-              <w:rPr>
-                <w:sz w:val="16"/>
-              </w:rPr>
-              <w:t>Margen (0.6 / 1.4)</w:t>
-            </w:r>
-          </w:p>
-        </w:tc>
-        <w:tc>
-          <w:tcPr>
-            <w:tcW w:type="dxa" w:w="1928"/>
-          </w:tcPr>
-          <w:p>
-            <w:pPr>
-              <w:spacing w:after="0"/>
-            </w:pPr>
-            <w:r/>
-            <w:r>
-              <w:rPr>
-                <w:sz w:val="16"/>
-              </w:rPr>
-              <w:t>2.757.462</w:t>
-            </w:r>
-          </w:p>
-        </w:tc>
-        <w:tc>
-          <w:tcPr>
-            <w:tcW w:type="dxa" w:w="1928"/>
-          </w:tcPr>
-          <w:p>
-            <w:pPr>
-              <w:spacing w:after="0"/>
-            </w:pPr>
-            <w:r/>
-            <w:r>
-              <w:rPr>
-                <w:sz w:val="16"/>
-              </w:rPr>
-              <w:t>4.106.476</w:t>
-            </w:r>
-          </w:p>
-        </w:tc>
-        <w:tc>
-          <w:tcPr>
-            <w:tcW w:type="dxa" w:w="1928"/>
-          </w:tcPr>
-          <w:p>
-            <w:pPr>
-              <w:spacing w:after="0"/>
-            </w:pPr>
-            <w:r/>
-            <w:r>
-              <w:rPr>
-                <w:sz w:val="16"/>
-              </w:rPr>
-              <w:t>5.455.490</w:t>
-            </w:r>
-          </w:p>
-        </w:tc>
-      </w:tr>
-      <w:tr>
-        <w:tc>
-          <w:tcPr>
-            <w:tcW w:type="dxa" w:w="3969"/>
-          </w:tcPr>
-          <w:p>
-            <w:pPr>
-              <w:spacing w:after="0"/>
-            </w:pPr>
-            <w:r/>
-            <w:r>
-              <w:rPr>
-                <w:sz w:val="16"/>
-              </w:rPr>
-              <w:t>Reparación (0.8 / 1.4)</w:t>
-            </w:r>
-          </w:p>
-        </w:tc>
-        <w:tc>
-          <w:tcPr>
-            <w:tcW w:type="dxa" w:w="1928"/>
-          </w:tcPr>
-          <w:p>
-            <w:pPr>
-              <w:spacing w:after="0"/>
-            </w:pPr>
-            <w:r/>
-            <w:r>
-              <w:rPr>
-                <w:sz w:val="16"/>
-              </w:rPr>
-              <w:t>3.958.427</w:t>
-            </w:r>
-          </w:p>
-        </w:tc>
-        <w:tc>
-          <w:tcPr>
-            <w:tcW w:type="dxa" w:w="1928"/>
-          </w:tcPr>
-          <w:p>
-            <w:pPr>
-              <w:spacing w:after="0"/>
-            </w:pPr>
-            <w:r/>
-            <w:r>
-              <w:rPr>
-                <w:sz w:val="16"/>
-              </w:rPr>
-              <w:t>4.106.476</w:t>
-            </w:r>
-          </w:p>
-        </w:tc>
-        <w:tc>
-          <w:tcPr>
-            <w:tcW w:type="dxa" w:w="1928"/>
-          </w:tcPr>
-          <w:p>
-            <w:pPr>
-              <w:spacing w:after="0"/>
-            </w:pPr>
-            <w:r/>
-            <w:r>
-              <w:rPr>
-                <w:sz w:val="16"/>
-              </w:rPr>
-              <w:t>4.402.574</w:t>
-            </w:r>
-          </w:p>
-        </w:tc>
-      </w:tr>
-      <w:tr>
-        <w:tc>
-          <w:tcPr>
-            <w:tcW w:type="dxa" w:w="3969"/>
-          </w:tcPr>
-          <w:p>
-            <w:pPr>
-              <w:spacing w:after="0"/>
-            </w:pPr>
-            <w:r/>
-            <w:r>
-              <w:rPr>
-                <w:sz w:val="16"/>
-              </w:rPr>
-              <w:t>Precio crudo (0.7 / 1.3)</w:t>
-            </w:r>
-          </w:p>
-        </w:tc>
-        <w:tc>
-          <w:tcPr>
-            <w:tcW w:type="dxa" w:w="1928"/>
-          </w:tcPr>
-          <w:p>
-            <w:pPr>
-              <w:spacing w:after="0"/>
-            </w:pPr>
-            <w:r/>
-            <w:r>
-              <w:rPr>
-                <w:sz w:val="16"/>
-              </w:rPr>
-              <w:t>4.080.268</w:t>
-            </w:r>
-          </w:p>
-        </w:tc>
-        <w:tc>
-          <w:tcPr>
-            <w:tcW w:type="dxa" w:w="1928"/>
-          </w:tcPr>
-          <w:p>
-            <w:pPr>
-              <w:spacing w:after="0"/>
-            </w:pPr>
-            <w:r/>
-            <w:r>
-              <w:rPr>
-                <w:sz w:val="16"/>
-              </w:rPr>
-              <w:t>4.106.476</w:t>
-            </w:r>
-          </w:p>
-        </w:tc>
-        <w:tc>
-          <w:tcPr>
-            <w:tcW w:type="dxa" w:w="1928"/>
-          </w:tcPr>
-          <w:p>
-            <w:pPr>
-              <w:spacing w:after="0"/>
-            </w:pPr>
-            <w:r/>
-            <w:r>
-              <w:rPr>
-                <w:sz w:val="16"/>
-              </w:rPr>
-              <w:t>4.132.684</w:t>
-            </w:r>
-          </w:p>
-        </w:tc>
-      </w:tr>
-      <w:tr>
-        <w:tc>
-          <w:tcPr>
-            <w:tcW w:type="dxa" w:w="3969"/>
-          </w:tcPr>
-          <w:p>
-            <w:pPr>
-              <w:spacing w:after="0"/>
-            </w:pPr>
-            <w:r/>
-            <w:r>
-              <w:rPr>
-                <w:sz w:val="16"/>
-              </w:rPr>
-              <w:t>Inspección (0.8 / 1.3)</w:t>
-            </w:r>
-          </w:p>
-        </w:tc>
-        <w:tc>
-          <w:tcPr>
-            <w:tcW w:type="dxa" w:w="1928"/>
-          </w:tcPr>
-          <w:p>
-            <w:pPr>
-              <w:spacing w:after="0"/>
-            </w:pPr>
-            <w:r/>
-            <w:r>
-              <w:rPr>
-                <w:sz w:val="16"/>
-              </w:rPr>
-              <w:t>4.124.379</w:t>
-            </w:r>
-          </w:p>
-        </w:tc>
-        <w:tc>
-          <w:tcPr>
-            <w:tcW w:type="dxa" w:w="1928"/>
-          </w:tcPr>
-          <w:p>
-            <w:pPr>
-              <w:spacing w:after="0"/>
-            </w:pPr>
-            <w:r/>
-            <w:r>
-              <w:rPr>
-                <w:sz w:val="16"/>
-              </w:rPr>
-              <w:t>4.106.476</w:t>
-            </w:r>
-          </w:p>
-        </w:tc>
-        <w:tc>
-          <w:tcPr>
-            <w:tcW w:type="dxa" w:w="1928"/>
-          </w:tcPr>
-          <w:p>
-            <w:pPr>
-              <w:spacing w:after="0"/>
-            </w:pPr>
-            <w:r/>
-            <w:r>
-              <w:rPr>
-                <w:sz w:val="16"/>
-              </w:rPr>
-              <w:t>4.079.621</w:t>
-            </w:r>
-          </w:p>
-        </w:tc>
-      </w:tr>
-    </w:tbl>
+    <w:p>
+      <w:r>
+        <w:br w:type="page"/>
+      </w:r>
+    </w:p>
     <w:p>
       <w:pPr>
-        <w:spacing w:after="20"/>
+        <w:keepNext/>
+        <w:spacing w:before="80" w:after="30"/>
       </w:pPr>
+      <w:r>
+        <w:rPr>
+          <w:b/>
+          <w:color w:val="1F3864"/>
+          <w:sz w:val="23"/>
+        </w:rPr>
+        <w:t>6. Matriz RAM antes y después (riesgo cualitativo y $)</w:t>
+      </w:r>
     </w:p>
     <w:tbl>
       <w:tblPr>
@@ -3185,89 +3617,205 @@
         <w:tblLook w:firstColumn="1" w:firstRow="1" w:lastColumn="0" w:lastRow="0" w:noHBand="0" w:noVBand="1" w:val="04A0"/>
       </w:tblPr>
       <w:tblGrid>
-        <w:gridCol w:w="2578"/>
-        <w:gridCol w:w="2578"/>
-        <w:gridCol w:w="2578"/>
-        <w:gridCol w:w="2578"/>
+        <w:gridCol w:w="1054"/>
+        <w:gridCol w:w="1054"/>
+        <w:gridCol w:w="1054"/>
+        <w:gridCol w:w="1054"/>
+        <w:gridCol w:w="1054"/>
+        <w:gridCol w:w="1054"/>
+        <w:gridCol w:w="1054"/>
+        <w:gridCol w:w="1054"/>
+        <w:gridCol w:w="1054"/>
+        <w:gridCol w:w="1054"/>
       </w:tblGrid>
       <w:tr>
         <w:tc>
           <w:tcPr>
-            <w:tcW w:type="dxa" w:w="3969"/>
+            <w:tcW w:type="dxa" w:w="2041"/>
             <w:shd w:val="clear" w:color="auto" w:fill="1F3864"/>
           </w:tcPr>
           <w:p>
             <w:pPr>
               <w:spacing w:after="0"/>
             </w:pPr>
-            <w:r/>
             <w:r>
               <w:rPr>
                 <w:b/>
                 <w:color w:val="FFFFFF"/>
                 <w:sz w:val="16"/>
               </w:rPr>
-              <w:t>RAM 5×5 (target = Medio, matriz provisional)</w:t>
-            </w:r>
-          </w:p>
-        </w:tc>
-        <w:tc>
-          <w:tcPr>
-            <w:tcW w:type="dxa" w:w="2041"/>
+              <w:t>Posición</w:t>
+            </w:r>
+          </w:p>
+        </w:tc>
+        <w:tc>
+          <w:tcPr>
+            <w:tcW w:type="dxa" w:w="510"/>
             <w:shd w:val="clear" w:color="auto" w:fill="1F3864"/>
           </w:tcPr>
           <w:p>
             <w:pPr>
               <w:spacing w:after="0"/>
             </w:pPr>
-            <w:r/>
             <w:r>
               <w:rPr>
                 <w:b/>
                 <w:color w:val="FFFFFF"/>
                 <w:sz w:val="16"/>
               </w:rPr>
-              <w:t>Antes (TBI)</w:t>
-            </w:r>
-          </w:p>
-        </w:tc>
-        <w:tc>
-          <w:tcPr>
-            <w:tcW w:type="dxa" w:w="2041"/>
+              <w:t>Año</w:t>
+            </w:r>
+          </w:p>
+        </w:tc>
+        <w:tc>
+          <w:tcPr>
+            <w:tcW w:type="dxa" w:w="624"/>
             <w:shd w:val="clear" w:color="auto" w:fill="1F3864"/>
           </w:tcPr>
           <w:p>
             <w:pPr>
               <w:spacing w:after="0"/>
             </w:pPr>
-            <w:r/>
             <w:r>
               <w:rPr>
                 <w:b/>
                 <w:color w:val="FFFFFF"/>
                 <w:sz w:val="16"/>
               </w:rPr>
-              <w:t>Después (RBI)</w:t>
-            </w:r>
-          </w:p>
-        </w:tc>
-        <w:tc>
-          <w:tcPr>
-            <w:tcW w:type="dxa" w:w="2778"/>
+              <w:t>Df</w:t>
+            </w:r>
+          </w:p>
+        </w:tc>
+        <w:tc>
+          <w:tcPr>
+            <w:tcW w:type="dxa" w:w="510"/>
             <w:shd w:val="clear" w:color="auto" w:fill="1F3864"/>
           </w:tcPr>
           <w:p>
             <w:pPr>
               <w:spacing w:after="0"/>
             </w:pPr>
-            <w:r/>
             <w:r>
               <w:rPr>
                 <w:b/>
                 <w:color w:val="FFFFFF"/>
                 <w:sz w:val="16"/>
               </w:rPr>
-              <w:t>Cumple</w:t>
+              <w:t>PoF</w:t>
+            </w:r>
+          </w:p>
+        </w:tc>
+        <w:tc>
+          <w:tcPr>
+            <w:tcW w:type="dxa" w:w="510"/>
+            <w:shd w:val="clear" w:color="auto" w:fill="1F3864"/>
+          </w:tcPr>
+          <w:p>
+            <w:pPr>
+              <w:spacing w:after="0"/>
+            </w:pPr>
+            <w:r>
+              <w:rPr>
+                <w:b/>
+                <w:color w:val="FFFFFF"/>
+                <w:sz w:val="16"/>
+              </w:rPr>
+              <w:t>CoF</w:t>
+            </w:r>
+          </w:p>
+        </w:tc>
+        <w:tc>
+          <w:tcPr>
+            <w:tcW w:type="dxa" w:w="567"/>
+            <w:shd w:val="clear" w:color="auto" w:fill="1F3864"/>
+          </w:tcPr>
+          <w:p>
+            <w:pPr>
+              <w:spacing w:after="0"/>
+            </w:pPr>
+            <w:r>
+              <w:rPr>
+                <w:b/>
+                <w:color w:val="FFFFFF"/>
+                <w:sz w:val="16"/>
+              </w:rPr>
+              <w:t>Nivel</w:t>
+            </w:r>
+          </w:p>
+        </w:tc>
+        <w:tc>
+          <w:tcPr>
+            <w:tcW w:type="dxa" w:w="850"/>
+            <w:shd w:val="clear" w:color="auto" w:fill="1F3864"/>
+          </w:tcPr>
+          <w:p>
+            <w:pPr>
+              <w:spacing w:after="0"/>
+            </w:pPr>
+            <w:r>
+              <w:rPr>
+                <w:b/>
+                <w:color w:val="FFFFFF"/>
+                <w:sz w:val="16"/>
+              </w:rPr>
+              <w:t>EMV $/a</w:t>
+            </w:r>
+          </w:p>
+        </w:tc>
+        <w:tc>
+          <w:tcPr>
+            <w:tcW w:type="dxa" w:w="850"/>
+            <w:shd w:val="clear" w:color="auto" w:fill="1F3864"/>
+          </w:tcPr>
+          <w:p>
+            <w:pPr>
+              <w:spacing w:after="0"/>
+            </w:pPr>
+            <w:r>
+              <w:rPr>
+                <w:b/>
+                <w:color w:val="FFFFFF"/>
+                <w:sz w:val="16"/>
+              </w:rPr>
+              <w:t>Δ cat. PoF</w:t>
+            </w:r>
+          </w:p>
+        </w:tc>
+        <w:tc>
+          <w:tcPr>
+            <w:tcW w:type="dxa" w:w="1701"/>
+            <w:shd w:val="clear" w:color="auto" w:fill="1F3864"/>
+          </w:tcPr>
+          <w:p>
+            <w:pPr>
+              <w:spacing w:after="0"/>
+            </w:pPr>
+            <w:r>
+              <w:rPr>
+                <w:b/>
+                <w:color w:val="FFFFFF"/>
+                <w:sz w:val="16"/>
+              </w:rPr>
+              <w:t>Riesgo evitado vs N $/a</w:t>
+            </w:r>
+          </w:p>
+        </w:tc>
+        <w:tc>
+          <w:tcPr>
+            <w:tcW w:type="dxa" w:w="1474"/>
+            <w:shd w:val="clear" w:color="auto" w:fill="1F3864"/>
+          </w:tcPr>
+          <w:p>
+            <w:pPr>
+              <w:spacing w:after="0"/>
+            </w:pPr>
+            <w:r>
+              <w:rPr>
+                <w:b/>
+                <w:color w:val="FFFFFF"/>
+                <w:sz w:val="16"/>
+              </w:rPr>
+              <w:t>Costo de la acción $</w:t>
             </w:r>
           </w:p>
         </w:tc>
@@ -3275,69 +3823,161 @@
       <w:tr>
         <w:tc>
           <w:tcPr>
-            <w:tcW w:type="dxa" w:w="3969"/>
-          </w:tcPr>
-          <w:p>
-            <w:pPr>
-              <w:spacing w:after="0"/>
-            </w:pPr>
-            <w:r/>
+            <w:tcW w:type="dxa" w:w="2041"/>
+          </w:tcPr>
+          <w:p>
+            <w:pPr>
+              <w:spacing w:after="0"/>
+            </w:pPr>
             <w:r>
               <w:rPr>
                 <w:sz w:val="16"/>
               </w:rPr>
-              <w:t>U-200 2026 (CoF E)</w:t>
-            </w:r>
-          </w:p>
-        </w:tc>
-        <w:tc>
-          <w:tcPr>
-            <w:tcW w:type="dxa" w:w="2041"/>
-          </w:tcPr>
-          <w:p>
-            <w:pPr>
-              <w:spacing w:after="0"/>
-            </w:pPr>
-            <w:r/>
+              <w:t>Inicial (paper) I</w:t>
+            </w:r>
+          </w:p>
+        </w:tc>
+        <w:tc>
+          <w:tcPr>
+            <w:tcW w:type="dxa" w:w="510"/>
+          </w:tcPr>
+          <w:p>
+            <w:pPr>
+              <w:spacing w:after="0"/>
+            </w:pPr>
             <w:r>
               <w:rPr>
                 <w:sz w:val="16"/>
               </w:rPr>
-              <w:t>PoF 4 → A</w:t>
-            </w:r>
-          </w:p>
-        </w:tc>
-        <w:tc>
-          <w:tcPr>
-            <w:tcW w:type="dxa" w:w="2041"/>
-          </w:tcPr>
-          <w:p>
-            <w:pPr>
-              <w:spacing w:after="0"/>
-            </w:pPr>
-            <w:r/>
+              <w:t>2023</w:t>
+            </w:r>
+          </w:p>
+        </w:tc>
+        <w:tc>
+          <w:tcPr>
+            <w:tcW w:type="dxa" w:w="624"/>
+          </w:tcPr>
+          <w:p>
+            <w:pPr>
+              <w:spacing w:after="0"/>
+            </w:pPr>
             <w:r>
               <w:rPr>
                 <w:sz w:val="16"/>
               </w:rPr>
-              <w:t>PoF 4 → A</w:t>
-            </w:r>
-          </w:p>
-        </w:tc>
-        <w:tc>
-          <w:tcPr>
-            <w:tcW w:type="dxa" w:w="2778"/>
-          </w:tcPr>
-          <w:p>
-            <w:pPr>
-              <w:spacing w:after="0"/>
-            </w:pPr>
-            <w:r/>
+              <w:t>1,00</w:t>
+            </w:r>
+          </w:p>
+        </w:tc>
+        <w:tc>
+          <w:tcPr>
+            <w:tcW w:type="dxa" w:w="510"/>
+          </w:tcPr>
+          <w:p>
+            <w:pPr>
+              <w:spacing w:after="0"/>
+            </w:pPr>
             <w:r>
               <w:rPr>
                 <w:sz w:val="16"/>
               </w:rPr>
-              <w:t>NO: requiere mitigar consecuencia</w:t>
+              <w:t>1</w:t>
+            </w:r>
+          </w:p>
+        </w:tc>
+        <w:tc>
+          <w:tcPr>
+            <w:tcW w:type="dxa" w:w="510"/>
+          </w:tcPr>
+          <w:p>
+            <w:pPr>
+              <w:spacing w:after="0"/>
+            </w:pPr>
+            <w:r>
+              <w:rPr>
+                <w:sz w:val="16"/>
+              </w:rPr>
+              <w:t>C</w:t>
+            </w:r>
+          </w:p>
+        </w:tc>
+        <w:tc>
+          <w:tcPr>
+            <w:tcW w:type="dxa" w:w="567"/>
+          </w:tcPr>
+          <w:p>
+            <w:pPr>
+              <w:spacing w:after="0"/>
+            </w:pPr>
+            <w:r>
+              <w:rPr>
+                <w:sz w:val="16"/>
+              </w:rPr>
+              <w:t>B</w:t>
+            </w:r>
+          </w:p>
+        </w:tc>
+        <w:tc>
+          <w:tcPr>
+            <w:tcW w:type="dxa" w:w="850"/>
+          </w:tcPr>
+          <w:p>
+            <w:pPr>
+              <w:spacing w:after="0"/>
+            </w:pPr>
+            <w:r>
+              <w:rPr>
+                <w:sz w:val="16"/>
+              </w:rPr>
+              <w:t>7</w:t>
+            </w:r>
+          </w:p>
+        </w:tc>
+        <w:tc>
+          <w:tcPr>
+            <w:tcW w:type="dxa" w:w="850"/>
+          </w:tcPr>
+          <w:p>
+            <w:pPr>
+              <w:spacing w:after="0"/>
+            </w:pPr>
+            <w:r>
+              <w:rPr>
+                <w:sz w:val="16"/>
+              </w:rPr>
+              <w:t>-</w:t>
+            </w:r>
+          </w:p>
+        </w:tc>
+        <w:tc>
+          <w:tcPr>
+            <w:tcW w:type="dxa" w:w="1701"/>
+          </w:tcPr>
+          <w:p>
+            <w:pPr>
+              <w:spacing w:after="0"/>
+            </w:pPr>
+            <w:r>
+              <w:rPr>
+                <w:sz w:val="16"/>
+              </w:rPr>
+              <w:t>-</w:t>
+            </w:r>
+          </w:p>
+        </w:tc>
+        <w:tc>
+          <w:tcPr>
+            <w:tcW w:type="dxa" w:w="1474"/>
+          </w:tcPr>
+          <w:p>
+            <w:pPr>
+              <w:spacing w:after="0"/>
+            </w:pPr>
+            <w:r>
+              <w:rPr>
+                <w:sz w:val="16"/>
+              </w:rPr>
+              <w:t>0</w:t>
             </w:r>
           </w:p>
         </w:tc>
@@ -3345,69 +3985,161 @@
       <w:tr>
         <w:tc>
           <w:tcPr>
-            <w:tcW w:type="dxa" w:w="3969"/>
-          </w:tcPr>
-          <w:p>
-            <w:pPr>
-              <w:spacing w:after="0"/>
-            </w:pPr>
-            <w:r/>
+            <w:tcW w:type="dxa" w:w="2041"/>
+          </w:tcPr>
+          <w:p>
+            <w:pPr>
+              <w:spacing w:after="0"/>
+            </w:pPr>
             <w:r>
               <w:rPr>
                 <w:sz w:val="16"/>
               </w:rPr>
-              <w:t>U-200 2036 (CoF E)</w:t>
-            </w:r>
-          </w:p>
-        </w:tc>
-        <w:tc>
-          <w:tcPr>
-            <w:tcW w:type="dxa" w:w="2041"/>
-          </w:tcPr>
-          <w:p>
-            <w:pPr>
-              <w:spacing w:after="0"/>
-            </w:pPr>
-            <w:r/>
+              <w:t>Sin inspección N</w:t>
+            </w:r>
+          </w:p>
+        </w:tc>
+        <w:tc>
+          <w:tcPr>
+            <w:tcW w:type="dxa" w:w="510"/>
+          </w:tcPr>
+          <w:p>
+            <w:pPr>
+              <w:spacing w:after="0"/>
+            </w:pPr>
             <w:r>
               <w:rPr>
                 <w:sz w:val="16"/>
               </w:rPr>
-              <w:t>PoF 4 → A</w:t>
-            </w:r>
-          </w:p>
-        </w:tc>
-        <w:tc>
-          <w:tcPr>
-            <w:tcW w:type="dxa" w:w="2041"/>
-          </w:tcPr>
-          <w:p>
-            <w:pPr>
-              <w:spacing w:after="0"/>
-            </w:pPr>
-            <w:r/>
+              <w:t>2036</w:t>
+            </w:r>
+          </w:p>
+        </w:tc>
+        <w:tc>
+          <w:tcPr>
+            <w:tcW w:type="dxa" w:w="624"/>
+          </w:tcPr>
+          <w:p>
+            <w:pPr>
+              <w:spacing w:after="0"/>
+            </w:pPr>
             <w:r>
               <w:rPr>
                 <w:sz w:val="16"/>
               </w:rPr>
-              <w:t>PoF 3 → A</w:t>
-            </w:r>
-          </w:p>
-        </w:tc>
-        <w:tc>
-          <w:tcPr>
-            <w:tcW w:type="dxa" w:w="2778"/>
-          </w:tcPr>
-          <w:p>
-            <w:pPr>
-              <w:spacing w:after="0"/>
-            </w:pPr>
-            <w:r/>
+              <w:t>83,23</w:t>
+            </w:r>
+          </w:p>
+        </w:tc>
+        <w:tc>
+          <w:tcPr>
+            <w:tcW w:type="dxa" w:w="510"/>
+          </w:tcPr>
+          <w:p>
+            <w:pPr>
+              <w:spacing w:after="0"/>
+            </w:pPr>
             <w:r>
               <w:rPr>
                 <w:sz w:val="16"/>
               </w:rPr>
-              <w:t>NO: requiere mitigar consecuencia</w:t>
+              <w:t>4</w:t>
+            </w:r>
+          </w:p>
+        </w:tc>
+        <w:tc>
+          <w:tcPr>
+            <w:tcW w:type="dxa" w:w="510"/>
+          </w:tcPr>
+          <w:p>
+            <w:pPr>
+              <w:spacing w:after="0"/>
+            </w:pPr>
+            <w:r>
+              <w:rPr>
+                <w:sz w:val="16"/>
+              </w:rPr>
+              <w:t>C</w:t>
+            </w:r>
+          </w:p>
+        </w:tc>
+        <w:tc>
+          <w:tcPr>
+            <w:tcW w:type="dxa" w:w="567"/>
+          </w:tcPr>
+          <w:p>
+            <w:pPr>
+              <w:spacing w:after="0"/>
+            </w:pPr>
+            <w:r>
+              <w:rPr>
+                <w:sz w:val="16"/>
+              </w:rPr>
+              <w:t>MA</w:t>
+            </w:r>
+          </w:p>
+        </w:tc>
+        <w:tc>
+          <w:tcPr>
+            <w:tcW w:type="dxa" w:w="850"/>
+          </w:tcPr>
+          <w:p>
+            <w:pPr>
+              <w:spacing w:after="0"/>
+            </w:pPr>
+            <w:r>
+              <w:rPr>
+                <w:sz w:val="16"/>
+              </w:rPr>
+              <w:t>548</w:t>
+            </w:r>
+          </w:p>
+        </w:tc>
+        <w:tc>
+          <w:tcPr>
+            <w:tcW w:type="dxa" w:w="850"/>
+          </w:tcPr>
+          <w:p>
+            <w:pPr>
+              <w:spacing w:after="0"/>
+            </w:pPr>
+            <w:r>
+              <w:rPr>
+                <w:sz w:val="16"/>
+              </w:rPr>
+              <w:t>0</w:t>
+            </w:r>
+          </w:p>
+        </w:tc>
+        <w:tc>
+          <w:tcPr>
+            <w:tcW w:type="dxa" w:w="1701"/>
+          </w:tcPr>
+          <w:p>
+            <w:pPr>
+              <w:spacing w:after="0"/>
+            </w:pPr>
+            <w:r>
+              <w:rPr>
+                <w:sz w:val="16"/>
+              </w:rPr>
+              <w:t>0</w:t>
+            </w:r>
+          </w:p>
+        </w:tc>
+        <w:tc>
+          <w:tcPr>
+            <w:tcW w:type="dxa" w:w="1474"/>
+          </w:tcPr>
+          <w:p>
+            <w:pPr>
+              <w:spacing w:after="0"/>
+            </w:pPr>
+            <w:r>
+              <w:rPr>
+                <w:sz w:val="16"/>
+              </w:rPr>
+              <w:t>0</w:t>
             </w:r>
           </w:p>
         </w:tc>
@@ -3415,69 +4147,161 @@
       <w:tr>
         <w:tc>
           <w:tcPr>
-            <w:tcW w:type="dxa" w:w="3969"/>
-          </w:tcPr>
-          <w:p>
-            <w:pPr>
-              <w:spacing w:after="0"/>
-            </w:pPr>
-            <w:r/>
+            <w:tcW w:type="dxa" w:w="2041"/>
+          </w:tcPr>
+          <w:p>
+            <w:pPr>
+              <w:spacing w:after="0"/>
+            </w:pPr>
             <w:r>
               <w:rPr>
                 <w:sz w:val="16"/>
               </w:rPr>
-              <w:t>V-220 2026 (CoF D)</w:t>
-            </w:r>
-          </w:p>
-        </w:tc>
-        <w:tc>
-          <w:tcPr>
-            <w:tcW w:type="dxa" w:w="2041"/>
-          </w:tcPr>
-          <w:p>
-            <w:pPr>
-              <w:spacing w:after="0"/>
-            </w:pPr>
-            <w:r/>
+              <w:t>TBI T</w:t>
+            </w:r>
+          </w:p>
+        </w:tc>
+        <w:tc>
+          <w:tcPr>
+            <w:tcW w:type="dxa" w:w="510"/>
+          </w:tcPr>
+          <w:p>
+            <w:pPr>
+              <w:spacing w:after="0"/>
+            </w:pPr>
             <w:r>
               <w:rPr>
                 <w:sz w:val="16"/>
               </w:rPr>
-              <w:t>PoF 5 → A</w:t>
-            </w:r>
-          </w:p>
-        </w:tc>
-        <w:tc>
-          <w:tcPr>
-            <w:tcW w:type="dxa" w:w="2041"/>
-          </w:tcPr>
-          <w:p>
-            <w:pPr>
-              <w:spacing w:after="0"/>
-            </w:pPr>
-            <w:r/>
+              <w:t>2033</w:t>
+            </w:r>
+          </w:p>
+        </w:tc>
+        <w:tc>
+          <w:tcPr>
+            <w:tcW w:type="dxa" w:w="624"/>
+          </w:tcPr>
+          <w:p>
+            <w:pPr>
+              <w:spacing w:after="0"/>
+            </w:pPr>
             <w:r>
               <w:rPr>
                 <w:sz w:val="16"/>
               </w:rPr>
-              <w:t>PoF 4 → A</w:t>
-            </w:r>
-          </w:p>
-        </w:tc>
-        <w:tc>
-          <w:tcPr>
-            <w:tcW w:type="dxa" w:w="2778"/>
-          </w:tcPr>
-          <w:p>
-            <w:pPr>
-              <w:spacing w:after="0"/>
-            </w:pPr>
-            <w:r/>
+              <w:t>3,90</w:t>
+            </w:r>
+          </w:p>
+        </w:tc>
+        <w:tc>
+          <w:tcPr>
+            <w:tcW w:type="dxa" w:w="510"/>
+          </w:tcPr>
+          <w:p>
+            <w:pPr>
+              <w:spacing w:after="0"/>
+            </w:pPr>
             <w:r>
               <w:rPr>
                 <w:sz w:val="16"/>
               </w:rPr>
-              <w:t>NO: requiere mitigar consecuencia</w:t>
+              <w:t>2</w:t>
+            </w:r>
+          </w:p>
+        </w:tc>
+        <w:tc>
+          <w:tcPr>
+            <w:tcW w:type="dxa" w:w="510"/>
+          </w:tcPr>
+          <w:p>
+            <w:pPr>
+              <w:spacing w:after="0"/>
+            </w:pPr>
+            <w:r>
+              <w:rPr>
+                <w:sz w:val="16"/>
+              </w:rPr>
+              <w:t>C</w:t>
+            </w:r>
+          </w:p>
+        </w:tc>
+        <w:tc>
+          <w:tcPr>
+            <w:tcW w:type="dxa" w:w="567"/>
+          </w:tcPr>
+          <w:p>
+            <w:pPr>
+              <w:spacing w:after="0"/>
+            </w:pPr>
+            <w:r>
+              <w:rPr>
+                <w:sz w:val="16"/>
+              </w:rPr>
+              <w:t>B</w:t>
+            </w:r>
+          </w:p>
+        </w:tc>
+        <w:tc>
+          <w:tcPr>
+            <w:tcW w:type="dxa" w:w="850"/>
+          </w:tcPr>
+          <w:p>
+            <w:pPr>
+              <w:spacing w:after="0"/>
+            </w:pPr>
+            <w:r>
+              <w:rPr>
+                <w:sz w:val="16"/>
+              </w:rPr>
+              <w:t>26</w:t>
+            </w:r>
+          </w:p>
+        </w:tc>
+        <w:tc>
+          <w:tcPr>
+            <w:tcW w:type="dxa" w:w="850"/>
+          </w:tcPr>
+          <w:p>
+            <w:pPr>
+              <w:spacing w:after="0"/>
+            </w:pPr>
+            <w:r>
+              <w:rPr>
+                <w:sz w:val="16"/>
+              </w:rPr>
+              <w:t>2</w:t>
+            </w:r>
+          </w:p>
+        </w:tc>
+        <w:tc>
+          <w:tcPr>
+            <w:tcW w:type="dxa" w:w="1701"/>
+          </w:tcPr>
+          <w:p>
+            <w:pPr>
+              <w:spacing w:after="0"/>
+            </w:pPr>
+            <w:r>
+              <w:rPr>
+                <w:sz w:val="16"/>
+              </w:rPr>
+              <w:t>522</w:t>
+            </w:r>
+          </w:p>
+        </w:tc>
+        <w:tc>
+          <w:tcPr>
+            <w:tcW w:type="dxa" w:w="1474"/>
+          </w:tcPr>
+          <w:p>
+            <w:pPr>
+              <w:spacing w:after="0"/>
+            </w:pPr>
+            <w:r>
+              <w:rPr>
+                <w:sz w:val="16"/>
+              </w:rPr>
+              <w:t>11.080</w:t>
             </w:r>
           </w:p>
         </w:tc>
@@ -3485,69 +4309,161 @@
       <w:tr>
         <w:tc>
           <w:tcPr>
-            <w:tcW w:type="dxa" w:w="3969"/>
-          </w:tcPr>
-          <w:p>
-            <w:pPr>
-              <w:spacing w:after="0"/>
-            </w:pPr>
-            <w:r/>
+            <w:tcW w:type="dxa" w:w="2041"/>
+          </w:tcPr>
+          <w:p>
+            <w:pPr>
+              <w:spacing w:after="0"/>
+            </w:pPr>
             <w:r>
               <w:rPr>
                 <w:sz w:val="16"/>
               </w:rPr>
-              <w:t>V-220 2036 (CoF D)</w:t>
-            </w:r>
-          </w:p>
-        </w:tc>
-        <w:tc>
-          <w:tcPr>
-            <w:tcW w:type="dxa" w:w="2041"/>
-          </w:tcPr>
-          <w:p>
-            <w:pPr>
-              <w:spacing w:after="0"/>
-            </w:pPr>
-            <w:r/>
+              <w:t>RBI-2 (insp. B) R</w:t>
+            </w:r>
+          </w:p>
+        </w:tc>
+        <w:tc>
+          <w:tcPr>
+            <w:tcW w:type="dxa" w:w="510"/>
+          </w:tcPr>
+          <w:p>
+            <w:pPr>
+              <w:spacing w:after="0"/>
+            </w:pPr>
             <w:r>
               <w:rPr>
                 <w:sz w:val="16"/>
               </w:rPr>
-              <w:t>PoF 1 → B</w:t>
-            </w:r>
-          </w:p>
-        </w:tc>
-        <w:tc>
-          <w:tcPr>
-            <w:tcW w:type="dxa" w:w="2041"/>
-          </w:tcPr>
-          <w:p>
-            <w:pPr>
-              <w:spacing w:after="0"/>
-            </w:pPr>
-            <w:r/>
+              <w:t>2033</w:t>
+            </w:r>
+          </w:p>
+        </w:tc>
+        <w:tc>
+          <w:tcPr>
+            <w:tcW w:type="dxa" w:w="624"/>
+          </w:tcPr>
+          <w:p>
+            <w:pPr>
+              <w:spacing w:after="0"/>
+            </w:pPr>
             <w:r>
               <w:rPr>
                 <w:sz w:val="16"/>
               </w:rPr>
-              <w:t>PoF 2 → M</w:t>
-            </w:r>
-          </w:p>
-        </w:tc>
-        <w:tc>
-          <w:tcPr>
-            <w:tcW w:type="dxa" w:w="2778"/>
-          </w:tcPr>
-          <w:p>
-            <w:pPr>
-              <w:spacing w:after="0"/>
-            </w:pPr>
-            <w:r/>
+              <w:t>0,09</w:t>
+            </w:r>
+          </w:p>
+        </w:tc>
+        <w:tc>
+          <w:tcPr>
+            <w:tcW w:type="dxa" w:w="510"/>
+          </w:tcPr>
+          <w:p>
+            <w:pPr>
+              <w:spacing w:after="0"/>
+            </w:pPr>
             <w:r>
               <w:rPr>
                 <w:sz w:val="16"/>
               </w:rPr>
-              <w:t>Sí</w:t>
+              <w:t>1</w:t>
+            </w:r>
+          </w:p>
+        </w:tc>
+        <w:tc>
+          <w:tcPr>
+            <w:tcW w:type="dxa" w:w="510"/>
+          </w:tcPr>
+          <w:p>
+            <w:pPr>
+              <w:spacing w:after="0"/>
+            </w:pPr>
+            <w:r>
+              <w:rPr>
+                <w:sz w:val="16"/>
+              </w:rPr>
+              <w:t>C</w:t>
+            </w:r>
+          </w:p>
+        </w:tc>
+        <w:tc>
+          <w:tcPr>
+            <w:tcW w:type="dxa" w:w="567"/>
+          </w:tcPr>
+          <w:p>
+            <w:pPr>
+              <w:spacing w:after="0"/>
+            </w:pPr>
+            <w:r>
+              <w:rPr>
+                <w:sz w:val="16"/>
+              </w:rPr>
+              <w:t>B</w:t>
+            </w:r>
+          </w:p>
+        </w:tc>
+        <w:tc>
+          <w:tcPr>
+            <w:tcW w:type="dxa" w:w="850"/>
+          </w:tcPr>
+          <w:p>
+            <w:pPr>
+              <w:spacing w:after="0"/>
+            </w:pPr>
+            <w:r>
+              <w:rPr>
+                <w:sz w:val="16"/>
+              </w:rPr>
+              <w:t>1</w:t>
+            </w:r>
+          </w:p>
+        </w:tc>
+        <w:tc>
+          <w:tcPr>
+            <w:tcW w:type="dxa" w:w="850"/>
+          </w:tcPr>
+          <w:p>
+            <w:pPr>
+              <w:spacing w:after="0"/>
+            </w:pPr>
+            <w:r>
+              <w:rPr>
+                <w:sz w:val="16"/>
+              </w:rPr>
+              <w:t>3</w:t>
+            </w:r>
+          </w:p>
+        </w:tc>
+        <w:tc>
+          <w:tcPr>
+            <w:tcW w:type="dxa" w:w="1701"/>
+          </w:tcPr>
+          <w:p>
+            <w:pPr>
+              <w:spacing w:after="0"/>
+            </w:pPr>
+            <w:r>
+              <w:rPr>
+                <w:sz w:val="16"/>
+              </w:rPr>
+              <w:t>547</w:t>
+            </w:r>
+          </w:p>
+        </w:tc>
+        <w:tc>
+          <w:tcPr>
+            <w:tcW w:type="dxa" w:w="1474"/>
+          </w:tcPr>
+          <w:p>
+            <w:pPr>
+              <w:spacing w:after="0"/>
+            </w:pPr>
+            <w:r>
+              <w:rPr>
+                <w:sz w:val="16"/>
+              </w:rPr>
+              <w:t>810</w:t>
             </w:r>
           </w:p>
         </w:tc>
@@ -3555,21 +4471,166 @@
       <w:tr>
         <w:tc>
           <w:tcPr>
-            <w:tcW w:type="dxa" w:w="3969"/>
-          </w:tcPr>
-          <w:p>
-            <w:pPr>
-              <w:spacing w:after="0"/>
-            </w:pPr>
-            <w:r/>
+            <w:tcW w:type="dxa" w:w="2041"/>
+          </w:tcPr>
+          <w:p>
+            <w:pPr>
+              <w:spacing w:after="0"/>
+            </w:pPr>
             <w:r>
               <w:rPr>
                 <w:sz w:val="16"/>
               </w:rPr>
-              <w:t>Oropallo 2023 (Fig. 5)</w:t>
-            </w:r>
-          </w:p>
-        </w:tc>
+              <w:t>FFS Nivel 2 apto F</w:t>
+            </w:r>
+          </w:p>
+        </w:tc>
+        <w:tc>
+          <w:tcPr>
+            <w:tcW w:type="dxa" w:w="510"/>
+          </w:tcPr>
+          <w:p>
+            <w:pPr>
+              <w:spacing w:after="0"/>
+            </w:pPr>
+            <w:r>
+              <w:rPr>
+                <w:sz w:val="16"/>
+              </w:rPr>
+              <w:t>2036</w:t>
+            </w:r>
+          </w:p>
+        </w:tc>
+        <w:tc>
+          <w:tcPr>
+            <w:tcW w:type="dxa" w:w="624"/>
+          </w:tcPr>
+          <w:p>
+            <w:pPr>
+              <w:spacing w:after="0"/>
+            </w:pPr>
+            <w:r>
+              <w:rPr>
+                <w:sz w:val="16"/>
+              </w:rPr>
+              <w:t>3,00</w:t>
+            </w:r>
+          </w:p>
+        </w:tc>
+        <w:tc>
+          <w:tcPr>
+            <w:tcW w:type="dxa" w:w="510"/>
+          </w:tcPr>
+          <w:p>
+            <w:pPr>
+              <w:spacing w:after="0"/>
+            </w:pPr>
+            <w:r>
+              <w:rPr>
+                <w:sz w:val="16"/>
+              </w:rPr>
+              <w:t>2</w:t>
+            </w:r>
+          </w:p>
+        </w:tc>
+        <w:tc>
+          <w:tcPr>
+            <w:tcW w:type="dxa" w:w="510"/>
+          </w:tcPr>
+          <w:p>
+            <w:pPr>
+              <w:spacing w:after="0"/>
+            </w:pPr>
+            <w:r>
+              <w:rPr>
+                <w:sz w:val="16"/>
+              </w:rPr>
+              <w:t>C</w:t>
+            </w:r>
+          </w:p>
+        </w:tc>
+        <w:tc>
+          <w:tcPr>
+            <w:tcW w:type="dxa" w:w="567"/>
+          </w:tcPr>
+          <w:p>
+            <w:pPr>
+              <w:spacing w:after="0"/>
+            </w:pPr>
+            <w:r>
+              <w:rPr>
+                <w:sz w:val="16"/>
+              </w:rPr>
+              <w:t>B</w:t>
+            </w:r>
+          </w:p>
+        </w:tc>
+        <w:tc>
+          <w:tcPr>
+            <w:tcW w:type="dxa" w:w="850"/>
+          </w:tcPr>
+          <w:p>
+            <w:pPr>
+              <w:spacing w:after="0"/>
+            </w:pPr>
+            <w:r>
+              <w:rPr>
+                <w:sz w:val="16"/>
+              </w:rPr>
+              <w:t>20</w:t>
+            </w:r>
+          </w:p>
+        </w:tc>
+        <w:tc>
+          <w:tcPr>
+            <w:tcW w:type="dxa" w:w="850"/>
+          </w:tcPr>
+          <w:p>
+            <w:pPr>
+              <w:spacing w:after="0"/>
+            </w:pPr>
+            <w:r>
+              <w:rPr>
+                <w:sz w:val="16"/>
+              </w:rPr>
+              <w:t>2</w:t>
+            </w:r>
+          </w:p>
+        </w:tc>
+        <w:tc>
+          <w:tcPr>
+            <w:tcW w:type="dxa" w:w="1701"/>
+          </w:tcPr>
+          <w:p>
+            <w:pPr>
+              <w:spacing w:after="0"/>
+            </w:pPr>
+            <w:r>
+              <w:rPr>
+                <w:sz w:val="16"/>
+              </w:rPr>
+              <w:t>528</w:t>
+            </w:r>
+          </w:p>
+        </w:tc>
+        <w:tc>
+          <w:tcPr>
+            <w:tcW w:type="dxa" w:w="1474"/>
+          </w:tcPr>
+          <w:p>
+            <w:pPr>
+              <w:spacing w:after="0"/>
+            </w:pPr>
+            <w:r>
+              <w:rPr>
+                <w:sz w:val="16"/>
+              </w:rPr>
+              <w:t>15.000</w:t>
+            </w:r>
+          </w:p>
+        </w:tc>
+      </w:tr>
+      <w:tr>
         <w:tc>
           <w:tcPr>
             <w:tcW w:type="dxa" w:w="2041"/>
@@ -3578,46 +4639,155 @@
             <w:pPr>
               <w:spacing w:after="0"/>
             </w:pPr>
-            <w:r/>
             <w:r>
               <w:rPr>
                 <w:sz w:val="16"/>
               </w:rPr>
-              <w:t>1C → B</w:t>
-            </w:r>
-          </w:p>
-        </w:tc>
-        <w:tc>
-          <w:tcPr>
-            <w:tcW w:type="dxa" w:w="2041"/>
-          </w:tcPr>
-          <w:p>
-            <w:pPr>
-              <w:spacing w:after="0"/>
-            </w:pPr>
-            <w:r/>
+              <w:t>FFS no apto + reparación X</w:t>
+            </w:r>
+          </w:p>
+        </w:tc>
+        <w:tc>
+          <w:tcPr>
+            <w:tcW w:type="dxa" w:w="510"/>
+          </w:tcPr>
+          <w:p>
+            <w:pPr>
+              <w:spacing w:after="0"/>
+            </w:pPr>
             <w:r>
               <w:rPr>
                 <w:sz w:val="16"/>
               </w:rPr>
-              <w:t>3C = límite → M</w:t>
-            </w:r>
-          </w:p>
-        </w:tc>
-        <w:tc>
-          <w:tcPr>
-            <w:tcW w:type="dxa" w:w="2778"/>
-          </w:tcPr>
-          <w:p>
-            <w:pPr>
-              <w:spacing w:after="0"/>
-            </w:pPr>
-            <w:r/>
+              <w:t>2036</w:t>
+            </w:r>
+          </w:p>
+        </w:tc>
+        <w:tc>
+          <w:tcPr>
+            <w:tcW w:type="dxa" w:w="624"/>
+          </w:tcPr>
+          <w:p>
+            <w:pPr>
+              <w:spacing w:after="0"/>
+            </w:pPr>
             <w:r>
               <w:rPr>
                 <w:sz w:val="16"/>
               </w:rPr>
-              <w:t>Coherente con el paper</w:t>
+              <w:t>1,00</w:t>
+            </w:r>
+          </w:p>
+        </w:tc>
+        <w:tc>
+          <w:tcPr>
+            <w:tcW w:type="dxa" w:w="510"/>
+          </w:tcPr>
+          <w:p>
+            <w:pPr>
+              <w:spacing w:after="0"/>
+            </w:pPr>
+            <w:r>
+              <w:rPr>
+                <w:sz w:val="16"/>
+              </w:rPr>
+              <w:t>1</w:t>
+            </w:r>
+          </w:p>
+        </w:tc>
+        <w:tc>
+          <w:tcPr>
+            <w:tcW w:type="dxa" w:w="510"/>
+          </w:tcPr>
+          <w:p>
+            <w:pPr>
+              <w:spacing w:after="0"/>
+            </w:pPr>
+            <w:r>
+              <w:rPr>
+                <w:sz w:val="16"/>
+              </w:rPr>
+              <w:t>C</w:t>
+            </w:r>
+          </w:p>
+        </w:tc>
+        <w:tc>
+          <w:tcPr>
+            <w:tcW w:type="dxa" w:w="567"/>
+          </w:tcPr>
+          <w:p>
+            <w:pPr>
+              <w:spacing w:after="0"/>
+            </w:pPr>
+            <w:r>
+              <w:rPr>
+                <w:sz w:val="16"/>
+              </w:rPr>
+              <w:t>B</w:t>
+            </w:r>
+          </w:p>
+        </w:tc>
+        <w:tc>
+          <w:tcPr>
+            <w:tcW w:type="dxa" w:w="850"/>
+          </w:tcPr>
+          <w:p>
+            <w:pPr>
+              <w:spacing w:after="0"/>
+            </w:pPr>
+            <w:r>
+              <w:rPr>
+                <w:sz w:val="16"/>
+              </w:rPr>
+              <w:t>7</w:t>
+            </w:r>
+          </w:p>
+        </w:tc>
+        <w:tc>
+          <w:tcPr>
+            <w:tcW w:type="dxa" w:w="850"/>
+          </w:tcPr>
+          <w:p>
+            <w:pPr>
+              <w:spacing w:after="0"/>
+            </w:pPr>
+            <w:r>
+              <w:rPr>
+                <w:sz w:val="16"/>
+              </w:rPr>
+              <w:t>3</w:t>
+            </w:r>
+          </w:p>
+        </w:tc>
+        <w:tc>
+          <w:tcPr>
+            <w:tcW w:type="dxa" w:w="1701"/>
+          </w:tcPr>
+          <w:p>
+            <w:pPr>
+              <w:spacing w:after="0"/>
+            </w:pPr>
+            <w:r>
+              <w:rPr>
+                <w:sz w:val="16"/>
+              </w:rPr>
+              <w:t>541</w:t>
+            </w:r>
+          </w:p>
+        </w:tc>
+        <w:tc>
+          <w:tcPr>
+            <w:tcW w:type="dxa" w:w="1474"/>
+          </w:tcPr>
+          <w:p>
+            <w:pPr>
+              <w:spacing w:after="0"/>
+            </w:pPr>
+            <w:r>
+              <w:rPr>
+                <w:sz w:val="16"/>
+              </w:rPr>
+              <w:t>55.000</w:t>
             </w:r>
           </w:p>
         </w:tc>
@@ -3625,174 +4795,845 @@
     </w:tbl>
     <w:p>
       <w:pPr>
-        <w:spacing w:after="20"/>
+        <w:spacing w:after="0"/>
       </w:pPr>
     </w:p>
     <w:p>
+      <w:r>
+        <w:rPr>
+          <w:b w:val="0"/>
+          <w:i w:val="0"/>
+        </w:rPr>
+        <w:t>Lectura: sin inspección el equipo pasa de 1C a 4C (Medio-alto, excede el target medio). RBI lo devuelve a 1C (−3 categorías, −2 niveles); un FFS apto lo lleva a 2C. En $, el riesgo evitado es de ~500 $/año: menos que el costo del FFS (15.000 $). Con consecuencia C, la acción se justifica por cumplir el target y por seguridad, no por ahorro de riesgo. La matriz es provisional (suma de índices P+C), anclada en dos datos del paper: 1C ≤ medio y 3C = límite.</w:t>
+      </w:r>
+    </w:p>
+    <w:p>
       <w:pPr>
-        <w:spacing w:before="100" w:after="40"/>
+        <w:keepNext/>
+        <w:spacing w:before="80" w:after="30"/>
       </w:pPr>
       <w:r>
         <w:rPr>
           <w:b/>
           <w:color w:val="1F3864"/>
-          <w:sz w:val="24"/>
+          <w:sz w:val="23"/>
         </w:rPr>
-        <w:t>8. Respuestas clave (detalle completo en el Excel, hoja única, sección 13.5)</w:t>
+        <w:t>7. Validación contra Oropallo</w:t>
       </w:r>
+    </w:p>
+    <w:tbl>
+      <w:tblPr>
+        <w:tblStyle w:val="TableGrid"/>
+        <w:tblW w:type="auto" w:w="0"/>
+        <w:tblLook w:firstColumn="1" w:firstRow="1" w:lastColumn="0" w:lastRow="0" w:noHBand="0" w:noVBand="1" w:val="04A0"/>
+      </w:tblPr>
+      <w:tblGrid>
+        <w:gridCol w:w="2635"/>
+        <w:gridCol w:w="2635"/>
+        <w:gridCol w:w="2635"/>
+        <w:gridCol w:w="2635"/>
+      </w:tblGrid>
+      <w:tr>
+        <w:tc>
+          <w:tcPr>
+            <w:tcW w:type="dxa" w:w="3628"/>
+            <w:shd w:val="clear" w:color="auto" w:fill="1F3864"/>
+          </w:tcPr>
+          <w:p>
+            <w:pPr>
+              <w:spacing w:after="0"/>
+            </w:pPr>
+            <w:r>
+              <w:rPr>
+                <w:b/>
+                <w:color w:val="FFFFFF"/>
+                <w:sz w:val="16"/>
+              </w:rPr>
+              <w:t>Comprobación</w:t>
+            </w:r>
+          </w:p>
+        </w:tc>
+        <w:tc>
+          <w:tcPr>
+            <w:tcW w:type="dxa" w:w="2268"/>
+            <w:shd w:val="clear" w:color="auto" w:fill="1F3864"/>
+          </w:tcPr>
+          <w:p>
+            <w:pPr>
+              <w:spacing w:after="0"/>
+            </w:pPr>
+            <w:r>
+              <w:rPr>
+                <w:b/>
+                <w:color w:val="FFFFFF"/>
+                <w:sz w:val="16"/>
+              </w:rPr>
+              <w:t>Modelo</w:t>
+            </w:r>
+          </w:p>
+        </w:tc>
+        <w:tc>
+          <w:tcPr>
+            <w:tcW w:type="dxa" w:w="2041"/>
+            <w:shd w:val="clear" w:color="auto" w:fill="1F3864"/>
+          </w:tcPr>
+          <w:p>
+            <w:pPr>
+              <w:spacing w:after="0"/>
+            </w:pPr>
+            <w:r>
+              <w:rPr>
+                <w:b/>
+                <w:color w:val="FFFFFF"/>
+                <w:sz w:val="16"/>
+              </w:rPr>
+              <w:t>Paper</w:t>
+            </w:r>
+          </w:p>
+        </w:tc>
+        <w:tc>
+          <w:tcPr>
+            <w:tcW w:type="dxa" w:w="2551"/>
+            <w:shd w:val="clear" w:color="auto" w:fill="1F3864"/>
+          </w:tcPr>
+          <w:p>
+            <w:pPr>
+              <w:spacing w:after="0"/>
+            </w:pPr>
+            <w:r>
+              <w:rPr>
+                <w:b/>
+                <w:color w:val="FFFFFF"/>
+                <w:sz w:val="16"/>
+              </w:rPr>
+              <w:t>Estado</w:t>
+            </w:r>
+          </w:p>
+        </w:tc>
+      </w:tr>
+      <w:tr>
+        <w:tc>
+          <w:tcPr>
+            <w:tcW w:type="dxa" w:w="3628"/>
+          </w:tcPr>
+          <w:p>
+            <w:pPr>
+              <w:spacing w:after="0"/>
+            </w:pPr>
+            <w:r>
+              <w:rPr>
+                <w:sz w:val="16"/>
+              </w:rPr>
+              <w:t>1C dentro del target medio</w:t>
+            </w:r>
+          </w:p>
+        </w:tc>
+        <w:tc>
+          <w:tcPr>
+            <w:tcW w:type="dxa" w:w="2268"/>
+          </w:tcPr>
+          <w:p>
+            <w:pPr>
+              <w:spacing w:after="0"/>
+            </w:pPr>
+            <w:r>
+              <w:rPr>
+                <w:sz w:val="16"/>
+              </w:rPr>
+              <w:t>B</w:t>
+            </w:r>
+          </w:p>
+        </w:tc>
+        <w:tc>
+          <w:tcPr>
+            <w:tcW w:type="dxa" w:w="2041"/>
+          </w:tcPr>
+          <w:p>
+            <w:pPr>
+              <w:spacing w:after="0"/>
+            </w:pPr>
+            <w:r>
+              <w:rPr>
+                <w:sz w:val="16"/>
+              </w:rPr>
+              <w:t>Medio</w:t>
+            </w:r>
+          </w:p>
+        </w:tc>
+        <w:tc>
+          <w:tcPr>
+            <w:tcW w:type="dxa" w:w="2551"/>
+          </w:tcPr>
+          <w:p>
+            <w:pPr>
+              <w:spacing w:after="0"/>
+            </w:pPr>
+            <w:r>
+              <w:rPr>
+                <w:sz w:val="16"/>
+              </w:rPr>
+              <w:t>OK</w:t>
+            </w:r>
+          </w:p>
+        </w:tc>
+      </w:tr>
+      <w:tr>
+        <w:tc>
+          <w:tcPr>
+            <w:tcW w:type="dxa" w:w="3628"/>
+          </w:tcPr>
+          <w:p>
+            <w:pPr>
+              <w:spacing w:after="0"/>
+            </w:pPr>
+            <w:r>
+              <w:rPr>
+                <w:sz w:val="16"/>
+              </w:rPr>
+              <w:t>3C = límite (PoF máx. 3)</w:t>
+            </w:r>
+          </w:p>
+        </w:tc>
+        <w:tc>
+          <w:tcPr>
+            <w:tcW w:type="dxa" w:w="2268"/>
+          </w:tcPr>
+          <w:p>
+            <w:pPr>
+              <w:spacing w:after="0"/>
+            </w:pPr>
+            <w:r>
+              <w:rPr>
+                <w:sz w:val="16"/>
+              </w:rPr>
+              <w:t>M</w:t>
+            </w:r>
+          </w:p>
+        </w:tc>
+        <w:tc>
+          <w:tcPr>
+            <w:tcW w:type="dxa" w:w="2041"/>
+          </w:tcPr>
+          <w:p>
+            <w:pPr>
+              <w:spacing w:after="0"/>
+            </w:pPr>
+            <w:r>
+              <w:rPr>
+                <w:sz w:val="16"/>
+              </w:rPr>
+              <w:t>M</w:t>
+            </w:r>
+          </w:p>
+        </w:tc>
+        <w:tc>
+          <w:tcPr>
+            <w:tcW w:type="dxa" w:w="2551"/>
+          </w:tcPr>
+          <w:p>
+            <w:pPr>
+              <w:spacing w:after="0"/>
+            </w:pPr>
+            <w:r>
+              <w:rPr>
+                <w:sz w:val="16"/>
+              </w:rPr>
+              <w:t>OK</w:t>
+            </w:r>
+          </w:p>
+        </w:tc>
+      </w:tr>
+      <w:tr>
+        <w:tc>
+          <w:tcPr>
+            <w:tcW w:type="dxa" w:w="3628"/>
+          </w:tcPr>
+          <w:p>
+            <w:pPr>
+              <w:spacing w:after="0"/>
+            </w:pPr>
+            <w:r>
+              <w:rPr>
+                <w:sz w:val="16"/>
+              </w:rPr>
+              <w:t>FC en categoría C</w:t>
+            </w:r>
+          </w:p>
+        </w:tc>
+        <w:tc>
+          <w:tcPr>
+            <w:tcW w:type="dxa" w:w="2268"/>
+          </w:tcPr>
+          <w:p>
+            <w:pPr>
+              <w:spacing w:after="0"/>
+            </w:pPr>
+            <w:r>
+              <w:rPr>
+                <w:sz w:val="16"/>
+              </w:rPr>
+              <w:t>C</w:t>
+            </w:r>
+          </w:p>
+        </w:tc>
+        <w:tc>
+          <w:tcPr>
+            <w:tcW w:type="dxa" w:w="2041"/>
+          </w:tcPr>
+          <w:p>
+            <w:pPr>
+              <w:spacing w:after="0"/>
+            </w:pPr>
+            <w:r>
+              <w:rPr>
+                <w:sz w:val="16"/>
+              </w:rPr>
+              <w:t>C</w:t>
+            </w:r>
+          </w:p>
+        </w:tc>
+        <w:tc>
+          <w:tcPr>
+            <w:tcW w:type="dxa" w:w="2551"/>
+          </w:tcPr>
+          <w:p>
+            <w:pPr>
+              <w:spacing w:after="0"/>
+            </w:pPr>
+            <w:r>
+              <w:rPr>
+                <w:sz w:val="16"/>
+              </w:rPr>
+              <w:t>OK</w:t>
+            </w:r>
+          </w:p>
+        </w:tc>
+      </w:tr>
+      <w:tr>
+        <w:tc>
+          <w:tcPr>
+            <w:tcW w:type="dxa" w:w="3628"/>
+          </w:tcPr>
+          <w:p>
+            <w:pPr>
+              <w:spacing w:after="0"/>
+            </w:pPr>
+            <w:r>
+              <w:rPr>
+                <w:sz w:val="16"/>
+              </w:rPr>
+              <w:t>6 h de paro = 10.000 $</w:t>
+            </w:r>
+          </w:p>
+        </w:tc>
+        <w:tc>
+          <w:tcPr>
+            <w:tcW w:type="dxa" w:w="2268"/>
+          </w:tcPr>
+          <w:p>
+            <w:pPr>
+              <w:spacing w:after="0"/>
+            </w:pPr>
+            <w:r>
+              <w:rPr>
+                <w:sz w:val="16"/>
+              </w:rPr>
+              <w:t>10.000</w:t>
+            </w:r>
+          </w:p>
+        </w:tc>
+        <w:tc>
+          <w:tcPr>
+            <w:tcW w:type="dxa" w:w="2041"/>
+          </w:tcPr>
+          <w:p>
+            <w:pPr>
+              <w:spacing w:after="0"/>
+            </w:pPr>
+            <w:r>
+              <w:rPr>
+                <w:sz w:val="16"/>
+              </w:rPr>
+              <w:t>10.000</w:t>
+            </w:r>
+          </w:p>
+        </w:tc>
+        <w:tc>
+          <w:tcPr>
+            <w:tcW w:type="dxa" w:w="2551"/>
+          </w:tcPr>
+          <w:p>
+            <w:pPr>
+              <w:spacing w:after="0"/>
+            </w:pPr>
+            <w:r>
+              <w:rPr>
+                <w:sz w:val="16"/>
+              </w:rPr>
+              <w:t>OK</w:t>
+            </w:r>
+          </w:p>
+        </w:tc>
+      </w:tr>
+      <w:tr>
+        <w:tc>
+          <w:tcPr>
+            <w:tcW w:type="dxa" w:w="3628"/>
+          </w:tcPr>
+          <w:p>
+            <w:pPr>
+              <w:spacing w:after="0"/>
+            </w:pPr>
+            <w:r>
+              <w:rPr>
+                <w:sz w:val="16"/>
+              </w:rPr>
+              <w:t>TBI intrusiva / no intrusiva</w:t>
+            </w:r>
+          </w:p>
+        </w:tc>
+        <w:tc>
+          <w:tcPr>
+            <w:tcW w:type="dxa" w:w="2268"/>
+          </w:tcPr>
+          <w:p>
+            <w:pPr>
+              <w:spacing w:after="0"/>
+            </w:pPr>
+            <w:r>
+              <w:rPr>
+                <w:sz w:val="16"/>
+              </w:rPr>
+              <w:t>43.360 / 3.840</w:t>
+            </w:r>
+          </w:p>
+        </w:tc>
+        <w:tc>
+          <w:tcPr>
+            <w:tcW w:type="dxa" w:w="2041"/>
+          </w:tcPr>
+          <w:p>
+            <w:pPr>
+              <w:spacing w:after="0"/>
+            </w:pPr>
+            <w:r>
+              <w:rPr>
+                <w:sz w:val="16"/>
+              </w:rPr>
+              <w:t>43.360 / 3.840</w:t>
+            </w:r>
+          </w:p>
+        </w:tc>
+        <w:tc>
+          <w:tcPr>
+            <w:tcW w:type="dxa" w:w="2551"/>
+          </w:tcPr>
+          <w:p>
+            <w:pPr>
+              <w:spacing w:after="0"/>
+            </w:pPr>
+            <w:r>
+              <w:rPr>
+                <w:sz w:val="16"/>
+              </w:rPr>
+              <w:t>OK</w:t>
+            </w:r>
+          </w:p>
+        </w:tc>
+      </w:tr>
+      <w:tr>
+        <w:tc>
+          <w:tcPr>
+            <w:tcW w:type="dxa" w:w="3628"/>
+          </w:tcPr>
+          <w:p>
+            <w:pPr>
+              <w:spacing w:after="0"/>
+            </w:pPr>
+            <w:r>
+              <w:rPr>
+                <w:sz w:val="16"/>
+              </w:rPr>
+              <w:t>RBI-1 intrusiva</w:t>
+            </w:r>
+          </w:p>
+        </w:tc>
+        <w:tc>
+          <w:tcPr>
+            <w:tcW w:type="dxa" w:w="2268"/>
+          </w:tcPr>
+          <w:p>
+            <w:pPr>
+              <w:spacing w:after="0"/>
+            </w:pPr>
+            <w:r>
+              <w:rPr>
+                <w:sz w:val="16"/>
+              </w:rPr>
+              <w:t>11.650</w:t>
+            </w:r>
+          </w:p>
+        </w:tc>
+        <w:tc>
+          <w:tcPr>
+            <w:tcW w:type="dxa" w:w="2041"/>
+          </w:tcPr>
+          <w:p>
+            <w:pPr>
+              <w:spacing w:after="0"/>
+            </w:pPr>
+            <w:r>
+              <w:rPr>
+                <w:sz w:val="16"/>
+              </w:rPr>
+              <w:t>11.650</w:t>
+            </w:r>
+          </w:p>
+        </w:tc>
+        <w:tc>
+          <w:tcPr>
+            <w:tcW w:type="dxa" w:w="2551"/>
+          </w:tcPr>
+          <w:p>
+            <w:pPr>
+              <w:spacing w:after="0"/>
+            </w:pPr>
+            <w:r>
+              <w:rPr>
+                <w:sz w:val="16"/>
+              </w:rPr>
+              <w:t>OK</w:t>
+            </w:r>
+          </w:p>
+        </w:tc>
+      </w:tr>
+      <w:tr>
+        <w:tc>
+          <w:tcPr>
+            <w:tcW w:type="dxa" w:w="3628"/>
+          </w:tcPr>
+          <w:p>
+            <w:pPr>
+              <w:spacing w:after="0"/>
+            </w:pPr>
+            <w:r>
+              <w:rPr>
+                <w:sz w:val="16"/>
+              </w:rPr>
+              <w:t>RBI-2 intrusiva</w:t>
+            </w:r>
+          </w:p>
+        </w:tc>
+        <w:tc>
+          <w:tcPr>
+            <w:tcW w:type="dxa" w:w="2268"/>
+          </w:tcPr>
+          <w:p>
+            <w:pPr>
+              <w:spacing w:after="0"/>
+            </w:pPr>
+            <w:r>
+              <w:rPr>
+                <w:sz w:val="16"/>
+              </w:rPr>
+              <w:t>1.410</w:t>
+            </w:r>
+          </w:p>
+        </w:tc>
+        <w:tc>
+          <w:tcPr>
+            <w:tcW w:type="dxa" w:w="2041"/>
+          </w:tcPr>
+          <w:p>
+            <w:pPr>
+              <w:spacing w:after="0"/>
+            </w:pPr>
+            <w:r>
+              <w:rPr>
+                <w:sz w:val="16"/>
+              </w:rPr>
+              <w:t>1.170</w:t>
+            </w:r>
+          </w:p>
+        </w:tc>
+        <w:tc>
+          <w:tcPr>
+            <w:tcW w:type="dxa" w:w="2551"/>
+          </w:tcPr>
+          <w:p>
+            <w:pPr>
+              <w:spacing w:after="0"/>
+            </w:pPr>
+            <w:r>
+              <w:rPr>
+                <w:sz w:val="16"/>
+              </w:rPr>
+              <w:t>INCONSISTENTE</w:t>
+            </w:r>
+          </w:p>
+        </w:tc>
+      </w:tr>
+      <w:tr>
+        <w:tc>
+          <w:tcPr>
+            <w:tcW w:type="dxa" w:w="3628"/>
+          </w:tcPr>
+          <w:p>
+            <w:pPr>
+              <w:spacing w:after="0"/>
+            </w:pPr>
+            <w:r>
+              <w:rPr>
+                <w:sz w:val="16"/>
+              </w:rPr>
+              <w:t>RBI-1 no intrusiva</w:t>
+            </w:r>
+          </w:p>
+        </w:tc>
+        <w:tc>
+          <w:tcPr>
+            <w:tcW w:type="dxa" w:w="2268"/>
+          </w:tcPr>
+          <w:p>
+            <w:pPr>
+              <w:spacing w:after="0"/>
+            </w:pPr>
+            <w:r>
+              <w:rPr>
+                <w:sz w:val="16"/>
+              </w:rPr>
+              <w:t>2.010</w:t>
+            </w:r>
+          </w:p>
+        </w:tc>
+        <w:tc>
+          <w:tcPr>
+            <w:tcW w:type="dxa" w:w="2041"/>
+          </w:tcPr>
+          <w:p>
+            <w:pPr>
+              <w:spacing w:after="0"/>
+            </w:pPr>
+            <w:r>
+              <w:rPr>
+                <w:sz w:val="16"/>
+              </w:rPr>
+              <w:t>1.080</w:t>
+            </w:r>
+          </w:p>
+        </w:tc>
+        <w:tc>
+          <w:tcPr>
+            <w:tcW w:type="dxa" w:w="2551"/>
+          </w:tcPr>
+          <w:p>
+            <w:pPr>
+              <w:spacing w:after="0"/>
+            </w:pPr>
+            <w:r>
+              <w:rPr>
+                <w:sz w:val="16"/>
+              </w:rPr>
+              <w:t>INCONSISTENTE</w:t>
+            </w:r>
+          </w:p>
+        </w:tc>
+      </w:tr>
+      <w:tr>
+        <w:tc>
+          <w:tcPr>
+            <w:tcW w:type="dxa" w:w="3628"/>
+          </w:tcPr>
+          <w:p>
+            <w:pPr>
+              <w:spacing w:after="0"/>
+            </w:pPr>
+            <w:r>
+              <w:rPr>
+                <w:sz w:val="16"/>
+              </w:rPr>
+              <w:t>Tasa de corrosión</w:t>
+            </w:r>
+          </w:p>
+        </w:tc>
+        <w:tc>
+          <w:tcPr>
+            <w:tcW w:type="dxa" w:w="2268"/>
+          </w:tcPr>
+          <w:p>
+            <w:pPr>
+              <w:spacing w:after="0"/>
+            </w:pPr>
+            <w:r>
+              <w:rPr>
+                <w:sz w:val="16"/>
+              </w:rPr>
+              <w:t>0,202</w:t>
+            </w:r>
+          </w:p>
+        </w:tc>
+        <w:tc>
+          <w:tcPr>
+            <w:tcW w:type="dxa" w:w="2041"/>
+          </w:tcPr>
+          <w:p>
+            <w:pPr>
+              <w:spacing w:after="0"/>
+            </w:pPr>
+            <w:r>
+              <w:rPr>
+                <w:sz w:val="16"/>
+              </w:rPr>
+              <w:t>0,132</w:t>
+            </w:r>
+          </w:p>
+        </w:tc>
+        <w:tc>
+          <w:tcPr>
+            <w:tcW w:type="dxa" w:w="2551"/>
+          </w:tcPr>
+          <w:p>
+            <w:pPr>
+              <w:spacing w:after="0"/>
+            </w:pPr>
+            <w:r>
+              <w:rPr>
+                <w:sz w:val="16"/>
+              </w:rPr>
+              <w:t>INCONSISTENTE</w:t>
+            </w:r>
+          </w:p>
+        </w:tc>
+      </w:tr>
+      <w:tr>
+        <w:tc>
+          <w:tcPr>
+            <w:tcW w:type="dxa" w:w="3628"/>
+          </w:tcPr>
+          <w:p>
+            <w:pPr>
+              <w:spacing w:after="0"/>
+            </w:pPr>
+            <w:r>
+              <w:rPr>
+                <w:sz w:val="16"/>
+              </w:rPr>
+              <w:t>Df implícito A&lt;B&lt;C&lt;D (intervalos 23/17/12/9 a)</w:t>
+            </w:r>
+          </w:p>
+        </w:tc>
+        <w:tc>
+          <w:tcPr>
+            <w:tcW w:type="dxa" w:w="2268"/>
+          </w:tcPr>
+          <w:p>
+            <w:pPr>
+              <w:spacing w:after="0"/>
+            </w:pPr>
+            <w:r>
+              <w:rPr>
+                <w:sz w:val="16"/>
+              </w:rPr>
+              <w:t>0,01&lt;0,09&lt;0,51&lt;1,4</w:t>
+            </w:r>
+          </w:p>
+        </w:tc>
+        <w:tc>
+          <w:tcPr>
+            <w:tcW w:type="dxa" w:w="2041"/>
+          </w:tcPr>
+          <w:p>
+            <w:pPr>
+              <w:spacing w:after="0"/>
+            </w:pPr>
+            <w:r>
+              <w:rPr>
+                <w:sz w:val="16"/>
+              </w:rPr>
+              <w:t>Tabla 6</w:t>
+            </w:r>
+          </w:p>
+        </w:tc>
+        <w:tc>
+          <w:tcPr>
+            <w:tcW w:type="dxa" w:w="2551"/>
+          </w:tcPr>
+          <w:p>
+            <w:pPr>
+              <w:spacing w:after="0"/>
+            </w:pPr>
+            <w:r>
+              <w:rPr>
+                <w:sz w:val="16"/>
+              </w:rPr>
+              <w:t>OK</w:t>
+            </w:r>
+          </w:p>
+        </w:tc>
+      </w:tr>
+    </w:tbl>
+    <w:p>
+      <w:pPr>
+        <w:spacing w:after="0"/>
+      </w:pPr>
     </w:p>
     <w:p>
       <w:pPr>
-        <w:spacing w:after="40"/>
+        <w:keepNext/>
+        <w:spacing w:before="80" w:after="30"/>
       </w:pPr>
       <w:r>
         <w:rPr>
           <w:b/>
+          <w:color w:val="1F3864"/>
+          <w:sz w:val="23"/>
         </w:rPr>
-        <w:t xml:space="preserve">¿Qué es α en la Eq. 2.16? </w:t>
-      </w:r>
-      <w:r>
-        <w:t>En Oropallo no existe 'Eq. 2.16': el ratio de resistencia está en la Eq. 6 (p.5): SR_P = P·D/(α·FS·t_rd), donde α es el factor de forma geométrica del componente (2 para cilindro, p.5). Es consistente con σ_aro = P·D/(2t). La numeración '2.x' corresponde a la Parte 2 de API 581; allí SR_P aparece en el paso de resistencia del Df de adelgazamiento (por indicios públicos, tras A_rt = Eq. 2.13), posiblemente como 2.16 — NO verificado. Nota: Eq. 6 dice D externo y Tabla 2 da D interno.</w:t>
+        <w:t>8. Extrapolación a recipientes de Barrancabermeja (250.000 bbl/d y 52 unidades: datos suyos)</w:t>
       </w:r>
     </w:p>
     <w:p>
-      <w:pPr>
-        <w:spacing w:after="40"/>
-      </w:pPr>
       <w:r>
         <w:rPr>
-          <w:b/>
+          <w:b w:val="0"/>
+          <w:i w:val="0"/>
         </w:rPr>
-        <w:t xml:space="preserve">¿Cómo actualiza una inspección NDE el DF? </w:t>
-      </w:r>
-      <w:r>
-        <w:t>(1) Se definen 3 estados de daño (factores 1, 2, 4 sobre la tasa esperada, p.5). (2) Cada inspección, según su efectividad A–E (Tabla 1), actualiza las probabilidades a priori de cada estado con probabilidades condicionales → probabilidades posteriores Po_p1–3 (p.6). (3) Con el ratio A_rt y SR_P se calcula el índice β de cada estado. (4) Df = [ΣPo_pi·Φ(−β_i)]/1,56·10⁻⁴ (Eq. 7). Mayor efectividad y más inspecciones concentran la posterior en el estado real → baja la incertidumbre; el Df puede bajar (o subir si se confirma daño). No repara daño físico (Fig…</w:t>
+        <w:t>Producción promedio por unidad = 4.808 bbl/d; con 8 $/bbl (supuesto) son ≈38.462 $/día, del orden de los 40.000 $/día del paper (relación 0,96): el orden de magnitud de FC_prod es razonable. Mecanismos: sulfidación y corrosión nafténica entran por adelgazamiento (§4) con velocidades de un estudio de corrosión (no hay tabla); CUI por §16 (según tablas del paper); NDE: UT/PAUT, radiografía de perfil, PEC. Ilustrativo con 2 equipos (U-200 agregado, V-220): VAN 1 año=-314.883 $, 10 años=4.106.476 $, SIR=3,09, ROI=209 %, payback 2029; solo 16 % es riesgo evitado. Escalar N vasijas es una cota superior ingenua.</w:t>
       </w:r>
     </w:p>
     <w:p>
-      <w:pPr>
-        <w:spacing w:after="40"/>
-      </w:pPr>
       <w:r>
-        <w:rPr>
-          <w:b/>
-        </w:rPr>
-        <w:t xml:space="preserve">¿Qué elementos son indispensables en RBI para evaluar beneficios? </w:t>
-      </w:r>
-      <w:r>
-        <w:t>Mínimo para cuantificar beneficio económico: (a) POF = gff·Df·FMS por mecanismo de daño; (b) CoF financiera FC (5 componentes, Eq. 13); (c) efectividad y costo de cada inspección/mitigación (Tablas 1, 4, 5); (d) plan en el tiempo y risk target (Fig. 5, p.9); (e) evergreening; (f) costos de paro planificado; (g) tasa de descuento y horizonte (NO están en el paper: los aporta el DSS). Claves de un programa RBI según API 580: sistema de gestión, método de PoF, método de CoF y método de gestión del riesgo documentados.</w:t>
-      </w:r>
-    </w:p>
-    <w:p>
-      <w:pPr>
-        <w:spacing w:after="40"/>
-      </w:pPr>
-      <w:r>
-        <w:rPr>
-          <w:b/>
-        </w:rPr>
-        <w:t xml:space="preserve">¿Cuál es el continuum de enfoques RBI? </w:t>
-      </w:r>
-      <w:r>
-        <w:t>API 580 describe RBI como un continuo de cualitativo → semicuantitativo → cuantitativo (no tres cajas aisladas); API 581 es el extremo cuantitativo. Oropallo (p.4) describe los mismos tres tipos: cualitativo (puntajes subjetivos), semicuantitativo (intermedio) y cuantitativo (modelos numéricos). Un programa corporativo suele mezclarlos: screening cualitativo de todo el inventario, API 581 cuantitativo en lo crítico.</w:t>
-      </w:r>
-    </w:p>
-    <w:p>
-      <w:pPr>
-        <w:spacing w:after="40"/>
-      </w:pPr>
-      <w:r>
-        <w:rPr>
-          <w:b/>
-        </w:rPr>
-        <w:t xml:space="preserve">¿Qué cambia con el Addendum 2019 sobre CA? </w:t>
-      </w:r>
-      <w:r>
-        <w:t>No pude abrir el texto. Fuentes públicas reportan que las adendas de API 581 3.ª ed. modifican definiciones, ecuaciones y tablas, y que se eliminó el límite de 10.000 ft² en el área de consecuencia de COF Nivel 1 y 2 (límite pensado para derrames de líquido inflamable que propagaban fuego en charco). Existe un documento público fechado abril 2019 y una 'Addendum 2' del 1-oct-2020; no puedo asignar cada cambio a una adenda. Efecto práctico: CA de líquidos inflamables puede subir → FC y EMV suben → mayor ΔEMV.</w:t>
-      </w:r>
-    </w:p>
-    <w:p>
-      <w:pPr>
-        <w:spacing w:after="40"/>
-      </w:pPr>
-      <w:r>
-        <w:rPr>
-          <w:b/>
-        </w:rPr>
-        <w:t xml:space="preserve">Diferencias Level 1 vs Level 2 de COF </w:t>
-      </w:r>
-      <w:r>
-        <w:t>Level 1: método simplificado con fluidos representativos tabulados y ecuaciones cerradas de CA según tasa de fuga; adecuado para cribado de muchos equipos. Level 2: cálculo detallado con propiedades del fluido/mezcla, tasas y duraciones de fuga, mitigación y (para toxicidad) dispersión más rigurosa; para equipos críticos o donde Level 1 es poco conservador/demasiado conservador. Oropallo no indica qué nivel usó (Eqs. 9–12 son comunes).</w:t>
-      </w:r>
-    </w:p>
-    <w:p>
-      <w:pPr>
-        <w:spacing w:after="40"/>
-      </w:pPr>
-      <w:r>
-        <w:rPr>
-          <w:b/>
-        </w:rPr>
-        <w:t xml:space="preserve">¿Qué significa GFF para riesgo 1C? </w:t>
-      </w:r>
-      <w:r>
-        <w:t>1C = categoría de probabilidad 1 (la más baja) y de consecuencia financiera C. Con Df≈1, POF = gff·Df·FMS ≈ gff·FMS: el riesgo está en el piso definido por la frecuencia genérica y el sistema de gestión, no por daño activo. Implicación económica: en 1C casi no hay ΔEMV que capturar; el beneficio de RBI viene de inspeccionar menos / sin paro (justo lo que muestra Oropallo), no de riesgo evitado. Además GFF es un valor de industria (no de la planta): si no se calibra, ΔEMV hereda esa incertidumbre.</w:t>
-      </w:r>
-    </w:p>
-    <w:p>
-      <w:pPr>
-        <w:spacing w:after="40"/>
-      </w:pPr>
-      <w:r>
-        <w:rPr>
-          <w:b/>
-        </w:rPr>
-        <w:t xml:space="preserve">¿Cómo simular U-200? </w:t>
-      </w:r>
-      <w:r>
-        <w:t>U-200 se trata como unidad agregada (modelo ILUSTRATIVO en Excel): 1) dividir en circuitos/equipos con Df propio (aquí: 25 componentes equivalentes, supuesto); 2) por cada uno gff, Df0(t) sin plan (TBI) y Df1(t) con plan RBI (NDE en operación, reparación dirigida); 3) CoF de unidad: FC_prod con el margen de toda la unidad (Eq. 13); 4) EMV0, EMV1, ΔEMV por año; 5) flujo incremental y VAN. Resultado ilustrativo: aun con RBI permanece en nivel Alto por consecuencia E → requiere mitigación de consecuencia, no solo inspección. Sustituir todos los datos por lo…</w:t>
-      </w:r>
-    </w:p>
-    <w:p>
-      <w:pPr>
-        <w:spacing w:after="40"/>
-      </w:pPr>
-      <w:r>
-        <w:rPr>
-          <w:b/>
-        </w:rPr>
-        <w:t xml:space="preserve">¿Cómo aplicar FFS Nivel 3 a V-220? </w:t>
-      </w:r>
-      <w:r>
-        <w:t>Secuencia: 1) identificar mecanismo (API 571) y medir (mapeo PAUT/UT de espesores, propiedades del material); 2) Niveles 1 y 2 (API 579-1 Partes 4/5/6 según el tipo de pérdida) – si no pasan, 3) Nivel 3: FEA elasto-plástico 3D del recipiente con la geometría degradada, criterio de colapso plástico y factor de resistencia remanente (RSF) contra el admisible; 4) salidas: presión máxima admisible reducida, vida remanente, intervalo de reinspección; 5) retroalimentar al RBI (t_rd, Cr → Df) y al flujo: costo FFS (−), reparación/reemplazo diferido (+), paro ev…</w:t>
-      </w:r>
-    </w:p>
-    <w:p>
-      <w:pPr>
-        <w:spacing w:after="40"/>
-      </w:pPr>
-      <w:r>
-        <w:rPr>
-          <w:b/>
-        </w:rPr>
-        <w:t xml:space="preserve">¿Qué impacto tiene FMS en el ahorro total? GFF y DF </w:t>
-      </w:r>
-      <w:r>
-        <w:t>ΔEMV = gff·FMS·(Df0·CoF0 − Df1·CoF1): gff y FMS son multiplicadores comunes → escalan linealmente el ahorro de riesgo, sin cambiar el ranking entre equipos. Con la puntuación 750 del paper FMS≈0,316 (fórmula recordada) frente a 700 (0,398) o 500 (1,0): pasar de 700 a 500 multiplica el riesgo evitado ×2,5. En el Excel ilustrativo el riesgo evitado es ~16 % del VAN, por lo que el FMS mueve el VAN menos que el paro evitado. Df es la palanca que depende del plan de inspección.</w:t>
-      </w:r>
-    </w:p>
-    <w:p>
-      <w:pPr>
-        <w:spacing w:after="40"/>
-      </w:pPr>
-      <w:r>
-        <w:rPr>
-          <w:b/>
-        </w:rPr>
-        <w:t xml:space="preserve">¿Cómo afecta el uso de tbm y tcm al Step 6 de A_rt? </w:t>
-      </w:r>
-      <w:r>
-        <w:t>tbm/tcm no aparecen en Oropallo (que usa A_rt=Cr·age/t_rd, Eq. 4). Según lo que reportan fuentes públicas, en API 581 3.ª ed. el Step 6 unifica el cálculo de A_rt con y sin revestimiento (cladding/weld overlay): t_bm = espesor del metal base, t_cm = espesor del revestimiento, con edad del revestimiento age_cm = t_cm/Cr_cm: mientras el revestimiento dura se usa su velocidad de corrosión y luego la del metal base. Efecto: menor A_rt (y Df) mientras el cladding protege; después el Df sube. No pude leer la ecuación exacta.</w:t>
+        <w:drawing>
+          <wp:inline xmlns:a="http://schemas.openxmlformats.org/drawingml/2006/main" xmlns:pic="http://schemas.openxmlformats.org/drawingml/2006/picture">
+            <wp:extent cx="3096000" cy="1720000"/>
+            <wp:docPr id="2" name="Picture 2"/>
+            <wp:cNvGraphicFramePr>
+              <a:graphicFrameLocks noChangeAspect="1"/>
+            </wp:cNvGraphicFramePr>
+            <a:graphic>
+              <a:graphicData uri="http://schemas.openxmlformats.org/drawingml/2006/picture">
+                <pic:pic>
+                  <pic:nvPicPr>
+                    <pic:cNvPr id="0" name="fig_tor.png"/>
+                    <pic:cNvPicPr/>
+                  </pic:nvPicPr>
+                  <pic:blipFill>
+                    <a:blip r:embed="rId10"/>
+                    <a:stretch>
+                      <a:fillRect/>
+                    </a:stretch>
+                  </pic:blipFill>
+                  <pic:spPr>
+                    <a:xfrm>
+                      <a:off x="0" y="0"/>
+                      <a:ext cx="3096000" cy="1720000"/>
+                    </a:xfrm>
+                    <a:prstGeom prst="rect"/>
+                  </pic:spPr>
+                </pic:pic>
+              </a:graphicData>
+            </a:graphic>
+          </wp:inline>
+        </w:drawing>
       </w:r>
     </w:p>
     <w:p>
@@ -3802,55 +5643,129 @@
     </w:p>
     <w:p>
       <w:pPr>
-        <w:spacing w:before="100" w:after="40"/>
+        <w:keepNext/>
+        <w:spacing w:before="80" w:after="30"/>
       </w:pPr>
       <w:r>
         <w:rPr>
           <w:b/>
           <w:color w:val="1F3864"/>
-          <w:sz w:val="24"/>
+          <w:sz w:val="23"/>
         </w:rPr>
-        <w:t>9. Limitaciones y pendientes</w:t>
+        <w:t>9. Respuestas clave</w:t>
+      </w:r>
+    </w:p>
+    <w:p>
+      <w:r>
+        <w:rPr>
+          <w:b/>
+        </w:rPr>
+        <w:t xml:space="preserve">¿Qué es α en la Eq. 2.16? </w:t>
+      </w:r>
+      <w:r>
+        <w:t>En Oropallo no existe 'Eq. 2.16': el ratio de resistencia está en la Eq. 6 (p.5): SR_P = P·D/(α·FS·t_rd), donde α es el factor de forma geométrica del componente (2 para cilindro, p.5). Es consistente con σ_aro = P·D/(2t). La numeración '2.x' corresponde a la Parte 2 de API 581; allí SR_P aparece en el paso de resistencia del Df…</w:t>
+      </w:r>
+    </w:p>
+    <w:p>
+      <w:r>
+        <w:rPr>
+          <w:b/>
+        </w:rPr>
+        <w:t xml:space="preserve">¿Cómo actualiza una inspección NDE el DF? </w:t>
+      </w:r>
+      <w:r>
+        <w:t>(1) Se definen 3 estados de daño (factores 1, 2, 4 sobre la tasa esperada, p.5). (2) Cada inspección, según su efectividad A–E (Tabla 1), actualiza las probabilidades a priori de cada estado con probabilidades condicionales → probabilidades posteriores Po_p1–3 (p.6). (3) Con el ratio A_rt y SR_P se calcula el índice β de cada es…</w:t>
+      </w:r>
+    </w:p>
+    <w:p>
+      <w:r>
+        <w:rPr>
+          <w:b/>
+        </w:rPr>
+        <w:t xml:space="preserve">¿Qué elementos son indispensables en RBI para evaluar beneficios? </w:t>
+      </w:r>
+      <w:r>
+        <w:t>Mínimo para cuantificar beneficio económico: (a) POF = gff·Df·FMS por mecanismo de daño; (b) CoF financiera FC (5 componentes, Eq. 13); (c) efectividad y costo de cada inspección/mitigación (Tablas 1, 4, 5); (d) plan en el tiempo y risk target (Fig. 5, p.9); (e) evergreening; (f) costos de paro planificado; (g) tasa de descuento…</w:t>
+      </w:r>
+    </w:p>
+    <w:p>
+      <w:r>
+        <w:rPr>
+          <w:b/>
+        </w:rPr>
+        <w:t xml:space="preserve">¿Cuál es el continuum de enfoques RBI? </w:t>
+      </w:r>
+      <w:r>
+        <w:t>API 580 describe RBI como un continuo de cualitativo → semicuantitativo → cuantitativo (no tres cajas aisladas); API 581 es el extremo cuantitativo. Oropallo (p.4) describe los mismos tres tipos: cualitativo (puntajes subjetivos), semicuantitativo (intermedio) y cuantitativo (modelos numéricos). Un programa corporativo suele mez…</w:t>
+      </w:r>
+    </w:p>
+    <w:p>
+      <w:r>
+        <w:rPr>
+          <w:b/>
+        </w:rPr>
+        <w:t xml:space="preserve">¿Qué cambia con el Addendum 2019 sobre CA? </w:t>
+      </w:r>
+      <w:r>
+        <w:t>No pude abrir el texto. Fuentes públicas reportan que las adendas de API 581 3.ª ed. modifican definiciones, ecuaciones y tablas, y que se eliminó el límite de 10.000 ft² en el área de consecuencia de COF Nivel 1 y 2 (límite pensado para derrames de líquido inflamable que propagaban fuego en charco). Existe un documento público …</w:t>
+      </w:r>
+    </w:p>
+    <w:p>
+      <w:r>
+        <w:rPr>
+          <w:b/>
+        </w:rPr>
+        <w:t xml:space="preserve">Diferencias Level 1 vs Level 2 de COF </w:t>
+      </w:r>
+      <w:r>
+        <w:t>Level 1: método simplificado con fluidos representativos tabulados y ecuaciones cerradas de CA según tasa de fuga; adecuado para cribado de muchos equipos. Level 2: cálculo detallado con propiedades del fluido/mezcla, tasas y duraciones de fuga, mitigación y (para toxicidad) dispersión más rigurosa; para equipos críticos o donde…</w:t>
+      </w:r>
+    </w:p>
+    <w:p>
+      <w:r>
+        <w:rPr>
+          <w:b/>
+        </w:rPr>
+        <w:t xml:space="preserve">¿Qué significa GFF para riesgo 1C? </w:t>
+      </w:r>
+      <w:r>
+        <w:t>1C = categoría de probabilidad 1 (la más baja) y de consecuencia financiera C. Con Df≈1, POF = gff·Df·FMS ≈ gff·FMS: el riesgo está en el piso definido por la frecuencia genérica y el sistema de gestión, no por daño activo. Implicación económica: en 1C casi no hay ΔEMV que capturar; el beneficio de RBI viene de inspeccionar meno…</w:t>
+      </w:r>
+    </w:p>
+    <w:p>
+      <w:r>
+        <w:rPr>
+          <w:b/>
+        </w:rPr>
+        <w:t xml:space="preserve">¿Cómo simular U-200? </w:t>
+      </w:r>
+      <w:r>
+        <w:t>U-200 se trata como unidad agregada (modelo ILUSTRATIVO en Excel): 1) dividir en circuitos/equipos con Df propio (aquí: 25 componentes equivalentes, supuesto); 2) por cada uno gff, Df0(t) sin plan (TBI) y Df1(t) con plan RBI (NDE en operación, reparación dirigida); 3) CoF de unidad: FC_prod con el margen de toda la unidad (Eq. 1…</w:t>
+      </w:r>
+    </w:p>
+    <w:p>
+      <w:r>
+        <w:rPr>
+          <w:b/>
+        </w:rPr>
+        <w:t xml:space="preserve">¿Cómo aplicar FFS Nivel 3 a V-220? </w:t>
+      </w:r>
+      <w:r>
+        <w:t>Secuencia: 1) identificar mecanismo (API 571) y medir (mapeo PAUT/UT de espesores, propiedades del material); 2) Niveles 1 y 2 (API 579-1 Partes 4/5/6 según el tipo de pérdida) – si no pasan, 3) Nivel 3: FEA elasto-plástico 3D del recipiente con la geometría degradada, criterio de colapso plástico y factor de resistencia remanen…</w:t>
       </w:r>
     </w:p>
     <w:p>
       <w:pPr>
-        <w:pStyle w:val="ListBullet"/>
-        <w:spacing w:after="20"/>
-      </w:pPr>
-      <w:r>
-        <w:t>Reemplazar con datos de Ecopetrol: Df por equipo/año (software RBI licenciado), COF, costos, horas de paro, margen, precio, tasa de descuento, matriz y risk target corporativos.</w:t>
-      </w:r>
-    </w:p>
-    <w:p>
-      <w:pPr>
-        <w:pStyle w:val="ListBullet"/>
-        <w:spacing w:after="20"/>
-      </w:pPr>
-      <w:r>
-        <w:t>Verificar en la edición aplicable de API 581 (3.ª ed. 2016 + adendas): POF (Parte 2), GFF (Tabla 3.1), FMS (Anexo 2.A), Df, NDE, COF (Parte 3; Nivel 1 vs 2; adenda sobre CA), categorías RAM (Parte 1). ASME PCC-3 es planificación RBI; las reparaciones son PCC-2.</w:t>
-      </w:r>
-    </w:p>
-    <w:p>
-      <w:pPr>
-        <w:pStyle w:val="ListBullet"/>
-        <w:spacing w:after="20"/>
-      </w:pPr>
-      <w:r>
-        <w:t>Leer las referencias de la sección 4 (solo se confirmaron DOI; contenido no leído). Normativa colombiana aplicable: pendiente (el paper usa RD 2060/2008, España).</w:t>
-      </w:r>
-    </w:p>
-    <w:p>
-      <w:pPr>
-        <w:spacing w:before="100" w:after="40"/>
+        <w:keepNext/>
+        <w:spacing w:before="80" w:after="30"/>
       </w:pPr>
       <w:r>
         <w:rPr>
           <w:b/>
           <w:color w:val="1F3864"/>
-          <w:sz w:val="20"/>
+          <w:sz w:val="23"/>
         </w:rPr>
-        <w:t>10. Verificación de normas: qué se verificó y qué no</w:t>
+        <w:t>10. Literatura para integrar el VAN (DOI)</w:t>
       </w:r>
     </w:p>
     <w:tbl>
@@ -3860,61 +5775,58 @@
         <w:tblLook w:firstColumn="1" w:firstRow="1" w:lastColumn="0" w:lastRow="0" w:noHBand="0" w:noVBand="1" w:val="04A0"/>
       </w:tblPr>
       <w:tblGrid>
-        <w:gridCol w:w="3437"/>
-        <w:gridCol w:w="3437"/>
-        <w:gridCol w:w="3437"/>
+        <w:gridCol w:w="3513"/>
+        <w:gridCol w:w="3513"/>
+        <w:gridCol w:w="3513"/>
       </w:tblGrid>
       <w:tr>
         <w:tc>
           <w:tcPr>
-            <w:tcW w:type="dxa" w:w="3685"/>
+            <w:tcW w:type="dxa" w:w="3969"/>
             <w:shd w:val="clear" w:color="auto" w:fill="1F3864"/>
           </w:tcPr>
           <w:p>
             <w:pPr>
               <w:spacing w:after="0"/>
             </w:pPr>
-            <w:r/>
             <w:r>
               <w:rPr>
                 <w:b/>
                 <w:color w:val="FFFFFF"/>
                 <w:sz w:val="16"/>
               </w:rPr>
-              <w:t>Elemento</w:t>
-            </w:r>
-          </w:p>
-        </w:tc>
-        <w:tc>
-          <w:tcPr>
-            <w:tcW w:type="dxa" w:w="2438"/>
+              <w:t>Referencia</w:t>
+            </w:r>
+          </w:p>
+        </w:tc>
+        <w:tc>
+          <w:tcPr>
+            <w:tcW w:type="dxa" w:w="3685"/>
             <w:shd w:val="clear" w:color="auto" w:fill="1F3864"/>
           </w:tcPr>
           <w:p>
             <w:pPr>
               <w:spacing w:after="0"/>
             </w:pPr>
-            <w:r/>
             <w:r>
               <w:rPr>
                 <w:b/>
                 <w:color w:val="FFFFFF"/>
                 <w:sz w:val="16"/>
               </w:rPr>
-              <w:t>Norma</w:t>
-            </w:r>
-          </w:p>
-        </w:tc>
-        <w:tc>
-          <w:tcPr>
-            <w:tcW w:type="dxa" w:w="4706"/>
+              <w:t>DOI / enlace</w:t>
+            </w:r>
+          </w:p>
+        </w:tc>
+        <w:tc>
+          <w:tcPr>
+            <w:tcW w:type="dxa" w:w="2835"/>
             <w:shd w:val="clear" w:color="auto" w:fill="1F3864"/>
           </w:tcPr>
           <w:p>
             <w:pPr>
               <w:spacing w:after="0"/>
             </w:pPr>
-            <w:r/>
             <w:r>
               <w:rPr>
                 <w:b/>
@@ -3929,52 +5841,49 @@
       <w:tr>
         <w:tc>
           <w:tcPr>
+            <w:tcW w:type="dxa" w:w="3969"/>
+          </w:tcPr>
+          <w:p>
+            <w:pPr>
+              <w:spacing w:after="0"/>
+            </w:pPr>
+            <w:r>
+              <w:rPr>
+                <w:sz w:val="16"/>
+              </w:rPr>
+              <w:t>Khan &amp; Haddara (2004) Process Saf. Prog. 23(4):252–265</w:t>
+            </w:r>
+          </w:p>
+        </w:tc>
+        <w:tc>
+          <w:tcPr>
             <w:tcW w:type="dxa" w:w="3685"/>
           </w:tcPr>
           <w:p>
             <w:pPr>
               <w:spacing w:after="0"/>
             </w:pPr>
-            <w:r/>
             <w:r>
               <w:rPr>
                 <w:sz w:val="16"/>
               </w:rPr>
-              <w:t>POF = GFF × DF × FMS</w:t>
-            </w:r>
-          </w:p>
-        </w:tc>
-        <w:tc>
-          <w:tcPr>
-            <w:tcW w:type="dxa" w:w="2438"/>
-          </w:tcPr>
-          <w:p>
-            <w:pPr>
-              <w:spacing w:after="0"/>
-            </w:pPr>
-            <w:r/>
+              <w:t>https://doi.org/10.1002/prs.10010</w:t>
+            </w:r>
+          </w:p>
+        </w:tc>
+        <w:tc>
+          <w:tcPr>
+            <w:tcW w:type="dxa" w:w="2835"/>
+          </w:tcPr>
+          <w:p>
+            <w:pPr>
+              <w:spacing w:after="0"/>
+            </w:pPr>
             <w:r>
               <w:rPr>
                 <w:sz w:val="16"/>
               </w:rPr>
-              <w:t>API RP 581</w:t>
-            </w:r>
-          </w:p>
-        </w:tc>
-        <w:tc>
-          <w:tcPr>
-            <w:tcW w:type="dxa" w:w="4706"/>
-          </w:tcPr>
-          <w:p>
-            <w:pPr>
-              <w:spacing w:after="0"/>
-            </w:pPr>
-            <w:r/>
-            <w:r>
-              <w:rPr>
-                <w:sz w:val="16"/>
-              </w:rPr>
-              <w:t>Paper: verificado · Norma: PENDIENTE de validación</w:t>
+              <w:t>DOI del PDF de Oropallo; contenido NO leído</w:t>
             </w:r>
           </w:p>
         </w:tc>
@@ -3982,52 +5891,49 @@
       <w:tr>
         <w:tc>
           <w:tcPr>
+            <w:tcW w:type="dxa" w:w="3969"/>
+          </w:tcPr>
+          <w:p>
+            <w:pPr>
+              <w:spacing w:after="0"/>
+            </w:pPr>
+            <w:r>
+              <w:rPr>
+                <w:sz w:val="16"/>
+              </w:rPr>
+              <w:t>Straub &amp; Faber (2005) Struct. Saf. 27(4):335–355</w:t>
+            </w:r>
+          </w:p>
+        </w:tc>
+        <w:tc>
+          <w:tcPr>
             <w:tcW w:type="dxa" w:w="3685"/>
           </w:tcPr>
           <w:p>
             <w:pPr>
               <w:spacing w:after="0"/>
             </w:pPr>
-            <w:r/>
             <w:r>
               <w:rPr>
                 <w:sz w:val="16"/>
               </w:rPr>
-              <w:t>GFF (frecuencias genéricas por tamaño de fuga)</w:t>
-            </w:r>
-          </w:p>
-        </w:tc>
-        <w:tc>
-          <w:tcPr>
-            <w:tcW w:type="dxa" w:w="2438"/>
-          </w:tcPr>
-          <w:p>
-            <w:pPr>
-              <w:spacing w:after="0"/>
-            </w:pPr>
-            <w:r/>
+              <w:t>https://doi.org/10.1016/j.strusafe.2005.04.001</w:t>
+            </w:r>
+          </w:p>
+        </w:tc>
+        <w:tc>
+          <w:tcPr>
+            <w:tcW w:type="dxa" w:w="2835"/>
+          </w:tcPr>
+          <w:p>
+            <w:pPr>
+              <w:spacing w:after="0"/>
+            </w:pPr>
             <w:r>
               <w:rPr>
                 <w:sz w:val="16"/>
               </w:rPr>
-              <w:t>API RP 581</w:t>
-            </w:r>
-          </w:p>
-        </w:tc>
-        <w:tc>
-          <w:tcPr>
-            <w:tcW w:type="dxa" w:w="4706"/>
-          </w:tcPr>
-          <w:p>
-            <w:pPr>
-              <w:spacing w:after="0"/>
-            </w:pPr>
-            <w:r/>
-            <w:r>
-              <w:rPr>
-                <w:sz w:val="16"/>
-              </w:rPr>
-              <w:t>Valor: PENDIENTE de validación</w:t>
+              <w:t>DOI del PDF de Oropallo; contenido NO leído</w:t>
             </w:r>
           </w:p>
         </w:tc>
@@ -4035,52 +5941,49 @@
       <w:tr>
         <w:tc>
           <w:tcPr>
+            <w:tcW w:type="dxa" w:w="3969"/>
+          </w:tcPr>
+          <w:p>
+            <w:pPr>
+              <w:spacing w:after="0"/>
+            </w:pPr>
+            <w:r>
+              <w:rPr>
+                <w:sz w:val="16"/>
+              </w:rPr>
+              <w:t>Kallen &amp; van Noortwijk (2005) Reliab. Eng. Syst. Saf. 90(2–3):177–185</w:t>
+            </w:r>
+          </w:p>
+        </w:tc>
+        <w:tc>
+          <w:tcPr>
             <w:tcW w:type="dxa" w:w="3685"/>
           </w:tcPr>
           <w:p>
             <w:pPr>
               <w:spacing w:after="0"/>
             </w:pPr>
-            <w:r/>
             <w:r>
               <w:rPr>
                 <w:sz w:val="16"/>
               </w:rPr>
-              <w:t>FMS</w:t>
-            </w:r>
-          </w:p>
-        </w:tc>
-        <w:tc>
-          <w:tcPr>
-            <w:tcW w:type="dxa" w:w="2438"/>
-          </w:tcPr>
-          <w:p>
-            <w:pPr>
-              <w:spacing w:after="0"/>
-            </w:pPr>
-            <w:r/>
+              <w:t>https://doi.org/10.1016/j.ress.2004.10.004</w:t>
+            </w:r>
+          </w:p>
+        </w:tc>
+        <w:tc>
+          <w:tcPr>
+            <w:tcW w:type="dxa" w:w="2835"/>
+          </w:tcPr>
+          <w:p>
+            <w:pPr>
+              <w:spacing w:after="0"/>
+            </w:pPr>
             <w:r>
               <w:rPr>
                 <w:sz w:val="16"/>
               </w:rPr>
-              <w:t>API RP 581</w:t>
-            </w:r>
-          </w:p>
-        </w:tc>
-        <w:tc>
-          <w:tcPr>
-            <w:tcW w:type="dxa" w:w="4706"/>
-          </w:tcPr>
-          <w:p>
-            <w:pPr>
-              <w:spacing w:after="0"/>
-            </w:pPr>
-            <w:r/>
-            <w:r>
-              <w:rPr>
-                <w:sz w:val="16"/>
-              </w:rPr>
-              <w:t>Fórmula: PENDIENTE de validación</w:t>
+              <w:t>Existencia/DOI confirmados por búsqueda web; texto NO leído</w:t>
             </w:r>
           </w:p>
         </w:tc>
@@ -4088,52 +5991,49 @@
       <w:tr>
         <w:tc>
           <w:tcPr>
+            <w:tcW w:type="dxa" w:w="3969"/>
+          </w:tcPr>
+          <w:p>
+            <w:pPr>
+              <w:spacing w:after="0"/>
+            </w:pPr>
+            <w:r>
+              <w:rPr>
+                <w:sz w:val="16"/>
+              </w:rPr>
+              <w:t>Inspection Value Method (ECNDT 1998)</w:t>
+            </w:r>
+          </w:p>
+        </w:tc>
+        <w:tc>
+          <w:tcPr>
             <w:tcW w:type="dxa" w:w="3685"/>
           </w:tcPr>
           <w:p>
             <w:pPr>
               <w:spacing w:after="0"/>
             </w:pPr>
-            <w:r/>
             <w:r>
               <w:rPr>
                 <w:sz w:val="16"/>
               </w:rPr>
-              <w:t>Df adelgazamiento</w:t>
-            </w:r>
-          </w:p>
-        </w:tc>
-        <w:tc>
-          <w:tcPr>
-            <w:tcW w:type="dxa" w:w="2438"/>
-          </w:tcPr>
-          <w:p>
-            <w:pPr>
-              <w:spacing w:after="0"/>
-            </w:pPr>
-            <w:r/>
+              <w:t>https://www.ndt.net/article/ecndt98/reliabil/318/318.htm</w:t>
+            </w:r>
+          </w:p>
+        </w:tc>
+        <w:tc>
+          <w:tcPr>
+            <w:tcW w:type="dxa" w:w="2835"/>
+          </w:tcPr>
+          <w:p>
+            <w:pPr>
+              <w:spacing w:after="0"/>
+            </w:pPr>
             <w:r>
               <w:rPr>
                 <w:sz w:val="16"/>
               </w:rPr>
-              <w:t>API RP 581</w:t>
-            </w:r>
-          </w:p>
-        </w:tc>
-        <w:tc>
-          <w:tcPr>
-            <w:tcW w:type="dxa" w:w="4706"/>
-          </w:tcPr>
-          <w:p>
-            <w:pPr>
-              <w:spacing w:after="0"/>
-            </w:pPr>
-            <w:r/>
-            <w:r>
-              <w:rPr>
-                <w:sz w:val="16"/>
-              </w:rPr>
-              <w:t>Paper: verificado parcial · Norma: PENDIENTE de validación</w:t>
+              <w:t>Resumen de búsqueda; página NO abierta (sin DOI)</w:t>
             </w:r>
           </w:p>
         </w:tc>
@@ -4141,635 +6041,49 @@
       <w:tr>
         <w:tc>
           <w:tcPr>
+            <w:tcW w:type="dxa" w:w="3969"/>
+          </w:tcPr>
+          <w:p>
+            <w:pPr>
+              <w:spacing w:after="0"/>
+            </w:pPr>
+            <w:r>
+              <w:rPr>
+                <w:sz w:val="16"/>
+              </w:rPr>
+              <w:t>ISO 15663 (Partes 1–3) – Life cycle costing</w:t>
+            </w:r>
+          </w:p>
+        </w:tc>
+        <w:tc>
+          <w:tcPr>
             <w:tcW w:type="dxa" w:w="3685"/>
           </w:tcPr>
           <w:p>
             <w:pPr>
               <w:spacing w:after="0"/>
             </w:pPr>
-            <w:r/>
             <w:r>
               <w:rPr>
                 <w:sz w:val="16"/>
               </w:rPr>
-              <w:t>Df corrosión externa ferrítica / CUI ferrítico</w:t>
-            </w:r>
-          </w:p>
-        </w:tc>
-        <w:tc>
-          <w:tcPr>
-            <w:tcW w:type="dxa" w:w="2438"/>
-          </w:tcPr>
-          <w:p>
-            <w:pPr>
-              <w:spacing w:after="0"/>
-            </w:pPr>
-            <w:r/>
+              <w:t>(norma de pago)</w:t>
+            </w:r>
+          </w:p>
+        </w:tc>
+        <w:tc>
+          <w:tcPr>
+            <w:tcW w:type="dxa" w:w="2835"/>
+          </w:tcPr>
+          <w:p>
+            <w:pPr>
+              <w:spacing w:after="0"/>
+            </w:pPr>
             <w:r>
               <w:rPr>
                 <w:sz w:val="16"/>
               </w:rPr>
-              <w:t>API RP 581</w:t>
-            </w:r>
-          </w:p>
-        </w:tc>
-        <w:tc>
-          <w:tcPr>
-            <w:tcW w:type="dxa" w:w="4706"/>
-          </w:tcPr>
-          <w:p>
-            <w:pPr>
-              <w:spacing w:after="0"/>
-            </w:pPr>
-            <w:r/>
-            <w:r>
-              <w:rPr>
-                <w:sz w:val="16"/>
-              </w:rPr>
-              <w:t>Inferencia sólida · PENDIENTE de validación</w:t>
-            </w:r>
-          </w:p>
-        </w:tc>
-      </w:tr>
-      <w:tr>
-        <w:tc>
-          <w:tcPr>
-            <w:tcW w:type="dxa" w:w="3685"/>
-          </w:tcPr>
-          <w:p>
-            <w:pPr>
-              <w:spacing w:after="0"/>
-            </w:pPr>
-            <w:r/>
-            <w:r>
-              <w:rPr>
-                <w:sz w:val="16"/>
-              </w:rPr>
-              <w:t>Actualización del Df por NDE (efectividad A–E)</w:t>
-            </w:r>
-          </w:p>
-        </w:tc>
-        <w:tc>
-          <w:tcPr>
-            <w:tcW w:type="dxa" w:w="2438"/>
-          </w:tcPr>
-          <w:p>
-            <w:pPr>
-              <w:spacing w:after="0"/>
-            </w:pPr>
-            <w:r/>
-            <w:r>
-              <w:rPr>
-                <w:sz w:val="16"/>
-              </w:rPr>
-              <w:t>API RP 581</w:t>
-            </w:r>
-          </w:p>
-        </w:tc>
-        <w:tc>
-          <w:tcPr>
-            <w:tcW w:type="dxa" w:w="4706"/>
-          </w:tcPr>
-          <w:p>
-            <w:pPr>
-              <w:spacing w:after="0"/>
-            </w:pPr>
-            <w:r/>
-            <w:r>
-              <w:rPr>
-                <w:sz w:val="16"/>
-              </w:rPr>
-              <w:t>Paper: verificado · Norma: PENDIENTE de validación</w:t>
-            </w:r>
-          </w:p>
-        </w:tc>
-      </w:tr>
-      <w:tr>
-        <w:tc>
-          <w:tcPr>
-            <w:tcW w:type="dxa" w:w="3685"/>
-          </w:tcPr>
-          <w:p>
-            <w:pPr>
-              <w:spacing w:after="0"/>
-            </w:pPr>
-            <w:r/>
-            <w:r>
-              <w:rPr>
-                <w:sz w:val="16"/>
-              </w:rPr>
-              <w:t>COF (áreas, financiera)</w:t>
-            </w:r>
-          </w:p>
-        </w:tc>
-        <w:tc>
-          <w:tcPr>
-            <w:tcW w:type="dxa" w:w="2438"/>
-          </w:tcPr>
-          <w:p>
-            <w:pPr>
-              <w:spacing w:after="0"/>
-            </w:pPr>
-            <w:r/>
-            <w:r>
-              <w:rPr>
-                <w:sz w:val="16"/>
-              </w:rPr>
-              <w:t>API RP 581</w:t>
-            </w:r>
-          </w:p>
-        </w:tc>
-        <w:tc>
-          <w:tcPr>
-            <w:tcW w:type="dxa" w:w="4706"/>
-          </w:tcPr>
-          <w:p>
-            <w:pPr>
-              <w:spacing w:after="0"/>
-            </w:pPr>
-            <w:r/>
-            <w:r>
-              <w:rPr>
-                <w:sz w:val="16"/>
-              </w:rPr>
-              <w:t>Paper: verificado · Norma: PENDIENTE de validación</w:t>
-            </w:r>
-          </w:p>
-        </w:tc>
-      </w:tr>
-      <w:tr>
-        <w:tc>
-          <w:tcPr>
-            <w:tcW w:type="dxa" w:w="3685"/>
-          </w:tcPr>
-          <w:p>
-            <w:pPr>
-              <w:spacing w:after="0"/>
-            </w:pPr>
-            <w:r/>
-            <w:r>
-              <w:rPr>
-                <w:sz w:val="16"/>
-              </w:rPr>
-              <w:t>Categorías RAM 5×5 / risk target</w:t>
-            </w:r>
-          </w:p>
-        </w:tc>
-        <w:tc>
-          <w:tcPr>
-            <w:tcW w:type="dxa" w:w="2438"/>
-          </w:tcPr>
-          <w:p>
-            <w:pPr>
-              <w:spacing w:after="0"/>
-            </w:pPr>
-            <w:r/>
-            <w:r>
-              <w:rPr>
-                <w:sz w:val="16"/>
-              </w:rPr>
-              <w:t>API RP 581</w:t>
-            </w:r>
-          </w:p>
-        </w:tc>
-        <w:tc>
-          <w:tcPr>
-            <w:tcW w:type="dxa" w:w="4706"/>
-          </w:tcPr>
-          <w:p>
-            <w:pPr>
-              <w:spacing w:after="0"/>
-            </w:pPr>
-            <w:r/>
-            <w:r>
-              <w:rPr>
-                <w:sz w:val="16"/>
-              </w:rPr>
-              <w:t>Rangos: PENDIENTE de validación</w:t>
-            </w:r>
-          </w:p>
-        </w:tc>
-      </w:tr>
-      <w:tr>
-        <w:tc>
-          <w:tcPr>
-            <w:tcW w:type="dxa" w:w="3685"/>
-          </w:tcPr>
-          <w:p>
-            <w:pPr>
-              <w:spacing w:after="0"/>
-            </w:pPr>
-            <w:r/>
-            <w:r>
-              <w:rPr>
-                <w:sz w:val="16"/>
-              </w:rPr>
-              <w:t>Adenda(s) 2018–2020 sobre CA</w:t>
-            </w:r>
-          </w:p>
-        </w:tc>
-        <w:tc>
-          <w:tcPr>
-            <w:tcW w:type="dxa" w:w="2438"/>
-          </w:tcPr>
-          <w:p>
-            <w:pPr>
-              <w:spacing w:after="0"/>
-            </w:pPr>
-            <w:r/>
-            <w:r>
-              <w:rPr>
-                <w:sz w:val="16"/>
-              </w:rPr>
-              <w:t>API RP 581</w:t>
-            </w:r>
-          </w:p>
-        </w:tc>
-        <w:tc>
-          <w:tcPr>
-            <w:tcW w:type="dxa" w:w="4706"/>
-          </w:tcPr>
-          <w:p>
-            <w:pPr>
-              <w:spacing w:after="0"/>
-            </w:pPr>
-            <w:r/>
-            <w:r>
-              <w:rPr>
-                <w:sz w:val="16"/>
-              </w:rPr>
-              <w:t>PENDIENTE</w:t>
-            </w:r>
-          </w:p>
-        </w:tc>
-      </w:tr>
-      <w:tr>
-        <w:tc>
-          <w:tcPr>
-            <w:tcW w:type="dxa" w:w="3685"/>
-          </w:tcPr>
-          <w:p>
-            <w:pPr>
-              <w:spacing w:after="0"/>
-            </w:pPr>
-            <w:r/>
-            <w:r>
-              <w:rPr>
-                <w:sz w:val="16"/>
-              </w:rPr>
-              <w:t>Claves de un programa RBI; 'shall' vs 'should'; continuum</w:t>
-            </w:r>
-          </w:p>
-        </w:tc>
-        <w:tc>
-          <w:tcPr>
-            <w:tcW w:type="dxa" w:w="2438"/>
-          </w:tcPr>
-          <w:p>
-            <w:pPr>
-              <w:spacing w:after="0"/>
-            </w:pPr>
-            <w:r/>
-            <w:r>
-              <w:rPr>
-                <w:sz w:val="16"/>
-              </w:rPr>
-              <w:t>API RP 580</w:t>
-            </w:r>
-          </w:p>
-        </w:tc>
-        <w:tc>
-          <w:tcPr>
-            <w:tcW w:type="dxa" w:w="4706"/>
-          </w:tcPr>
-          <w:p>
-            <w:pPr>
-              <w:spacing w:after="0"/>
-            </w:pPr>
-            <w:r/>
-            <w:r>
-              <w:rPr>
-                <w:sz w:val="16"/>
-              </w:rPr>
-              <w:t>Conocimiento: PENDIENTE de validación</w:t>
-            </w:r>
-          </w:p>
-        </w:tc>
-      </w:tr>
-      <w:tr>
-        <w:tc>
-          <w:tcPr>
-            <w:tcW w:type="dxa" w:w="3685"/>
-          </w:tcPr>
-          <w:p>
-            <w:pPr>
-              <w:spacing w:after="0"/>
-            </w:pPr>
-            <w:r/>
-            <w:r>
-              <w:rPr>
-                <w:sz w:val="16"/>
-              </w:rPr>
-              <w:t>FFS Niveles 1–3</w:t>
-            </w:r>
-          </w:p>
-        </w:tc>
-        <w:tc>
-          <w:tcPr>
-            <w:tcW w:type="dxa" w:w="2438"/>
-          </w:tcPr>
-          <w:p>
-            <w:pPr>
-              <w:spacing w:after="0"/>
-            </w:pPr>
-            <w:r/>
-            <w:r>
-              <w:rPr>
-                <w:sz w:val="16"/>
-              </w:rPr>
-              <w:t>API 579-1/ASME FFS-1</w:t>
-            </w:r>
-          </w:p>
-        </w:tc>
-        <w:tc>
-          <w:tcPr>
-            <w:tcW w:type="dxa" w:w="4706"/>
-          </w:tcPr>
-          <w:p>
-            <w:pPr>
-              <w:spacing w:after="0"/>
-            </w:pPr>
-            <w:r/>
-            <w:r>
-              <w:rPr>
-                <w:sz w:val="16"/>
-              </w:rPr>
-              <w:t>Conocimiento: PENDIENTE de validación</w:t>
-            </w:r>
-          </w:p>
-        </w:tc>
-      </w:tr>
-      <w:tr>
-        <w:tc>
-          <w:tcPr>
-            <w:tcW w:type="dxa" w:w="3685"/>
-          </w:tcPr>
-          <w:p>
-            <w:pPr>
-              <w:spacing w:after="0"/>
-            </w:pPr>
-            <w:r/>
-            <w:r>
-              <w:rPr>
-                <w:sz w:val="16"/>
-              </w:rPr>
-              <w:t>Reparación temporal/permanente</w:t>
-            </w:r>
-          </w:p>
-        </w:tc>
-        <w:tc>
-          <w:tcPr>
-            <w:tcW w:type="dxa" w:w="2438"/>
-          </w:tcPr>
-          <w:p>
-            <w:pPr>
-              <w:spacing w:after="0"/>
-            </w:pPr>
-            <w:r/>
-            <w:r>
-              <w:rPr>
-                <w:sz w:val="16"/>
-              </w:rPr>
-              <w:t>ASME PCC-2 (NO PCC-3)</w:t>
-            </w:r>
-          </w:p>
-        </w:tc>
-        <w:tc>
-          <w:tcPr>
-            <w:tcW w:type="dxa" w:w="4706"/>
-          </w:tcPr>
-          <w:p>
-            <w:pPr>
-              <w:spacing w:after="0"/>
-            </w:pPr>
-            <w:r/>
-            <w:r>
-              <w:rPr>
-                <w:sz w:val="16"/>
-              </w:rPr>
-              <w:t>Corrección al enunciado · PENDIENTE de validación</w:t>
-            </w:r>
-          </w:p>
-        </w:tc>
-      </w:tr>
-      <w:tr>
-        <w:tc>
-          <w:tcPr>
-            <w:tcW w:type="dxa" w:w="3685"/>
-          </w:tcPr>
-          <w:p>
-            <w:pPr>
-              <w:spacing w:after="0"/>
-            </w:pPr>
-            <w:r/>
-            <w:r>
-              <w:rPr>
-                <w:sz w:val="16"/>
-              </w:rPr>
-              <w:t>Mecanismos de daño</w:t>
-            </w:r>
-          </w:p>
-        </w:tc>
-        <w:tc>
-          <w:tcPr>
-            <w:tcW w:type="dxa" w:w="2438"/>
-          </w:tcPr>
-          <w:p>
-            <w:pPr>
-              <w:spacing w:after="0"/>
-            </w:pPr>
-            <w:r/>
-            <w:r>
-              <w:rPr>
-                <w:sz w:val="16"/>
-              </w:rPr>
-              <w:t>API RP 571</w:t>
-            </w:r>
-          </w:p>
-        </w:tc>
-        <w:tc>
-          <w:tcPr>
-            <w:tcW w:type="dxa" w:w="4706"/>
-          </w:tcPr>
-          <w:p>
-            <w:pPr>
-              <w:spacing w:after="0"/>
-            </w:pPr>
-            <w:r/>
-            <w:r>
-              <w:rPr>
-                <w:sz w:val="16"/>
-              </w:rPr>
-              <w:t>Conocimiento: PENDIENTE de validación</w:t>
-            </w:r>
-          </w:p>
-        </w:tc>
-      </w:tr>
-      <w:tr>
-        <w:tc>
-          <w:tcPr>
-            <w:tcW w:type="dxa" w:w="3685"/>
-          </w:tcPr>
-          <w:p>
-            <w:pPr>
-              <w:spacing w:after="0"/>
-            </w:pPr>
-            <w:r/>
-            <w:r>
-              <w:rPr>
-                <w:sz w:val="16"/>
-              </w:rPr>
-              <w:t>Datos de falla/downtime</w:t>
-            </w:r>
-          </w:p>
-        </w:tc>
-        <w:tc>
-          <w:tcPr>
-            <w:tcW w:type="dxa" w:w="2438"/>
-          </w:tcPr>
-          <w:p>
-            <w:pPr>
-              <w:spacing w:after="0"/>
-            </w:pPr>
-            <w:r/>
-            <w:r>
-              <w:rPr>
-                <w:sz w:val="16"/>
-              </w:rPr>
-              <w:t>ISO 14224</w:t>
-            </w:r>
-          </w:p>
-        </w:tc>
-        <w:tc>
-          <w:tcPr>
-            <w:tcW w:type="dxa" w:w="4706"/>
-          </w:tcPr>
-          <w:p>
-            <w:pPr>
-              <w:spacing w:after="0"/>
-            </w:pPr>
-            <w:r/>
-            <w:r>
-              <w:rPr>
-                <w:sz w:val="16"/>
-              </w:rPr>
-              <w:t>Conocimiento: PENDIENTE de validación</w:t>
-            </w:r>
-          </w:p>
-        </w:tc>
-      </w:tr>
-      <w:tr>
-        <w:tc>
-          <w:tcPr>
-            <w:tcW w:type="dxa" w:w="3685"/>
-          </w:tcPr>
-          <w:p>
-            <w:pPr>
-              <w:spacing w:after="0"/>
-            </w:pPr>
-            <w:r/>
-            <w:r>
-              <w:rPr>
-                <w:sz w:val="16"/>
-              </w:rPr>
-              <w:t>Costo de ciclo de vida</w:t>
-            </w:r>
-          </w:p>
-        </w:tc>
-        <w:tc>
-          <w:tcPr>
-            <w:tcW w:type="dxa" w:w="2438"/>
-          </w:tcPr>
-          <w:p>
-            <w:pPr>
-              <w:spacing w:after="0"/>
-            </w:pPr>
-            <w:r/>
-            <w:r>
-              <w:rPr>
-                <w:sz w:val="16"/>
-              </w:rPr>
-              <w:t>ISO 15663 (Partes 1–3)</w:t>
-            </w:r>
-          </w:p>
-        </w:tc>
-        <w:tc>
-          <w:tcPr>
-            <w:tcW w:type="dxa" w:w="4706"/>
-          </w:tcPr>
-          <w:p>
-            <w:pPr>
-              <w:spacing w:after="0"/>
-            </w:pPr>
-            <w:r/>
-            <w:r>
-              <w:rPr>
-                <w:sz w:val="16"/>
-              </w:rPr>
-              <w:t>Conocimiento: PENDIENTE de validación</w:t>
-            </w:r>
-          </w:p>
-        </w:tc>
-      </w:tr>
-      <w:tr>
-        <w:tc>
-          <w:tcPr>
-            <w:tcW w:type="dxa" w:w="3685"/>
-          </w:tcPr>
-          <w:p>
-            <w:pPr>
-              <w:spacing w:after="0"/>
-            </w:pPr>
-            <w:r/>
-            <w:r>
-              <w:rPr>
-                <w:sz w:val="16"/>
-              </w:rPr>
-              <w:t>Alineación financiera–técnica</w:t>
-            </w:r>
-          </w:p>
-        </w:tc>
-        <w:tc>
-          <w:tcPr>
-            <w:tcW w:type="dxa" w:w="2438"/>
-          </w:tcPr>
-          <w:p>
-            <w:pPr>
-              <w:spacing w:after="0"/>
-            </w:pPr>
-            <w:r/>
-            <w:r>
-              <w:rPr>
-                <w:sz w:val="16"/>
-              </w:rPr>
-              <w:t>ISO/TS 55010</w:t>
-            </w:r>
-          </w:p>
-        </w:tc>
-        <w:tc>
-          <w:tcPr>
-            <w:tcW w:type="dxa" w:w="4706"/>
-          </w:tcPr>
-          <w:p>
-            <w:pPr>
-              <w:spacing w:after="0"/>
-            </w:pPr>
-            <w:r/>
-            <w:r>
-              <w:rPr>
-                <w:sz w:val="16"/>
-              </w:rPr>
-              <w:t>Conocimiento: PENDIENTE de validación</w:t>
+              <w:t>PENDIENTE de lectura</w:t>
             </w:r>
           </w:p>
         </w:tc>
@@ -4777,21 +6091,53 @@
     </w:tbl>
     <w:p>
       <w:pPr>
-        <w:spacing w:after="20"/>
+        <w:spacing w:after="0"/>
       </w:pPr>
     </w:p>
     <w:p>
+      <w:pPr>
+        <w:keepNext/>
+        <w:spacing w:before="80" w:after="30"/>
+      </w:pPr>
       <w:r>
         <w:rPr>
-          <w:b w:val="0"/>
-          <w:i/>
+          <w:b/>
+          <w:color w:val="1F3864"/>
+          <w:sz w:val="23"/>
         </w:rPr>
-        <w:t>Trazabilidad: cada fila de Calculo_EMV (Excel) lleva Dato → Ecuación → Fuente → Resultado → Impacto económico y estado (Dato paper · Supuesto · Estimación · Chequeo propio · PENDIENTE).</w:t>
+        <w:t>11. Pendientes</w:t>
+      </w:r>
+    </w:p>
+    <w:p>
+      <w:pPr>
+        <w:pStyle w:val="ListBullet"/>
+        <w:spacing w:after="10"/>
+      </w:pPr>
+      <w:r>
+        <w:t>Datos de Ecopetrol: Df por equipo/año (software RBI), COF, costos, horas de paro, margen, precio, tasa de descuento, matriz y risk target.</w:t>
+      </w:r>
+    </w:p>
+    <w:p>
+      <w:pPr>
+        <w:pStyle w:val="ListBullet"/>
+        <w:spacing w:after="10"/>
+      </w:pPr>
+      <w:r>
+        <w:t>Verificar en API 581 (3.ª ed. + adendas), PCC-3, API 579-1, ISO 15663: ubicación de POF, gff, FMS, Df, NDE, COF (Niveles 1–2, adenda sobre CA), categorías RAM; numeración §15–17; "12 pasos" de COF.</w:t>
+      </w:r>
+    </w:p>
+    <w:p>
+      <w:pPr>
+        <w:pStyle w:val="ListBullet"/>
+        <w:spacing w:after="10"/>
+      </w:pPr>
+      <w:r>
+        <w:t>Leer las referencias (solo se confirmaron DOI). Normativa colombiana aplicable (el paper usa RD 2060/2008, España).</w:t>
       </w:r>
     </w:p>
     <w:sectPr>
       <w:pgSz w:w="12240" w:h="15840"/>
-      <w:pgMar w:top="794" w:right="964" w:bottom="737" w:left="964" w:header="720" w:footer="720" w:gutter="0"/>
+      <w:pgMar w:top="680" w:right="850" w:bottom="624" w:left="850" w:header="720" w:footer="720" w:gutter="0"/>
       <w:cols w:space="720"/>
       <w:docGrid w:linePitch="360"/>
     </w:sectPr>
@@ -5163,7 +6509,7 @@
     <w:qFormat/>
     <w:rsid w:val="00FC693F"/>
     <w:pPr>
-      <w:spacing w:after="40" w:before="0"/>
+      <w:spacing w:after="30" w:before="0"/>
     </w:pPr>
     <w:rPr>
       <w:rFonts w:ascii="Calibri" w:hAnsi="Calibri"/>

--- a/Barrancabermeja_RBI/Informe_RBI_Barrancabermeja_5p.docx
+++ b/Barrancabermeja_RBI/Informe_RBI_Barrancabermeja_5p.docx
@@ -78,7 +78,7 @@
         <w:spacing w:after="10"/>
       </w:pPr>
       <w:r>
-        <w:t>Ubicación en API 581: las tablas 15.2M y 16.2M que cita el paper indican Parte 2 §15 (corrosión externa) y §16 (CUI); el encargo dice §16 y §17. Verificar. ASME PCC-3 es planificación de inspección; la reparación es PCC-2. El paper no enumera "12 pasos" de COF.</w:t>
+        <w:t>Adjuntos analizados. API 581 Adenda 1 (2019) Parte 1 §8: módulo de haces de intercambiadores con la decisión económica inspeccionar/reemplazar (Eqs. 1.78–1.80). ASME PCC-3-2022: secciones 7–10 y continuum verificados; no trae POF ni VAN. Plantilla Ecopetrol STAP: implementa API 581 con numeración (POF Parte 1 Eq. 1.1; Df Eqs. 2.12–2.20; Tablas 4.5/4.6; GFF Tabla 3.1). Plantilla VRS: matriz RAM Ecopetrol N/L/M/H/VH, costos y plan. Corrijo: POF está en Parte 1, no Parte 2; el §15/§16 del paper vs §16/§17 del encargo sigue sin verificar; ASME PCC-3 es inspección, la reparación es PCC-2.</w:t>
       </w:r>
     </w:p>
     <w:p>
@@ -629,7 +629,7 @@
         </w:tc>
         <w:tc>
           <w:tcPr>
-            <w:tcW w:type="dxa" w:w="2948"/>
+            <w:tcW w:type="dxa" w:w="3005"/>
             <w:shd w:val="clear" w:color="auto" w:fill="1F3864"/>
           </w:tcPr>
           <w:p>
@@ -661,13 +661,13 @@
                 <w:color w:val="FFFFFF"/>
                 <w:sz w:val="16"/>
               </w:rPr>
-              <w:t>PCC-3 (§7–10 según el encargo)</w:t>
-            </w:r>
-          </w:p>
-        </w:tc>
-        <w:tc>
-          <w:tcPr>
-            <w:tcW w:type="dxa" w:w="1928"/>
+              <w:t>PCC-3-2022 (leído)</w:t>
+            </w:r>
+          </w:p>
+        </w:tc>
+        <w:tc>
+          <w:tcPr>
+            <w:tcW w:type="dxa" w:w="1701"/>
             <w:shd w:val="clear" w:color="auto" w:fill="1F3864"/>
           </w:tcPr>
           <w:p>
@@ -686,7 +686,7 @@
         </w:tc>
         <w:tc>
           <w:tcPr>
-            <w:tcW w:type="dxa" w:w="1644"/>
+            <w:tcW w:type="dxa" w:w="2041"/>
             <w:shd w:val="clear" w:color="auto" w:fill="1F3864"/>
           </w:tcPr>
           <w:p>
@@ -723,7 +723,7 @@
         </w:tc>
         <w:tc>
           <w:tcPr>
-            <w:tcW w:type="dxa" w:w="2948"/>
+            <w:tcW w:type="dxa" w:w="3005"/>
           </w:tcPr>
           <w:p>
             <w:pPr>
@@ -733,7 +733,7 @@
               <w:rPr>
                 <w:sz w:val="16"/>
               </w:rPr>
-              <w:t>Parte 1; risk target (Oropallo p.7)</w:t>
+              <w:t>Parte 1 (risk target; Oropallo p.7)</w:t>
             </w:r>
           </w:p>
         </w:tc>
@@ -749,13 +749,13 @@
               <w:rPr>
                 <w:sz w:val="16"/>
               </w:rPr>
-              <w:t>Planificación y gestión del riesgo con inspección</w:t>
-            </w:r>
-          </w:p>
-        </w:tc>
-        <w:tc>
-          <w:tcPr>
-            <w:tcW w:type="dxa" w:w="1928"/>
+              <w:t>§3 continuum; §4 planificación</w:t>
+            </w:r>
+          </w:p>
+        </w:tc>
+        <w:tc>
+          <w:tcPr>
+            <w:tcW w:type="dxa" w:w="1701"/>
           </w:tcPr>
           <w:p>
             <w:pPr>
@@ -771,7 +771,7 @@
         </w:tc>
         <w:tc>
           <w:tcPr>
-            <w:tcW w:type="dxa" w:w="1644"/>
+            <w:tcW w:type="dxa" w:w="2041"/>
           </w:tcPr>
           <w:p>
             <w:pPr>
@@ -781,7 +781,7 @@
               <w:rPr>
                 <w:sz w:val="16"/>
               </w:rPr>
-              <w:t>Secciones PENDIENTE</w:t>
+              <w:t>Paper y PCC-3 verificados</w:t>
             </w:r>
           </w:p>
         </w:tc>
@@ -805,7 +805,7 @@
         </w:tc>
         <w:tc>
           <w:tcPr>
-            <w:tcW w:type="dxa" w:w="2948"/>
+            <w:tcW w:type="dxa" w:w="3005"/>
           </w:tcPr>
           <w:p>
             <w:pPr>
@@ -815,7 +815,7 @@
               <w:rPr>
                 <w:sz w:val="16"/>
               </w:rPr>
-              <w:t>Parte 2, POF=gff·Df·FMS; Tabla 3.1; Anexo 2.A</w:t>
+              <w:t>Parte 1 Eq. 1.1: POF=Df·gff·FMS; Tabla 3.1 (gff); Anexo 2.A (FMS)</w:t>
             </w:r>
           </w:p>
         </w:tc>
@@ -831,13 +831,13 @@
               <w:rPr>
                 <w:sz w:val="16"/>
               </w:rPr>
-              <w:t>—</w:t>
-            </w:r>
-          </w:p>
-        </w:tc>
-        <w:tc>
-          <w:tcPr>
-            <w:tcW w:type="dxa" w:w="1928"/>
+              <w:t>§7 (categorías de 3 y 6 niveles); sin ecuaciones</w:t>
+            </w:r>
+          </w:p>
+        </w:tc>
+        <w:tc>
+          <w:tcPr>
+            <w:tcW w:type="dxa" w:w="1701"/>
           </w:tcPr>
           <w:p>
             <w:pPr>
@@ -853,7 +853,7 @@
         </w:tc>
         <w:tc>
           <w:tcPr>
-            <w:tcW w:type="dxa" w:w="1644"/>
+            <w:tcW w:type="dxa" w:w="2041"/>
           </w:tcPr>
           <w:p>
             <w:pPr>
@@ -863,7 +863,7 @@
               <w:rPr>
                 <w:sz w:val="16"/>
               </w:rPr>
-              <w:t>Eq. 1 verificada en paper</w:t>
+              <w:t>Eq. 1.1 y Tabla 3.1 verificadas en plantilla STAP</w:t>
             </w:r>
           </w:p>
         </w:tc>
@@ -887,7 +887,7 @@
         </w:tc>
         <w:tc>
           <w:tcPr>
-            <w:tcW w:type="dxa" w:w="2948"/>
+            <w:tcW w:type="dxa" w:w="3005"/>
           </w:tcPr>
           <w:p>
             <w:pPr>
@@ -897,7 +897,7 @@
               <w:rPr>
                 <w:sz w:val="16"/>
               </w:rPr>
-              <w:t>§4 adelgazamiento; §15–16 externa/CUI (por tablas del paper)</w:t>
+              <w:t>Parte 2 §4 adelgazamiento, Eqs. 2.12–2.20, Tablas 4.5/4.6; ext./CUI Tabla 15.2 y 16.x</w:t>
             </w:r>
           </w:p>
         </w:tc>
@@ -913,13 +913,13 @@
               <w:rPr>
                 <w:sz w:val="16"/>
               </w:rPr>
-              <w:t>Idoneidad de NDE por mecanismo</w:t>
-            </w:r>
-          </w:p>
-        </w:tc>
-        <w:tc>
-          <w:tcPr>
-            <w:tcW w:type="dxa" w:w="1928"/>
+              <w:t>§6 mecanismos; Apéndice A–B</w:t>
+            </w:r>
+          </w:p>
+        </w:tc>
+        <w:tc>
+          <w:tcPr>
+            <w:tcW w:type="dxa" w:w="1701"/>
           </w:tcPr>
           <w:p>
             <w:pPr>
@@ -935,7 +935,7 @@
         </w:tc>
         <w:tc>
           <w:tcPr>
-            <w:tcW w:type="dxa" w:w="1644"/>
+            <w:tcW w:type="dxa" w:w="2041"/>
           </w:tcPr>
           <w:p>
             <w:pPr>
@@ -945,7 +945,7 @@
               <w:rPr>
                 <w:sz w:val="16"/>
               </w:rPr>
-              <w:t>Numeración: verificar</w:t>
+              <w:t>Verificado en plantilla; texto de la norma PENDIENTE</w:t>
             </w:r>
           </w:p>
         </w:tc>
@@ -963,13 +963,13 @@
               <w:rPr>
                 <w:sz w:val="16"/>
               </w:rPr>
-              <w:t>Efectividad NDE</w:t>
-            </w:r>
-          </w:p>
-        </w:tc>
-        <w:tc>
-          <w:tcPr>
-            <w:tcW w:type="dxa" w:w="2948"/>
+              <w:t>NDE</w:t>
+            </w:r>
+          </w:p>
+        </w:tc>
+        <w:tc>
+          <w:tcPr>
+            <w:tcW w:type="dxa" w:w="3005"/>
           </w:tcPr>
           <w:p>
             <w:pPr>
@@ -979,7 +979,7 @@
               <w:rPr>
                 <w:sz w:val="16"/>
               </w:rPr>
-              <w:t>Tablas A–E por mecanismo (Oropallo Tabla 1, Eq. 7)</w:t>
+              <w:t>Eqs. 2.16–2.19 (Bayes, efectividad A–E)</w:t>
             </w:r>
           </w:p>
         </w:tc>
@@ -995,13 +995,13 @@
               <w:rPr>
                 <w:sz w:val="16"/>
               </w:rPr>
-              <w:t>Actividades de inspección</w:t>
-            </w:r>
-          </w:p>
-        </w:tc>
-        <w:tc>
-          <w:tcPr>
-            <w:tcW w:type="dxa" w:w="1928"/>
+              <w:t>§10.1: reduce incertidumbre, no el daño</w:t>
+            </w:r>
+          </w:p>
+        </w:tc>
+        <w:tc>
+          <w:tcPr>
+            <w:tcW w:type="dxa" w:w="1701"/>
           </w:tcPr>
           <w:p>
             <w:pPr>
@@ -1017,7 +1017,7 @@
         </w:tc>
         <w:tc>
           <w:tcPr>
-            <w:tcW w:type="dxa" w:w="1644"/>
+            <w:tcW w:type="dxa" w:w="2041"/>
           </w:tcPr>
           <w:p>
             <w:pPr>
@@ -1027,7 +1027,7 @@
               <w:rPr>
                 <w:sz w:val="16"/>
               </w:rPr>
-              <w:t>Tablas PENDIENTE</w:t>
+              <w:t>Verificado en plantilla</w:t>
             </w:r>
           </w:p>
         </w:tc>
@@ -1051,7 +1051,7 @@
         </w:tc>
         <w:tc>
           <w:tcPr>
-            <w:tcW w:type="dxa" w:w="2948"/>
+            <w:tcW w:type="dxa" w:w="3005"/>
           </w:tcPr>
           <w:p>
             <w:pPr>
@@ -1061,7 +1061,7 @@
               <w:rPr>
                 <w:sz w:val="16"/>
               </w:rPr>
-              <w:t>Parte 3; Eqs. 9–13; matriz Parte 1</w:t>
+              <w:t>Parte 3; Eqs. 9–13 del paper; Parte 1 Figs. 4.2–4.3</w:t>
             </w:r>
           </w:p>
         </w:tc>
@@ -1077,13 +1077,13 @@
               <w:rPr>
                 <w:sz w:val="16"/>
               </w:rPr>
-              <w:t>Matriz de ejemplo</w:t>
-            </w:r>
-          </w:p>
-        </w:tc>
-        <w:tc>
-          <w:tcPr>
-            <w:tcW w:type="dxa" w:w="1928"/>
+              <w:t>§8 (§8.3.7.1.1 costo de oportunidad); §9.5.1 matriz de ejemplo</w:t>
+            </w:r>
+          </w:p>
+        </w:tc>
+        <w:tc>
+          <w:tcPr>
+            <w:tcW w:type="dxa" w:w="1701"/>
           </w:tcPr>
           <w:p>
             <w:pPr>
@@ -1093,13 +1093,13 @@
               <w:rPr>
                 <w:sz w:val="16"/>
               </w:rPr>
-              <w:t>—</w:t>
-            </w:r>
-          </w:p>
-        </w:tc>
-        <w:tc>
-          <w:tcPr>
-            <w:tcW w:type="dxa" w:w="1644"/>
+              <w:t>Matriz Ecopetrol (VRS)</w:t>
+            </w:r>
+          </w:p>
+        </w:tc>
+        <w:tc>
+          <w:tcPr>
+            <w:tcW w:type="dxa" w:w="2041"/>
           </w:tcPr>
           <w:p>
             <w:pPr>
@@ -1109,7 +1109,7 @@
               <w:rPr>
                 <w:sz w:val="16"/>
               </w:rPr>
-              <w:t>Fig. 5 verificada</w:t>
+              <w:t>Verificado</w:t>
             </w:r>
           </w:p>
         </w:tc>
@@ -1127,13 +1127,13 @@
               <w:rPr>
                 <w:sz w:val="16"/>
               </w:rPr>
-              <w:t>Exceso de riesgo</w:t>
-            </w:r>
-          </w:p>
-        </w:tc>
-        <w:tc>
-          <w:tcPr>
-            <w:tcW w:type="dxa" w:w="2948"/>
+              <w:t>Decisión económica</w:t>
+            </w:r>
+          </w:p>
+        </w:tc>
+        <w:tc>
+          <w:tcPr>
+            <w:tcW w:type="dxa" w:w="3005"/>
           </w:tcPr>
           <w:p>
             <w:pPr>
@@ -1143,7 +1143,7 @@
               <w:rPr>
                 <w:sz w:val="16"/>
               </w:rPr>
-              <w:t>—</w:t>
+              <w:t>Parte 1 §8.7: EIR Eq. 1.78; reglas 1.79–1.80 (haces)</w:t>
             </w:r>
           </w:p>
         </w:tc>
@@ -1159,13 +1159,13 @@
               <w:rPr>
                 <w:sz w:val="16"/>
               </w:rPr>
-              <w:t>Reparación: PCC-2</w:t>
-            </w:r>
-          </w:p>
-        </w:tc>
-        <w:tc>
-          <w:tcPr>
-            <w:tcW w:type="dxa" w:w="1928"/>
+              <w:t>§9.5.3 gráfico NPVS</w:t>
+            </w:r>
+          </w:p>
+        </w:tc>
+        <w:tc>
+          <w:tcPr>
+            <w:tcW w:type="dxa" w:w="1701"/>
           </w:tcPr>
           <w:p>
             <w:pPr>
@@ -1175,13 +1175,13 @@
               <w:rPr>
                 <w:sz w:val="16"/>
               </w:rPr>
-              <w:t>FFS Niveles 1–3</w:t>
-            </w:r>
-          </w:p>
-        </w:tc>
-        <w:tc>
-          <w:tcPr>
-            <w:tcW w:type="dxa" w:w="1644"/>
+              <w:t>ISO 15663</w:t>
+            </w:r>
+          </w:p>
+        </w:tc>
+        <w:tc>
+          <w:tcPr>
+            <w:tcW w:type="dxa" w:w="2041"/>
           </w:tcPr>
           <w:p>
             <w:pPr>
@@ -1191,7 +1191,7 @@
               <w:rPr>
                 <w:sz w:val="16"/>
               </w:rPr>
-              <w:t>PENDIENTE</w:t>
+              <w:t>Verificado (haces)</w:t>
             </w:r>
           </w:p>
         </w:tc>
@@ -1209,13 +1209,13 @@
               <w:rPr>
                 <w:sz w:val="16"/>
               </w:rPr>
-              <w:t>Economía</w:t>
-            </w:r>
-          </w:p>
-        </w:tc>
-        <w:tc>
-          <w:tcPr>
-            <w:tcW w:type="dxa" w:w="2948"/>
+              <w:t>Exceso de riesgo</w:t>
+            </w:r>
+          </w:p>
+        </w:tc>
+        <w:tc>
+          <w:tcPr>
+            <w:tcW w:type="dxa" w:w="3005"/>
           </w:tcPr>
           <w:p>
             <w:pPr>
@@ -1241,13 +1241,13 @@
               <w:rPr>
                 <w:sz w:val="16"/>
               </w:rPr>
-              <w:t>—</w:t>
-            </w:r>
-          </w:p>
-        </w:tc>
-        <w:tc>
-          <w:tcPr>
-            <w:tcW w:type="dxa" w:w="1928"/>
+              <w:t>Reparación: PCC-2</w:t>
+            </w:r>
+          </w:p>
+        </w:tc>
+        <w:tc>
+          <w:tcPr>
+            <w:tcW w:type="dxa" w:w="1701"/>
           </w:tcPr>
           <w:p>
             <w:pPr>
@@ -1257,13 +1257,13 @@
               <w:rPr>
                 <w:sz w:val="16"/>
               </w:rPr>
-              <w:t>ISO 15663, ISO/TS 55010</w:t>
-            </w:r>
-          </w:p>
-        </w:tc>
-        <w:tc>
-          <w:tcPr>
-            <w:tcW w:type="dxa" w:w="1644"/>
+              <w:t>FFS Niveles 1–3</w:t>
+            </w:r>
+          </w:p>
+        </w:tc>
+        <w:tc>
+          <w:tcPr>
+            <w:tcW w:type="dxa" w:w="2041"/>
           </w:tcPr>
           <w:p>
             <w:pPr>
@@ -1273,7 +1273,7 @@
               <w:rPr>
                 <w:sz w:val="16"/>
               </w:rPr>
-              <w:t>Modelo propio</w:t>
+              <w:t>PENDIENTE</w:t>
             </w:r>
           </w:p>
         </w:tc>
@@ -1309,7 +1309,358 @@
           <w:color w:val="1F3864"/>
           <w:sz w:val="23"/>
         </w:rPr>
-        <w:t>5. Ejemplo numérico (caso del paper, TBI vs RBI-2 intrusiva)</w:t>
+        <w:t>5. Motor Df de API 581 (Parte 2) y efecto de la NDE</w:t>
+      </w:r>
+    </w:p>
+    <w:p>
+      <w:r>
+        <w:rPr>
+          <w:b w:val="0"/>
+          <w:i w:val="0"/>
+        </w:rPr>
+        <w:t>Eqs. (plantilla STAP, 3.ª ed.): Art=Cr·age/t_rd (2.12) · FS=(YS+TS)/2·E·1,1 (2.13) · SR_P=S·E·t_min/(FS·t_rd) (2.14) · I_k=Pr_k·ΠCo_k^n (2.16) · Po_k=I_k/ΣI (2.17) · β_k=(1−Ds_k·Art−SR_P)/√(Ds_k²Art²COV_Δt²+(1−Ds_k·Art)²COV_Sf²+SR_P²COV_P²), Ds=1,2,4, COV=0,2/0,2/0,05 (2.18) · Df_B=ΣPo_k·Φ(−β_k)/1,56·10⁻⁴ (2.19) · Df=max[Df_B·F_IP·F_DL/F_OM; 0,1] (2.20). Priors Tabla 4.5 (media 0,7/0,2/0,1); Co Tabla 4.6 (A 0,9/0,09/0,01 · B 0,7/0,2/0,1 · C 0,5/0,3/0,2 · D 0,4/0,33/0,27). α no aparece: es de Oropallo Eq. 6.</w:t>
+      </w:r>
+    </w:p>
+    <w:tbl>
+      <w:tblPr>
+        <w:tblStyle w:val="TableGrid"/>
+        <w:tblW w:type="auto" w:w="0"/>
+        <w:tblLook w:firstColumn="1" w:firstRow="1" w:lastColumn="0" w:lastRow="0" w:noHBand="0" w:noVBand="1" w:val="04A0"/>
+      </w:tblPr>
+      <w:tblGrid>
+        <w:gridCol w:w="1757"/>
+        <w:gridCol w:w="1757"/>
+        <w:gridCol w:w="1757"/>
+        <w:gridCol w:w="1757"/>
+        <w:gridCol w:w="1757"/>
+        <w:gridCol w:w="1757"/>
+      </w:tblGrid>
+      <w:tr>
+        <w:tc>
+          <w:tcPr>
+            <w:tcW w:type="dxa" w:w="4762"/>
+            <w:shd w:val="clear" w:color="auto" w:fill="1F3864"/>
+          </w:tcPr>
+          <w:p>
+            <w:pPr>
+              <w:spacing w:after="0"/>
+            </w:pPr>
+            <w:r>
+              <w:rPr>
+                <w:b/>
+                <w:color w:val="FFFFFF"/>
+                <w:sz w:val="16"/>
+              </w:rPr>
+              <w:t>Datos del paper + t_min=4 mm (supuesto)</w:t>
+            </w:r>
+          </w:p>
+        </w:tc>
+        <w:tc>
+          <w:tcPr>
+            <w:tcW w:type="dxa" w:w="1247"/>
+            <w:shd w:val="clear" w:color="auto" w:fill="1F3864"/>
+          </w:tcPr>
+          <w:p>
+            <w:pPr>
+              <w:spacing w:after="0"/>
+            </w:pPr>
+            <w:r>
+              <w:rPr>
+                <w:b/>
+                <w:color w:val="FFFFFF"/>
+                <w:sz w:val="16"/>
+              </w:rPr>
+              <w:t>Sin insp.</w:t>
+            </w:r>
+          </w:p>
+        </w:tc>
+        <w:tc>
+          <w:tcPr>
+            <w:tcW w:type="dxa" w:w="850"/>
+            <w:shd w:val="clear" w:color="auto" w:fill="1F3864"/>
+          </w:tcPr>
+          <w:p>
+            <w:pPr>
+              <w:spacing w:after="0"/>
+            </w:pPr>
+            <w:r>
+              <w:rPr>
+                <w:b/>
+                <w:color w:val="FFFFFF"/>
+                <w:sz w:val="16"/>
+              </w:rPr>
+              <w:t>D</w:t>
+            </w:r>
+          </w:p>
+        </w:tc>
+        <w:tc>
+          <w:tcPr>
+            <w:tcW w:type="dxa" w:w="850"/>
+            <w:shd w:val="clear" w:color="auto" w:fill="1F3864"/>
+          </w:tcPr>
+          <w:p>
+            <w:pPr>
+              <w:spacing w:after="0"/>
+            </w:pPr>
+            <w:r>
+              <w:rPr>
+                <w:b/>
+                <w:color w:val="FFFFFF"/>
+                <w:sz w:val="16"/>
+              </w:rPr>
+              <w:t>C</w:t>
+            </w:r>
+          </w:p>
+        </w:tc>
+        <w:tc>
+          <w:tcPr>
+            <w:tcW w:type="dxa" w:w="850"/>
+            <w:shd w:val="clear" w:color="auto" w:fill="1F3864"/>
+          </w:tcPr>
+          <w:p>
+            <w:pPr>
+              <w:spacing w:after="0"/>
+            </w:pPr>
+            <w:r>
+              <w:rPr>
+                <w:b/>
+                <w:color w:val="FFFFFF"/>
+                <w:sz w:val="16"/>
+              </w:rPr>
+              <w:t>B</w:t>
+            </w:r>
+          </w:p>
+        </w:tc>
+        <w:tc>
+          <w:tcPr>
+            <w:tcW w:type="dxa" w:w="850"/>
+            <w:shd w:val="clear" w:color="auto" w:fill="1F3864"/>
+          </w:tcPr>
+          <w:p>
+            <w:pPr>
+              <w:spacing w:after="0"/>
+            </w:pPr>
+            <w:r>
+              <w:rPr>
+                <w:b/>
+                <w:color w:val="FFFFFF"/>
+                <w:sz w:val="16"/>
+              </w:rPr>
+              <w:t>A</w:t>
+            </w:r>
+          </w:p>
+        </w:tc>
+      </w:tr>
+      <w:tr>
+        <w:tc>
+          <w:tcPr>
+            <w:tcW w:type="dxa" w:w="4762"/>
+          </w:tcPr>
+          <w:p>
+            <w:pPr>
+              <w:spacing w:after="0"/>
+            </w:pPr>
+            <w:r>
+              <w:rPr>
+                <w:sz w:val="16"/>
+              </w:rPr>
+              <w:t>Df CUI en 2027 (Cr 0,127 mm/a, t_rd 8,3 mm de 2018)</w:t>
+            </w:r>
+          </w:p>
+        </w:tc>
+        <w:tc>
+          <w:tcPr>
+            <w:tcW w:type="dxa" w:w="1247"/>
+          </w:tcPr>
+          <w:p>
+            <w:pPr>
+              <w:spacing w:after="0"/>
+            </w:pPr>
+            <w:r>
+              <w:rPr>
+                <w:sz w:val="16"/>
+              </w:rPr>
+              <w:t>27,4</w:t>
+            </w:r>
+          </w:p>
+        </w:tc>
+        <w:tc>
+          <w:tcPr>
+            <w:tcW w:type="dxa" w:w="850"/>
+          </w:tcPr>
+          <w:p>
+            <w:pPr>
+              <w:spacing w:after="0"/>
+            </w:pPr>
+            <w:r>
+              <w:rPr>
+                <w:sz w:val="16"/>
+              </w:rPr>
+              <w:t>20,0</w:t>
+            </w:r>
+          </w:p>
+        </w:tc>
+        <w:tc>
+          <w:tcPr>
+            <w:tcW w:type="dxa" w:w="850"/>
+          </w:tcPr>
+          <w:p>
+            <w:pPr>
+              <w:spacing w:after="0"/>
+            </w:pPr>
+            <w:r>
+              <w:rPr>
+                <w:sz w:val="16"/>
+              </w:rPr>
+              <w:t>13,1</w:t>
+            </w:r>
+          </w:p>
+        </w:tc>
+        <w:tc>
+          <w:tcPr>
+            <w:tcW w:type="dxa" w:w="850"/>
+          </w:tcPr>
+          <w:p>
+            <w:pPr>
+              <w:spacing w:after="0"/>
+            </w:pPr>
+            <w:r>
+              <w:rPr>
+                <w:sz w:val="16"/>
+              </w:rPr>
+              <w:t>5,6</w:t>
+            </w:r>
+          </w:p>
+        </w:tc>
+        <w:tc>
+          <w:tcPr>
+            <w:tcW w:type="dxa" w:w="850"/>
+          </w:tcPr>
+          <w:p>
+            <w:pPr>
+              <w:spacing w:after="0"/>
+            </w:pPr>
+            <w:r>
+              <w:rPr>
+                <w:sz w:val="16"/>
+              </w:rPr>
+              <w:t>1,0</w:t>
+            </w:r>
+          </w:p>
+        </w:tc>
+      </w:tr>
+      <w:tr>
+        <w:tc>
+          <w:tcPr>
+            <w:tcW w:type="dxa" w:w="4762"/>
+          </w:tcPr>
+          <w:p>
+            <w:pPr>
+              <w:spacing w:after="0"/>
+            </w:pPr>
+            <w:r>
+              <w:rPr>
+                <w:sz w:val="16"/>
+              </w:rPr>
+              <w:t>Df 2023: adelgazamiento / CUI (categoría 1 = 1C)</w:t>
+            </w:r>
+          </w:p>
+        </w:tc>
+        <w:tc>
+          <w:tcPr>
+            <w:tcW w:type="dxa" w:w="1247"/>
+          </w:tcPr>
+          <w:p>
+            <w:pPr>
+              <w:spacing w:after="0"/>
+            </w:pPr>
+            <w:r>
+              <w:rPr>
+                <w:sz w:val="16"/>
+              </w:rPr>
+              <w:t>0,28 / 0,73</w:t>
+            </w:r>
+          </w:p>
+        </w:tc>
+        <w:tc>
+          <w:tcPr>
+            <w:tcW w:type="dxa" w:w="850"/>
+          </w:tcPr>
+          <w:p>
+            <w:pPr>
+              <w:spacing w:after="0"/>
+            </w:pPr>
+            <w:r>
+              <w:rPr>
+                <w:sz w:val="16"/>
+              </w:rPr>
+            </w:r>
+          </w:p>
+        </w:tc>
+        <w:tc>
+          <w:tcPr>
+            <w:tcW w:type="dxa" w:w="850"/>
+          </w:tcPr>
+          <w:p>
+            <w:pPr>
+              <w:spacing w:after="0"/>
+            </w:pPr>
+            <w:r>
+              <w:rPr>
+                <w:sz w:val="16"/>
+              </w:rPr>
+            </w:r>
+          </w:p>
+        </w:tc>
+        <w:tc>
+          <w:tcPr>
+            <w:tcW w:type="dxa" w:w="850"/>
+          </w:tcPr>
+          <w:p>
+            <w:pPr>
+              <w:spacing w:after="0"/>
+            </w:pPr>
+            <w:r>
+              <w:rPr>
+                <w:sz w:val="16"/>
+              </w:rPr>
+            </w:r>
+          </w:p>
+        </w:tc>
+        <w:tc>
+          <w:tcPr>
+            <w:tcW w:type="dxa" w:w="850"/>
+          </w:tcPr>
+          <w:p>
+            <w:pPr>
+              <w:spacing w:after="0"/>
+            </w:pPr>
+            <w:r>
+              <w:rPr>
+                <w:sz w:val="16"/>
+              </w:rPr>
+            </w:r>
+          </w:p>
+        </w:tc>
+      </w:tr>
+    </w:tbl>
+    <w:p>
+      <w:pPr>
+        <w:spacing w:after="0"/>
+      </w:pPr>
+    </w:p>
+    <w:p>
+      <w:pPr>
+        <w:keepNext/>
+        <w:spacing w:before="80" w:after="30"/>
+      </w:pPr>
+      <w:r>
+        <w:rPr>
+          <w:b/>
+          <w:color w:val="1F3864"/>
+          <w:sz w:val="23"/>
+        </w:rPr>
+        <w:t>6. Ejemplo numérico (caso del paper, TBI vs RBI-2 intrusiva)</w:t>
       </w:r>
     </w:p>
     <w:tbl>
@@ -3607,7 +3958,7 @@
           <w:color w:val="1F3864"/>
           <w:sz w:val="23"/>
         </w:rPr>
-        <w:t>6. Matriz RAM antes y después (riesgo cualitativo y $)</w:t>
+        <w:t>7. Matriz RAM Ecopetrol antes y después (riesgo cualitativo y $)</w:t>
       </w:r>
     </w:p>
     <w:tbl>
@@ -3913,7 +4264,7 @@
               <w:rPr>
                 <w:sz w:val="16"/>
               </w:rPr>
-              <w:t>B</w:t>
+              <w:t>N</w:t>
             </w:r>
           </w:p>
         </w:tc>
@@ -4075,7 +4426,7 @@
               <w:rPr>
                 <w:sz w:val="16"/>
               </w:rPr>
-              <w:t>MA</w:t>
+              <w:t>M</w:t>
             </w:r>
           </w:p>
         </w:tc>
@@ -4237,7 +4588,7 @@
               <w:rPr>
                 <w:sz w:val="16"/>
               </w:rPr>
-              <w:t>B</w:t>
+              <w:t>L</w:t>
             </w:r>
           </w:p>
         </w:tc>
@@ -4399,7 +4750,7 @@
               <w:rPr>
                 <w:sz w:val="16"/>
               </w:rPr>
-              <w:t>B</w:t>
+              <w:t>N</w:t>
             </w:r>
           </w:p>
         </w:tc>
@@ -4561,7 +4912,7 @@
               <w:rPr>
                 <w:sz w:val="16"/>
               </w:rPr>
-              <w:t>B</w:t>
+              <w:t>L</w:t>
             </w:r>
           </w:p>
         </w:tc>
@@ -4723,7 +5074,7 @@
               <w:rPr>
                 <w:sz w:val="16"/>
               </w:rPr>
-              <w:t>B</w:t>
+              <w:t>N</w:t>
             </w:r>
           </w:p>
         </w:tc>
@@ -4804,7 +5155,7 @@
           <w:b w:val="0"/>
           <w:i w:val="0"/>
         </w:rPr>
-        <w:t>Lectura: sin inspección el equipo pasa de 1C a 4C (Medio-alto, excede el target medio). RBI lo devuelve a 1C (−3 categorías, −2 niveles); un FFS apto lo lleva a 2C. En $, el riesgo evitado es de ~500 $/año: menos que el costo del FFS (15.000 $). Con consecuencia C, la acción se justifica por cumplir el target y por seguridad, no por ahorro de riesgo. La matriz es provisional (suma de índices P+C), anclada en dos datos del paper: 1C ≤ medio y 3C = límite.</w:t>
+        <w:t>Lectura: sin inspección el equipo pasa de 1C (N) a 4C (M en la matriz Ecopetrol; la matriz API del paper lo excedería). RBI lo devuelve a 1C (−3 categorías, −2 niveles); un FFS apto lo lleva a 2C (L). En $, el riesgo evitado es de ~500 $/año: menos que el costo del FFS (15.000 $). Con consecuencia C, la acción se justifica por cumplir el target y por seguridad, no por ahorro de riesgo. La matriz es la corporativa de Ecopetrol (plantilla VRS); las categorías de probabilidad usan rangos de Df de memoria (PENDIENTE).</w:t>
       </w:r>
     </w:p>
     <w:p>
@@ -4818,7 +5169,7 @@
           <w:color w:val="1F3864"/>
           <w:sz w:val="23"/>
         </w:rPr>
-        <w:t>7. Validación contra Oropallo</w:t>
+        <w:t>8. Validación contra Oropallo</w:t>
       </w:r>
     </w:p>
     <w:tbl>
@@ -4836,7 +5187,7 @@
       <w:tr>
         <w:tc>
           <w:tcPr>
-            <w:tcW w:type="dxa" w:w="3628"/>
+            <w:tcW w:type="dxa" w:w="3742"/>
             <w:shd w:val="clear" w:color="auto" w:fill="1F3864"/>
           </w:tcPr>
           <w:p>
@@ -4855,7 +5206,7 @@
         </w:tc>
         <w:tc>
           <w:tcPr>
-            <w:tcW w:type="dxa" w:w="2268"/>
+            <w:tcW w:type="dxa" w:w="1928"/>
             <w:shd w:val="clear" w:color="auto" w:fill="1F3864"/>
           </w:tcPr>
           <w:p>
@@ -4874,7 +5225,7 @@
         </w:tc>
         <w:tc>
           <w:tcPr>
-            <w:tcW w:type="dxa" w:w="2041"/>
+            <w:tcW w:type="dxa" w:w="1871"/>
             <w:shd w:val="clear" w:color="auto" w:fill="1F3864"/>
           </w:tcPr>
           <w:p>
@@ -4893,7 +5244,7 @@
         </w:tc>
         <w:tc>
           <w:tcPr>
-            <w:tcW w:type="dxa" w:w="2551"/>
+            <w:tcW w:type="dxa" w:w="2948"/>
             <w:shd w:val="clear" w:color="auto" w:fill="1F3864"/>
           </w:tcPr>
           <w:p>
@@ -4914,7 +5265,7 @@
       <w:tr>
         <w:tc>
           <w:tcPr>
-            <w:tcW w:type="dxa" w:w="3628"/>
+            <w:tcW w:type="dxa" w:w="3742"/>
           </w:tcPr>
           <w:p>
             <w:pPr>
@@ -4924,13 +5275,13 @@
               <w:rPr>
                 <w:sz w:val="16"/>
               </w:rPr>
-              <w:t>1C dentro del target medio</w:t>
-            </w:r>
-          </w:p>
-        </w:tc>
-        <w:tc>
-          <w:tcPr>
-            <w:tcW w:type="dxa" w:w="2268"/>
+              <w:t>1C dentro del target (matriz Ecopetrol)</w:t>
+            </w:r>
+          </w:p>
+        </w:tc>
+        <w:tc>
+          <w:tcPr>
+            <w:tcW w:type="dxa" w:w="1928"/>
           </w:tcPr>
           <w:p>
             <w:pPr>
@@ -4940,13 +5291,13 @@
               <w:rPr>
                 <w:sz w:val="16"/>
               </w:rPr>
-              <w:t>B</w:t>
-            </w:r>
-          </w:p>
-        </w:tc>
-        <w:tc>
-          <w:tcPr>
-            <w:tcW w:type="dxa" w:w="2041"/>
+              <w:t>N</w:t>
+            </w:r>
+          </w:p>
+        </w:tc>
+        <w:tc>
+          <w:tcPr>
+            <w:tcW w:type="dxa" w:w="1871"/>
           </w:tcPr>
           <w:p>
             <w:pPr>
@@ -4962,7 +5313,7 @@
         </w:tc>
         <w:tc>
           <w:tcPr>
-            <w:tcW w:type="dxa" w:w="2551"/>
+            <w:tcW w:type="dxa" w:w="2948"/>
           </w:tcPr>
           <w:p>
             <w:pPr>
@@ -4980,7 +5331,7 @@
       <w:tr>
         <w:tc>
           <w:tcPr>
-            <w:tcW w:type="dxa" w:w="3628"/>
+            <w:tcW w:type="dxa" w:w="3742"/>
           </w:tcPr>
           <w:p>
             <w:pPr>
@@ -4990,13 +5341,13 @@
               <w:rPr>
                 <w:sz w:val="16"/>
               </w:rPr>
-              <w:t>3C = límite (PoF máx. 3)</w:t>
-            </w:r>
-          </w:p>
-        </w:tc>
-        <w:tc>
-          <w:tcPr>
-            <w:tcW w:type="dxa" w:w="2268"/>
+              <w:t>3C en la matriz Ecopetrol</w:t>
+            </w:r>
+          </w:p>
+        </w:tc>
+        <w:tc>
+          <w:tcPr>
+            <w:tcW w:type="dxa" w:w="1928"/>
           </w:tcPr>
           <w:p>
             <w:pPr>
@@ -5012,7 +5363,7 @@
         </w:tc>
         <w:tc>
           <w:tcPr>
-            <w:tcW w:type="dxa" w:w="2041"/>
+            <w:tcW w:type="dxa" w:w="1871"/>
           </w:tcPr>
           <w:p>
             <w:pPr>
@@ -5022,13 +5373,13 @@
               <w:rPr>
                 <w:sz w:val="16"/>
               </w:rPr>
-              <w:t>M</w:t>
-            </w:r>
-          </w:p>
-        </w:tc>
-        <w:tc>
-          <w:tcPr>
-            <w:tcW w:type="dxa" w:w="2551"/>
+              <w:t>M (límite)</w:t>
+            </w:r>
+          </w:p>
+        </w:tc>
+        <w:tc>
+          <w:tcPr>
+            <w:tcW w:type="dxa" w:w="2948"/>
           </w:tcPr>
           <w:p>
             <w:pPr>
@@ -5046,7 +5397,7 @@
       <w:tr>
         <w:tc>
           <w:tcPr>
-            <w:tcW w:type="dxa" w:w="3628"/>
+            <w:tcW w:type="dxa" w:w="3742"/>
           </w:tcPr>
           <w:p>
             <w:pPr>
@@ -5056,13 +5407,13 @@
               <w:rPr>
                 <w:sz w:val="16"/>
               </w:rPr>
-              <w:t>FC en categoría C</w:t>
-            </w:r>
-          </w:p>
-        </w:tc>
-        <w:tc>
-          <w:tcPr>
-            <w:tcW w:type="dxa" w:w="2268"/>
+              <w:t>4C: Ecopetrol M; matriz API del paper lo excede</w:t>
+            </w:r>
+          </w:p>
+        </w:tc>
+        <w:tc>
+          <w:tcPr>
+            <w:tcW w:type="dxa" w:w="1928"/>
           </w:tcPr>
           <w:p>
             <w:pPr>
@@ -5072,13 +5423,13 @@
               <w:rPr>
                 <w:sz w:val="16"/>
               </w:rPr>
-              <w:t>C</w:t>
-            </w:r>
-          </w:p>
-        </w:tc>
-        <w:tc>
-          <w:tcPr>
-            <w:tcW w:type="dxa" w:w="2041"/>
+              <w:t>M</w:t>
+            </w:r>
+          </w:p>
+        </w:tc>
+        <w:tc>
+          <w:tcPr>
+            <w:tcW w:type="dxa" w:w="1871"/>
           </w:tcPr>
           <w:p>
             <w:pPr>
@@ -5088,13 +5439,13 @@
               <w:rPr>
                 <w:sz w:val="16"/>
               </w:rPr>
-              <w:t>C</w:t>
-            </w:r>
-          </w:p>
-        </w:tc>
-        <w:tc>
-          <w:tcPr>
-            <w:tcW w:type="dxa" w:w="2551"/>
+              <w:t>excede</w:t>
+            </w:r>
+          </w:p>
+        </w:tc>
+        <w:tc>
+          <w:tcPr>
+            <w:tcW w:type="dxa" w:w="2948"/>
           </w:tcPr>
           <w:p>
             <w:pPr>
@@ -5104,7 +5455,7 @@
               <w:rPr>
                 <w:sz w:val="16"/>
               </w:rPr>
-              <w:t>OK</w:t>
+              <w:t>DIFERENCIA DE MATRIZ</w:t>
             </w:r>
           </w:p>
         </w:tc>
@@ -5112,7 +5463,7 @@
       <w:tr>
         <w:tc>
           <w:tcPr>
-            <w:tcW w:type="dxa" w:w="3628"/>
+            <w:tcW w:type="dxa" w:w="3742"/>
           </w:tcPr>
           <w:p>
             <w:pPr>
@@ -5122,13 +5473,13 @@
               <w:rPr>
                 <w:sz w:val="16"/>
               </w:rPr>
-              <w:t>6 h de paro = 10.000 $</w:t>
-            </w:r>
-          </w:p>
-        </w:tc>
-        <w:tc>
-          <w:tcPr>
-            <w:tcW w:type="dxa" w:w="2268"/>
+              <w:t>FC en categoría C</w:t>
+            </w:r>
+          </w:p>
+        </w:tc>
+        <w:tc>
+          <w:tcPr>
+            <w:tcW w:type="dxa" w:w="1928"/>
           </w:tcPr>
           <w:p>
             <w:pPr>
@@ -5138,13 +5489,13 @@
               <w:rPr>
                 <w:sz w:val="16"/>
               </w:rPr>
-              <w:t>10.000</w:t>
-            </w:r>
-          </w:p>
-        </w:tc>
-        <w:tc>
-          <w:tcPr>
-            <w:tcW w:type="dxa" w:w="2041"/>
+              <w:t>C</w:t>
+            </w:r>
+          </w:p>
+        </w:tc>
+        <w:tc>
+          <w:tcPr>
+            <w:tcW w:type="dxa" w:w="1871"/>
           </w:tcPr>
           <w:p>
             <w:pPr>
@@ -5154,13 +5505,13 @@
               <w:rPr>
                 <w:sz w:val="16"/>
               </w:rPr>
-              <w:t>10.000</w:t>
-            </w:r>
-          </w:p>
-        </w:tc>
-        <w:tc>
-          <w:tcPr>
-            <w:tcW w:type="dxa" w:w="2551"/>
+              <w:t>C</w:t>
+            </w:r>
+          </w:p>
+        </w:tc>
+        <w:tc>
+          <w:tcPr>
+            <w:tcW w:type="dxa" w:w="2948"/>
           </w:tcPr>
           <w:p>
             <w:pPr>
@@ -5178,7 +5529,7 @@
       <w:tr>
         <w:tc>
           <w:tcPr>
-            <w:tcW w:type="dxa" w:w="3628"/>
+            <w:tcW w:type="dxa" w:w="3742"/>
           </w:tcPr>
           <w:p>
             <w:pPr>
@@ -5188,13 +5539,13 @@
               <w:rPr>
                 <w:sz w:val="16"/>
               </w:rPr>
-              <w:t>TBI intrusiva / no intrusiva</w:t>
-            </w:r>
-          </w:p>
-        </w:tc>
-        <w:tc>
-          <w:tcPr>
-            <w:tcW w:type="dxa" w:w="2268"/>
+              <w:t>6 h de paro = 10.000 $</w:t>
+            </w:r>
+          </w:p>
+        </w:tc>
+        <w:tc>
+          <w:tcPr>
+            <w:tcW w:type="dxa" w:w="1928"/>
           </w:tcPr>
           <w:p>
             <w:pPr>
@@ -5204,13 +5555,13 @@
               <w:rPr>
                 <w:sz w:val="16"/>
               </w:rPr>
-              <w:t>43.360 / 3.840</w:t>
-            </w:r>
-          </w:p>
-        </w:tc>
-        <w:tc>
-          <w:tcPr>
-            <w:tcW w:type="dxa" w:w="2041"/>
+              <w:t>10.000</w:t>
+            </w:r>
+          </w:p>
+        </w:tc>
+        <w:tc>
+          <w:tcPr>
+            <w:tcW w:type="dxa" w:w="1871"/>
           </w:tcPr>
           <w:p>
             <w:pPr>
@@ -5220,13 +5571,13 @@
               <w:rPr>
                 <w:sz w:val="16"/>
               </w:rPr>
-              <w:t>43.360 / 3.840</w:t>
-            </w:r>
-          </w:p>
-        </w:tc>
-        <w:tc>
-          <w:tcPr>
-            <w:tcW w:type="dxa" w:w="2551"/>
+              <w:t>10.000</w:t>
+            </w:r>
+          </w:p>
+        </w:tc>
+        <w:tc>
+          <w:tcPr>
+            <w:tcW w:type="dxa" w:w="2948"/>
           </w:tcPr>
           <w:p>
             <w:pPr>
@@ -5244,7 +5595,7 @@
       <w:tr>
         <w:tc>
           <w:tcPr>
-            <w:tcW w:type="dxa" w:w="3628"/>
+            <w:tcW w:type="dxa" w:w="3742"/>
           </w:tcPr>
           <w:p>
             <w:pPr>
@@ -5254,13 +5605,13 @@
               <w:rPr>
                 <w:sz w:val="16"/>
               </w:rPr>
-              <w:t>RBI-1 intrusiva</w:t>
-            </w:r>
-          </w:p>
-        </w:tc>
-        <w:tc>
-          <w:tcPr>
-            <w:tcW w:type="dxa" w:w="2268"/>
+              <w:t>TBI intrusiva / no intrusiva</w:t>
+            </w:r>
+          </w:p>
+        </w:tc>
+        <w:tc>
+          <w:tcPr>
+            <w:tcW w:type="dxa" w:w="1928"/>
           </w:tcPr>
           <w:p>
             <w:pPr>
@@ -5270,13 +5621,13 @@
               <w:rPr>
                 <w:sz w:val="16"/>
               </w:rPr>
-              <w:t>11.650</w:t>
-            </w:r>
-          </w:p>
-        </w:tc>
-        <w:tc>
-          <w:tcPr>
-            <w:tcW w:type="dxa" w:w="2041"/>
+              <w:t>43.360 / 3.840</w:t>
+            </w:r>
+          </w:p>
+        </w:tc>
+        <w:tc>
+          <w:tcPr>
+            <w:tcW w:type="dxa" w:w="1871"/>
           </w:tcPr>
           <w:p>
             <w:pPr>
@@ -5286,13 +5637,13 @@
               <w:rPr>
                 <w:sz w:val="16"/>
               </w:rPr>
-              <w:t>11.650</w:t>
-            </w:r>
-          </w:p>
-        </w:tc>
-        <w:tc>
-          <w:tcPr>
-            <w:tcW w:type="dxa" w:w="2551"/>
+              <w:t>43.360 / 3.840</w:t>
+            </w:r>
+          </w:p>
+        </w:tc>
+        <w:tc>
+          <w:tcPr>
+            <w:tcW w:type="dxa" w:w="2948"/>
           </w:tcPr>
           <w:p>
             <w:pPr>
@@ -5310,7 +5661,7 @@
       <w:tr>
         <w:tc>
           <w:tcPr>
-            <w:tcW w:type="dxa" w:w="3628"/>
+            <w:tcW w:type="dxa" w:w="3742"/>
           </w:tcPr>
           <w:p>
             <w:pPr>
@@ -5320,13 +5671,13 @@
               <w:rPr>
                 <w:sz w:val="16"/>
               </w:rPr>
-              <w:t>RBI-2 intrusiva</w:t>
-            </w:r>
-          </w:p>
-        </w:tc>
-        <w:tc>
-          <w:tcPr>
-            <w:tcW w:type="dxa" w:w="2268"/>
+              <w:t>RBI-1 intrusiva</w:t>
+            </w:r>
+          </w:p>
+        </w:tc>
+        <w:tc>
+          <w:tcPr>
+            <w:tcW w:type="dxa" w:w="1928"/>
           </w:tcPr>
           <w:p>
             <w:pPr>
@@ -5336,13 +5687,13 @@
               <w:rPr>
                 <w:sz w:val="16"/>
               </w:rPr>
-              <w:t>1.410</w:t>
-            </w:r>
-          </w:p>
-        </w:tc>
-        <w:tc>
-          <w:tcPr>
-            <w:tcW w:type="dxa" w:w="2041"/>
+              <w:t>11.650</w:t>
+            </w:r>
+          </w:p>
+        </w:tc>
+        <w:tc>
+          <w:tcPr>
+            <w:tcW w:type="dxa" w:w="1871"/>
           </w:tcPr>
           <w:p>
             <w:pPr>
@@ -5352,13 +5703,13 @@
               <w:rPr>
                 <w:sz w:val="16"/>
               </w:rPr>
-              <w:t>1.170</w:t>
-            </w:r>
-          </w:p>
-        </w:tc>
-        <w:tc>
-          <w:tcPr>
-            <w:tcW w:type="dxa" w:w="2551"/>
+              <w:t>11.650</w:t>
+            </w:r>
+          </w:p>
+        </w:tc>
+        <w:tc>
+          <w:tcPr>
+            <w:tcW w:type="dxa" w:w="2948"/>
           </w:tcPr>
           <w:p>
             <w:pPr>
@@ -5368,7 +5719,7 @@
               <w:rPr>
                 <w:sz w:val="16"/>
               </w:rPr>
-              <w:t>INCONSISTENTE</w:t>
+              <w:t>OK</w:t>
             </w:r>
           </w:p>
         </w:tc>
@@ -5376,7 +5727,7 @@
       <w:tr>
         <w:tc>
           <w:tcPr>
-            <w:tcW w:type="dxa" w:w="3628"/>
+            <w:tcW w:type="dxa" w:w="3742"/>
           </w:tcPr>
           <w:p>
             <w:pPr>
@@ -5386,13 +5737,13 @@
               <w:rPr>
                 <w:sz w:val="16"/>
               </w:rPr>
-              <w:t>RBI-1 no intrusiva</w:t>
-            </w:r>
-          </w:p>
-        </w:tc>
-        <w:tc>
-          <w:tcPr>
-            <w:tcW w:type="dxa" w:w="2268"/>
+              <w:t>RBI-2 intrusiva</w:t>
+            </w:r>
+          </w:p>
+        </w:tc>
+        <w:tc>
+          <w:tcPr>
+            <w:tcW w:type="dxa" w:w="1928"/>
           </w:tcPr>
           <w:p>
             <w:pPr>
@@ -5402,13 +5753,13 @@
               <w:rPr>
                 <w:sz w:val="16"/>
               </w:rPr>
-              <w:t>2.010</w:t>
-            </w:r>
-          </w:p>
-        </w:tc>
-        <w:tc>
-          <w:tcPr>
-            <w:tcW w:type="dxa" w:w="2041"/>
+              <w:t>1.410</w:t>
+            </w:r>
+          </w:p>
+        </w:tc>
+        <w:tc>
+          <w:tcPr>
+            <w:tcW w:type="dxa" w:w="1871"/>
           </w:tcPr>
           <w:p>
             <w:pPr>
@@ -5418,13 +5769,13 @@
               <w:rPr>
                 <w:sz w:val="16"/>
               </w:rPr>
-              <w:t>1.080</w:t>
-            </w:r>
-          </w:p>
-        </w:tc>
-        <w:tc>
-          <w:tcPr>
-            <w:tcW w:type="dxa" w:w="2551"/>
+              <w:t>1.170</w:t>
+            </w:r>
+          </w:p>
+        </w:tc>
+        <w:tc>
+          <w:tcPr>
+            <w:tcW w:type="dxa" w:w="2948"/>
           </w:tcPr>
           <w:p>
             <w:pPr>
@@ -5442,7 +5793,7 @@
       <w:tr>
         <w:tc>
           <w:tcPr>
-            <w:tcW w:type="dxa" w:w="3628"/>
+            <w:tcW w:type="dxa" w:w="3742"/>
           </w:tcPr>
           <w:p>
             <w:pPr>
@@ -5452,13 +5803,13 @@
               <w:rPr>
                 <w:sz w:val="16"/>
               </w:rPr>
-              <w:t>Tasa de corrosión</w:t>
-            </w:r>
-          </w:p>
-        </w:tc>
-        <w:tc>
-          <w:tcPr>
-            <w:tcW w:type="dxa" w:w="2268"/>
+              <w:t>RBI-1 no intrusiva</w:t>
+            </w:r>
+          </w:p>
+        </w:tc>
+        <w:tc>
+          <w:tcPr>
+            <w:tcW w:type="dxa" w:w="1928"/>
           </w:tcPr>
           <w:p>
             <w:pPr>
@@ -5468,13 +5819,13 @@
               <w:rPr>
                 <w:sz w:val="16"/>
               </w:rPr>
-              <w:t>0,202</w:t>
-            </w:r>
-          </w:p>
-        </w:tc>
-        <w:tc>
-          <w:tcPr>
-            <w:tcW w:type="dxa" w:w="2041"/>
+              <w:t>2.010</w:t>
+            </w:r>
+          </w:p>
+        </w:tc>
+        <w:tc>
+          <w:tcPr>
+            <w:tcW w:type="dxa" w:w="1871"/>
           </w:tcPr>
           <w:p>
             <w:pPr>
@@ -5484,13 +5835,13 @@
               <w:rPr>
                 <w:sz w:val="16"/>
               </w:rPr>
-              <w:t>0,132</w:t>
-            </w:r>
-          </w:p>
-        </w:tc>
-        <w:tc>
-          <w:tcPr>
-            <w:tcW w:type="dxa" w:w="2551"/>
+              <w:t>1.080</w:t>
+            </w:r>
+          </w:p>
+        </w:tc>
+        <w:tc>
+          <w:tcPr>
+            <w:tcW w:type="dxa" w:w="2948"/>
           </w:tcPr>
           <w:p>
             <w:pPr>
@@ -5508,7 +5859,7 @@
       <w:tr>
         <w:tc>
           <w:tcPr>
-            <w:tcW w:type="dxa" w:w="3628"/>
+            <w:tcW w:type="dxa" w:w="3742"/>
           </w:tcPr>
           <w:p>
             <w:pPr>
@@ -5518,13 +5869,13 @@
               <w:rPr>
                 <w:sz w:val="16"/>
               </w:rPr>
-              <w:t>Df implícito A&lt;B&lt;C&lt;D (intervalos 23/17/12/9 a)</w:t>
-            </w:r>
-          </w:p>
-        </w:tc>
-        <w:tc>
-          <w:tcPr>
-            <w:tcW w:type="dxa" w:w="2268"/>
+              <w:t>Tasa de corrosión</w:t>
+            </w:r>
+          </w:p>
+        </w:tc>
+        <w:tc>
+          <w:tcPr>
+            <w:tcW w:type="dxa" w:w="1928"/>
           </w:tcPr>
           <w:p>
             <w:pPr>
@@ -5534,13 +5885,13 @@
               <w:rPr>
                 <w:sz w:val="16"/>
               </w:rPr>
-              <w:t>0,01&lt;0,09&lt;0,51&lt;1,4</w:t>
-            </w:r>
-          </w:p>
-        </w:tc>
-        <w:tc>
-          <w:tcPr>
-            <w:tcW w:type="dxa" w:w="2041"/>
+              <w:t>0,202</w:t>
+            </w:r>
+          </w:p>
+        </w:tc>
+        <w:tc>
+          <w:tcPr>
+            <w:tcW w:type="dxa" w:w="1871"/>
           </w:tcPr>
           <w:p>
             <w:pPr>
@@ -5550,13 +5901,13 @@
               <w:rPr>
                 <w:sz w:val="16"/>
               </w:rPr>
-              <w:t>Tabla 6</w:t>
-            </w:r>
-          </w:p>
-        </w:tc>
-        <w:tc>
-          <w:tcPr>
-            <w:tcW w:type="dxa" w:w="2551"/>
+              <w:t>0,132</w:t>
+            </w:r>
+          </w:p>
+        </w:tc>
+        <w:tc>
+          <w:tcPr>
+            <w:tcW w:type="dxa" w:w="2948"/>
           </w:tcPr>
           <w:p>
             <w:pPr>
@@ -5566,7 +5917,139 @@
               <w:rPr>
                 <w:sz w:val="16"/>
               </w:rPr>
-              <w:t>OK</w:t>
+              <w:t>INCONSISTENTE</w:t>
+            </w:r>
+          </w:p>
+        </w:tc>
+      </w:tr>
+      <w:tr>
+        <w:tc>
+          <w:tcPr>
+            <w:tcW w:type="dxa" w:w="3742"/>
+          </w:tcPr>
+          <w:p>
+            <w:pPr>
+              <w:spacing w:after="0"/>
+            </w:pPr>
+            <w:r>
+              <w:rPr>
+                <w:sz w:val="16"/>
+              </w:rPr>
+              <w:t>Motor Df (t_min 4 mm supuesto): Df 2023 → cat. 1</w:t>
+            </w:r>
+          </w:p>
+        </w:tc>
+        <w:tc>
+          <w:tcPr>
+            <w:tcW w:type="dxa" w:w="1928"/>
+          </w:tcPr>
+          <w:p>
+            <w:pPr>
+              <w:spacing w:after="0"/>
+            </w:pPr>
+            <w:r>
+              <w:rPr>
+                <w:sz w:val="16"/>
+              </w:rPr>
+              <w:t>0,7</w:t>
+            </w:r>
+          </w:p>
+        </w:tc>
+        <w:tc>
+          <w:tcPr>
+            <w:tcW w:type="dxa" w:w="1871"/>
+          </w:tcPr>
+          <w:p>
+            <w:pPr>
+              <w:spacing w:after="0"/>
+            </w:pPr>
+            <w:r>
+              <w:rPr>
+                <w:sz w:val="16"/>
+              </w:rPr>
+              <w:t>1C</w:t>
+            </w:r>
+          </w:p>
+        </w:tc>
+        <w:tc>
+          <w:tcPr>
+            <w:tcW w:type="dxa" w:w="2948"/>
+          </w:tcPr>
+          <w:p>
+            <w:pPr>
+              <w:spacing w:after="0"/>
+            </w:pPr>
+            <w:r>
+              <w:rPr>
+                <w:sz w:val="16"/>
+              </w:rPr>
+              <w:t>OK (parcial)</w:t>
+            </w:r>
+          </w:p>
+        </w:tc>
+      </w:tr>
+      <w:tr>
+        <w:tc>
+          <w:tcPr>
+            <w:tcW w:type="dxa" w:w="3742"/>
+          </w:tcPr>
+          <w:p>
+            <w:pPr>
+              <w:spacing w:after="0"/>
+            </w:pPr>
+            <w:r>
+              <w:rPr>
+                <w:sz w:val="16"/>
+              </w:rPr>
+              <w:t>Df CUI cruza 30 / 1.ª insp. CUI</w:t>
+            </w:r>
+          </w:p>
+        </w:tc>
+        <w:tc>
+          <w:tcPr>
+            <w:tcW w:type="dxa" w:w="1928"/>
+          </w:tcPr>
+          <w:p>
+            <w:pPr>
+              <w:spacing w:after="0"/>
+            </w:pPr>
+            <w:r>
+              <w:rPr>
+                <w:sz w:val="16"/>
+              </w:rPr>
+              <w:t>2028</w:t>
+            </w:r>
+          </w:p>
+        </w:tc>
+        <w:tc>
+          <w:tcPr>
+            <w:tcW w:type="dxa" w:w="1871"/>
+          </w:tcPr>
+          <w:p>
+            <w:pPr>
+              <w:spacing w:after="0"/>
+            </w:pPr>
+            <w:r>
+              <w:rPr>
+                <w:sz w:val="16"/>
+              </w:rPr>
+              <w:t>2032–2033</w:t>
+            </w:r>
+          </w:p>
+        </w:tc>
+        <w:tc>
+          <w:tcPr>
+            <w:tcW w:type="dxa" w:w="2948"/>
+          </w:tcPr>
+          <w:p>
+            <w:pPr>
+              <w:spacing w:after="0"/>
+            </w:pPr>
+            <w:r>
+              <w:rPr>
+                <w:sz w:val="16"/>
+              </w:rPr>
+              <w:t>DIFERENCIA (t_min, recubrimiento)</w:t>
             </w:r>
           </w:p>
         </w:tc>
@@ -5588,7 +6071,7 @@
           <w:color w:val="1F3864"/>
           <w:sz w:val="23"/>
         </w:rPr>
-        <w:t>8. Extrapolación a recipientes de Barrancabermeja (250.000 bbl/d y 52 unidades: datos suyos)</w:t>
+        <w:t>9. Extrapolación a recipientes de Barrancabermeja (250.000 bbl/d y 52 unidades: datos suyos)</w:t>
       </w:r>
     </w:p>
     <w:p>
@@ -5652,7 +6135,7 @@
           <w:color w:val="1F3864"/>
           <w:sz w:val="23"/>
         </w:rPr>
-        <w:t>9. Respuestas clave</w:t>
+        <w:t>10. Respuestas clave</w:t>
       </w:r>
     </w:p>
     <w:p>
@@ -5765,7 +6248,7 @@
           <w:color w:val="1F3864"/>
           <w:sz w:val="23"/>
         </w:rPr>
-        <w:t>10. Literatura para integrar el VAN (DOI)</w:t>
+        <w:t>11. Literatura para integrar el VAN (DOI)</w:t>
       </w:r>
     </w:p>
     <w:tbl>
@@ -6105,7 +6588,7 @@
           <w:color w:val="1F3864"/>
           <w:sz w:val="23"/>
         </w:rPr>
-        <w:t>11. Pendientes</w:t>
+        <w:t>12. Pendientes</w:t>
       </w:r>
     </w:p>
     <w:p>
